--- a/voiture_mobile/Documentação Mobile - Voiture.docx
+++ b/voiture_mobile/Documentação Mobile - Voiture.docx
@@ -221,6 +221,7 @@
           <w:szCs w:val="32"/>
         </w:rPr>
       </w:pPr>
+      <w:proofErr w:type="spellStart"/>
       <w:r>
         <w:rPr>
           <w:rFonts w:cs="Times New Roman"/>
@@ -229,7 +230,18 @@
           <w:sz w:val="32"/>
           <w:szCs w:val="32"/>
         </w:rPr>
-        <w:t>Voiture – Gestão de Estoque</w:t>
+        <w:t>Voiture</w:t>
+      </w:r>
+      <w:proofErr w:type="spellEnd"/>
+      <w:r>
+        <w:rPr>
+          <w:rFonts w:cs="Times New Roman"/>
+          <w:b/>
+          <w:bCs/>
+          <w:sz w:val="32"/>
+          <w:szCs w:val="32"/>
+        </w:rPr>
+        <w:t xml:space="preserve"> – Gestão de Estoque</w:t>
       </w:r>
     </w:p>
     <w:p>
@@ -586,7 +598,14 @@
           <w:rFonts w:cs="Times New Roman"/>
           <w:szCs w:val="24"/>
         </w:rPr>
-        <w:t>Junho/2026</w:t>
+        <w:t>Setembro</w:t>
+      </w:r>
+      <w:r>
+        <w:rPr>
+          <w:rFonts w:cs="Times New Roman"/>
+          <w:szCs w:val="24"/>
+        </w:rPr>
+        <w:t>/2026</w:t>
       </w:r>
     </w:p>
     <w:p>
@@ -617,17 +636,28 @@
     </w:p>
     <w:p>
       <w:pPr>
-        <w:rPr>
+        <w:jc w:val="center"/>
+        <w:rPr>
+          <w:noProof/>
           <w:lang w:eastAsia="pt-BR"/>
         </w:rPr>
       </w:pPr>
-      <w:r>
+    </w:p>
+    <w:p>
+      <w:pPr>
+        <w:jc w:val="center"/>
         <w:rPr>
           <w:lang w:eastAsia="pt-BR"/>
         </w:rPr>
+      </w:pPr>
+      <w:r>
+        <w:rPr>
+          <w:noProof/>
+          <w:lang w:eastAsia="pt-BR"/>
+        </w:rPr>
         <w:drawing>
-          <wp:inline distT="0" distB="0" distL="0" distR="0" wp14:anchorId="544717EB" wp14:editId="040229BE">
-            <wp:extent cx="5400040" cy="2861945"/>
+          <wp:inline distT="0" distB="0" distL="0" distR="0" wp14:anchorId="544717EB" wp14:editId="53A13822">
+            <wp:extent cx="1833795" cy="4198620"/>
             <wp:effectExtent l="0" t="0" r="0" b="0"/>
             <wp:docPr id="110400497" name="Imagem 1"/>
             <wp:cNvGraphicFramePr>
@@ -640,8 +670,393 @@
                     <pic:cNvPr id="110400497" name=""/>
                     <pic:cNvPicPr/>
                   </pic:nvPicPr>
+                  <pic:blipFill rotWithShape="1">
+                    <a:blip r:embed="rId5"/>
+                    <a:srcRect r="76852"/>
+                    <a:stretch>
+                      <a:fillRect/>
+                    </a:stretch>
+                  </pic:blipFill>
+                  <pic:spPr bwMode="auto">
+                    <a:xfrm>
+                      <a:off x="0" y="0"/>
+                      <a:ext cx="1844370" cy="4222833"/>
+                    </a:xfrm>
+                    <a:prstGeom prst="rect">
+                      <a:avLst/>
+                    </a:prstGeom>
+                    <a:ln>
+                      <a:noFill/>
+                    </a:ln>
+                    <a:extLst>
+                      <a:ext uri="{53640926-AAD7-44D8-BBD7-CCE9431645EC}">
+                        <a14:shadowObscured xmlns:a14="http://schemas.microsoft.com/office/drawing/2010/main"/>
+                      </a:ext>
+                    </a:extLst>
+                  </pic:spPr>
+                </pic:pic>
+              </a:graphicData>
+            </a:graphic>
+          </wp:inline>
+        </w:drawing>
+      </w:r>
+    </w:p>
+    <w:p>
+      <w:pPr>
+        <w:rPr>
+          <w:lang w:eastAsia="pt-BR"/>
+        </w:rPr>
+      </w:pPr>
+    </w:p>
+    <w:p>
+      <w:pPr>
+        <w:rPr>
+          <w:lang w:eastAsia="pt-BR"/>
+        </w:rPr>
+      </w:pPr>
+    </w:p>
+    <w:p>
+      <w:pPr>
+        <w:spacing w:line="360" w:lineRule="auto"/>
+        <w:ind w:firstLine="708"/>
+        <w:rPr>
+          <w:lang w:eastAsia="pt-BR"/>
+        </w:rPr>
+      </w:pPr>
+      <w:r>
+        <w:rPr>
+          <w:lang w:eastAsia="pt-BR"/>
+        </w:rPr>
+        <w:t xml:space="preserve">A pasta </w:t>
+      </w:r>
+      <w:proofErr w:type="spellStart"/>
+      <w:r>
+        <w:rPr>
+          <w:b/>
+          <w:bCs/>
+          <w:lang w:eastAsia="pt-BR"/>
+        </w:rPr>
+        <w:t>screens</w:t>
+      </w:r>
+      <w:proofErr w:type="spellEnd"/>
+      <w:r>
+        <w:rPr>
+          <w:lang w:eastAsia="pt-BR"/>
+        </w:rPr>
+        <w:t xml:space="preserve"> armazena todas as telas do nosso sistema, incluindo as telas de</w:t>
+      </w:r>
+      <w:r>
+        <w:rPr>
+          <w:lang w:eastAsia="pt-BR"/>
+        </w:rPr>
+        <w:t xml:space="preserve">: </w:t>
+      </w:r>
+      <w:r>
+        <w:rPr>
+          <w:lang w:eastAsia="pt-BR"/>
+        </w:rPr>
+        <w:t xml:space="preserve">a </w:t>
+      </w:r>
+      <w:r>
+        <w:rPr>
+          <w:lang w:eastAsia="pt-BR"/>
+        </w:rPr>
+        <w:t>Movimentação de Entrada (</w:t>
+      </w:r>
+      <w:proofErr w:type="spellStart"/>
+      <w:r>
+        <w:rPr>
+          <w:lang w:eastAsia="pt-BR"/>
+        </w:rPr>
+        <w:t>EntryScreen</w:t>
+      </w:r>
+      <w:proofErr w:type="spellEnd"/>
+      <w:r>
+        <w:rPr>
+          <w:lang w:eastAsia="pt-BR"/>
+        </w:rPr>
+        <w:t xml:space="preserve">) em que os </w:t>
+      </w:r>
+      <w:r>
+        <w:rPr>
+          <w:lang w:eastAsia="pt-BR"/>
+        </w:rPr>
+        <w:t xml:space="preserve">produtos são escaneados por QR </w:t>
+      </w:r>
+      <w:proofErr w:type="spellStart"/>
+      <w:r>
+        <w:rPr>
+          <w:lang w:eastAsia="pt-BR"/>
+        </w:rPr>
+        <w:t>Code</w:t>
+      </w:r>
+      <w:proofErr w:type="spellEnd"/>
+      <w:r>
+        <w:rPr>
+          <w:lang w:eastAsia="pt-BR"/>
+        </w:rPr>
+        <w:t xml:space="preserve"> e a quantidade é definida para entrar um produto no estoque, a Movimentação de Saída (</w:t>
+      </w:r>
+      <w:proofErr w:type="spellStart"/>
+      <w:r>
+        <w:rPr>
+          <w:lang w:eastAsia="pt-BR"/>
+        </w:rPr>
+        <w:t>ExitScreen</w:t>
+      </w:r>
+      <w:proofErr w:type="spellEnd"/>
+      <w:r>
+        <w:rPr>
+          <w:lang w:eastAsia="pt-BR"/>
+        </w:rPr>
+        <w:t>) é similar a tela de entrada, porém retira produto do estoque, o Histórico (</w:t>
+      </w:r>
+      <w:proofErr w:type="spellStart"/>
+      <w:r>
+        <w:rPr>
+          <w:lang w:eastAsia="pt-BR"/>
+        </w:rPr>
+        <w:t>HistoryScreen</w:t>
+      </w:r>
+      <w:proofErr w:type="spellEnd"/>
+      <w:r>
+        <w:rPr>
+          <w:lang w:eastAsia="pt-BR"/>
+        </w:rPr>
+        <w:t>) que apresenta o histórico de movimentação dos produtos, o Dashboard (</w:t>
+      </w:r>
+      <w:proofErr w:type="spellStart"/>
+      <w:r>
+        <w:rPr>
+          <w:lang w:eastAsia="pt-BR"/>
+        </w:rPr>
+        <w:t>HomeScreen</w:t>
+      </w:r>
+      <w:proofErr w:type="spellEnd"/>
+      <w:r>
+        <w:rPr>
+          <w:lang w:eastAsia="pt-BR"/>
+        </w:rPr>
+        <w:t>)</w:t>
+      </w:r>
+      <w:r>
+        <w:rPr>
+          <w:lang w:eastAsia="pt-BR"/>
+        </w:rPr>
+        <w:t xml:space="preserve"> que apresenta a quantidade de produtos em estoque e registro de atividades de entrada e saída, Login (</w:t>
+      </w:r>
+      <w:proofErr w:type="spellStart"/>
+      <w:r>
+        <w:rPr>
+          <w:lang w:eastAsia="pt-BR"/>
+        </w:rPr>
+        <w:t>LoginScreen</w:t>
+      </w:r>
+      <w:proofErr w:type="spellEnd"/>
+      <w:r>
+        <w:rPr>
+          <w:lang w:eastAsia="pt-BR"/>
+        </w:rPr>
+        <w:t>) onde o usuário colocará suas informações e entrará no sistema, Produto (</w:t>
+      </w:r>
+      <w:proofErr w:type="spellStart"/>
+      <w:r>
+        <w:rPr>
+          <w:lang w:eastAsia="pt-BR"/>
+        </w:rPr>
+        <w:t>ProductScreen</w:t>
+      </w:r>
+      <w:proofErr w:type="spellEnd"/>
+      <w:r>
+        <w:rPr>
+          <w:lang w:eastAsia="pt-BR"/>
+        </w:rPr>
+        <w:t>) com a função de mostrar e listar todos os produtos em estoque e as Configurações (</w:t>
+      </w:r>
+      <w:proofErr w:type="spellStart"/>
+      <w:r>
+        <w:rPr>
+          <w:lang w:eastAsia="pt-BR"/>
+        </w:rPr>
+        <w:t>SettingsScreens</w:t>
+      </w:r>
+      <w:proofErr w:type="spellEnd"/>
+      <w:r>
+        <w:rPr>
+          <w:lang w:eastAsia="pt-BR"/>
+        </w:rPr>
+        <w:t>) com todas as configurações que o usuário pode modificar.</w:t>
+      </w:r>
+    </w:p>
+    <w:p>
+      <w:pPr>
+        <w:spacing w:line="360" w:lineRule="auto"/>
+        <w:ind w:firstLine="708"/>
+        <w:rPr>
+          <w:lang w:eastAsia="pt-BR"/>
+        </w:rPr>
+      </w:pPr>
+      <w:r>
+        <w:rPr>
+          <w:lang w:eastAsia="pt-BR"/>
+        </w:rPr>
+        <w:t xml:space="preserve">O arquivo </w:t>
+      </w:r>
+      <w:r>
+        <w:rPr>
+          <w:b/>
+          <w:bCs/>
+          <w:lang w:eastAsia="pt-BR"/>
+        </w:rPr>
+        <w:t>api.js</w:t>
+      </w:r>
+      <w:r>
+        <w:rPr>
+          <w:b/>
+          <w:bCs/>
+          <w:lang w:eastAsia="pt-BR"/>
+        </w:rPr>
+        <w:t xml:space="preserve"> </w:t>
+      </w:r>
+      <w:r>
+        <w:rPr>
+          <w:lang w:eastAsia="pt-BR"/>
+        </w:rPr>
+        <w:t xml:space="preserve">faz a comunicação entre o aplicativo e o </w:t>
+      </w:r>
+      <w:proofErr w:type="spellStart"/>
+      <w:r>
+        <w:rPr>
+          <w:lang w:eastAsia="pt-BR"/>
+        </w:rPr>
+        <w:t>backend</w:t>
+      </w:r>
+      <w:proofErr w:type="spellEnd"/>
+      <w:r>
+        <w:rPr>
+          <w:lang w:eastAsia="pt-BR"/>
+        </w:rPr>
+        <w:t xml:space="preserve"> do nosso sistema e o </w:t>
+      </w:r>
+      <w:proofErr w:type="spellStart"/>
+      <w:r>
+        <w:rPr>
+          <w:lang w:eastAsia="pt-BR"/>
+        </w:rPr>
+        <w:t>Flask</w:t>
+      </w:r>
+      <w:proofErr w:type="spellEnd"/>
+      <w:r>
+        <w:rPr>
+          <w:lang w:eastAsia="pt-BR"/>
+        </w:rPr>
+        <w:t xml:space="preserve"> (</w:t>
+      </w:r>
+      <w:proofErr w:type="spellStart"/>
+      <w:r>
+        <w:rPr>
+          <w:lang w:eastAsia="pt-BR"/>
+        </w:rPr>
+        <w:t>backend</w:t>
+      </w:r>
+      <w:proofErr w:type="spellEnd"/>
+      <w:r>
+        <w:rPr>
+          <w:lang w:eastAsia="pt-BR"/>
+        </w:rPr>
+        <w:t xml:space="preserve">) coleta as informações do banco de dados e retorna para o mobile. Já o arquivo </w:t>
+      </w:r>
+      <w:r>
+        <w:rPr>
+          <w:b/>
+          <w:bCs/>
+          <w:lang w:eastAsia="pt-BR"/>
+        </w:rPr>
+        <w:t xml:space="preserve">server.js </w:t>
+      </w:r>
+      <w:r>
+        <w:rPr>
+          <w:lang w:eastAsia="pt-BR"/>
+        </w:rPr>
+        <w:t xml:space="preserve">não é mais utilizado por nossa empresa, pois decidimos integrar diretamente com o </w:t>
+      </w:r>
+      <w:proofErr w:type="spellStart"/>
+      <w:r>
+        <w:rPr>
+          <w:lang w:eastAsia="pt-BR"/>
+        </w:rPr>
+        <w:t>backend</w:t>
+      </w:r>
+      <w:proofErr w:type="spellEnd"/>
+      <w:r>
+        <w:rPr>
+          <w:lang w:eastAsia="pt-BR"/>
+        </w:rPr>
+        <w:t xml:space="preserve">, fazendo os </w:t>
+      </w:r>
+      <w:proofErr w:type="spellStart"/>
+      <w:r>
+        <w:rPr>
+          <w:lang w:eastAsia="pt-BR"/>
+        </w:rPr>
+        <w:t>endpoints</w:t>
+      </w:r>
+      <w:proofErr w:type="spellEnd"/>
+      <w:r>
+        <w:rPr>
+          <w:lang w:eastAsia="pt-BR"/>
+        </w:rPr>
+        <w:t xml:space="preserve"> no arquivo app.py</w:t>
+      </w:r>
+      <w:r>
+        <w:rPr>
+          <w:lang w:eastAsia="pt-BR"/>
+        </w:rPr>
+        <w:t>.</w:t>
+      </w:r>
+    </w:p>
+    <w:p>
+      <w:pPr>
+        <w:pStyle w:val="Ttulo1"/>
+        <w:numPr>
+          <w:ilvl w:val="0"/>
+          <w:numId w:val="4"/>
+        </w:numPr>
+      </w:pPr>
+      <w:r>
+        <w:lastRenderedPageBreak/>
+        <w:t>Tela de Login</w:t>
+      </w:r>
+    </w:p>
+    <w:p/>
+    <w:p>
+      <w:r>
+        <w:t>Antes:                                                             Depois:</w:t>
+      </w:r>
+    </w:p>
+    <w:p/>
+    <w:p>
+      <w:r>
+        <w:rPr>
+          <w:noProof/>
+        </w:rPr>
+        <w:drawing>
+          <wp:inline distT="0" distB="0" distL="0" distR="0" wp14:anchorId="5C3D9249" wp14:editId="6BA447C1">
+            <wp:extent cx="2606140" cy="4730923"/>
+            <wp:effectExtent l="0" t="0" r="3810" b="0"/>
+            <wp:docPr id="1915711587" name="Imagem 1"/>
+            <wp:cNvGraphicFramePr>
+              <a:graphicFrameLocks xmlns:a="http://schemas.openxmlformats.org/drawingml/2006/main" noChangeAspect="1"/>
+            </wp:cNvGraphicFramePr>
+            <a:graphic xmlns:a="http://schemas.openxmlformats.org/drawingml/2006/main">
+              <a:graphicData uri="http://schemas.openxmlformats.org/drawingml/2006/picture">
+                <pic:pic xmlns:pic="http://schemas.openxmlformats.org/drawingml/2006/picture">
+                  <pic:nvPicPr>
+                    <pic:cNvPr id="1915711587" name=""/>
+                    <pic:cNvPicPr/>
+                  </pic:nvPicPr>
                   <pic:blipFill>
-                    <a:blip r:embed="rId5"/>
+                    <a:blip r:embed="rId6"/>
                     <a:stretch>
                       <a:fillRect/>
                     </a:stretch>
@@ -649,7 +1064,7 @@
                   <pic:spPr>
                     <a:xfrm>
                       <a:off x="0" y="0"/>
-                      <a:ext cx="5400040" cy="2861945"/>
+                      <a:ext cx="2633146" cy="4779947"/>
                     </a:xfrm>
                     <a:prstGeom prst="rect">
                       <a:avLst/>
@@ -661,381 +1076,69 @@
           </wp:inline>
         </w:drawing>
       </w:r>
-    </w:p>
-    <w:p>
-      <w:pPr>
-        <w:rPr>
-          <w:lang w:eastAsia="pt-BR"/>
-        </w:rPr>
-      </w:pPr>
-    </w:p>
-    <w:p>
-      <w:pPr>
-        <w:spacing w:line="360" w:lineRule="auto"/>
-        <w:ind w:firstLine="708"/>
-        <w:rPr>
-          <w:lang w:eastAsia="pt-BR"/>
-        </w:rPr>
-      </w:pPr>
-      <w:r>
-        <w:rPr>
-          <w:lang w:eastAsia="pt-BR"/>
-        </w:rPr>
-        <w:t xml:space="preserve">A pasta </w:t>
-      </w:r>
-      <w:proofErr w:type="spellStart"/>
-      <w:r>
-        <w:rPr>
-          <w:b/>
-          <w:bCs/>
-          <w:lang w:eastAsia="pt-BR"/>
-        </w:rPr>
-        <w:t>screens</w:t>
-      </w:r>
-      <w:proofErr w:type="spellEnd"/>
-      <w:r>
-        <w:rPr>
-          <w:lang w:eastAsia="pt-BR"/>
-        </w:rPr>
-        <w:t xml:space="preserve"> armazena todas as telas do nosso sistema, incluindo as telas de</w:t>
-      </w:r>
-      <w:r>
-        <w:rPr>
-          <w:lang w:eastAsia="pt-BR"/>
-        </w:rPr>
-        <w:t xml:space="preserve">: </w:t>
-      </w:r>
-      <w:r>
-        <w:rPr>
-          <w:lang w:eastAsia="pt-BR"/>
-        </w:rPr>
-        <w:t xml:space="preserve">a </w:t>
-      </w:r>
-      <w:r>
-        <w:rPr>
-          <w:lang w:eastAsia="pt-BR"/>
-        </w:rPr>
-        <w:t>Movimentação de Entrada (</w:t>
-      </w:r>
-      <w:proofErr w:type="spellStart"/>
-      <w:r>
-        <w:rPr>
-          <w:lang w:eastAsia="pt-BR"/>
-        </w:rPr>
-        <w:t>EntryScreen</w:t>
-      </w:r>
-      <w:proofErr w:type="spellEnd"/>
-      <w:r>
-        <w:rPr>
-          <w:lang w:eastAsia="pt-BR"/>
-        </w:rPr>
-        <w:t xml:space="preserve">) em que os </w:t>
-      </w:r>
-      <w:r>
-        <w:rPr>
-          <w:lang w:eastAsia="pt-BR"/>
-        </w:rPr>
-        <w:t xml:space="preserve">produtos são escaneados por QR </w:t>
-      </w:r>
-      <w:proofErr w:type="spellStart"/>
-      <w:r>
-        <w:rPr>
-          <w:lang w:eastAsia="pt-BR"/>
-        </w:rPr>
-        <w:t>Code</w:t>
-      </w:r>
-      <w:proofErr w:type="spellEnd"/>
-      <w:r>
-        <w:rPr>
-          <w:lang w:eastAsia="pt-BR"/>
-        </w:rPr>
-        <w:t xml:space="preserve"> e a quantidade é definida para entrar um produto no estoque, a Movimentação de Saída (</w:t>
-      </w:r>
-      <w:proofErr w:type="spellStart"/>
-      <w:r>
-        <w:rPr>
-          <w:lang w:eastAsia="pt-BR"/>
-        </w:rPr>
-        <w:t>ExitScreen</w:t>
-      </w:r>
-      <w:proofErr w:type="spellEnd"/>
-      <w:r>
-        <w:rPr>
-          <w:lang w:eastAsia="pt-BR"/>
-        </w:rPr>
-        <w:t>) que é similar a tela de entrada, porém retira produto do estoque, o Histórico (</w:t>
-      </w:r>
-      <w:proofErr w:type="spellStart"/>
-      <w:r>
-        <w:rPr>
-          <w:lang w:eastAsia="pt-BR"/>
-        </w:rPr>
-        <w:t>HistoryScreen</w:t>
-      </w:r>
-      <w:proofErr w:type="spellEnd"/>
-      <w:r>
-        <w:rPr>
-          <w:lang w:eastAsia="pt-BR"/>
-        </w:rPr>
-        <w:t>) que apresenta o histórico de movimentação dos produtos, o Dashboard (</w:t>
-      </w:r>
-      <w:proofErr w:type="spellStart"/>
-      <w:r>
-        <w:rPr>
-          <w:lang w:eastAsia="pt-BR"/>
-        </w:rPr>
-        <w:t>HomeScreen</w:t>
-      </w:r>
-      <w:proofErr w:type="spellEnd"/>
-      <w:r>
-        <w:rPr>
-          <w:lang w:eastAsia="pt-BR"/>
-        </w:rPr>
-        <w:t>)</w:t>
-      </w:r>
-      <w:r>
-        <w:rPr>
-          <w:lang w:eastAsia="pt-BR"/>
-        </w:rPr>
-        <w:t xml:space="preserve"> que apresenta a quantidade de produtos em estoque e registro de atividades de entrada e saída, Login (</w:t>
-      </w:r>
-      <w:proofErr w:type="spellStart"/>
-      <w:r>
-        <w:rPr>
-          <w:lang w:eastAsia="pt-BR"/>
-        </w:rPr>
-        <w:t>LoginScreen</w:t>
-      </w:r>
-      <w:proofErr w:type="spellEnd"/>
-      <w:r>
-        <w:rPr>
-          <w:lang w:eastAsia="pt-BR"/>
-        </w:rPr>
-        <w:t>) onde o usuário colocará suas informações e entrará no sistema, Produto (</w:t>
-      </w:r>
-      <w:proofErr w:type="spellStart"/>
-      <w:r>
-        <w:rPr>
-          <w:lang w:eastAsia="pt-BR"/>
-        </w:rPr>
-        <w:t>ProductScreen</w:t>
-      </w:r>
-      <w:proofErr w:type="spellEnd"/>
-      <w:r>
-        <w:rPr>
-          <w:lang w:eastAsia="pt-BR"/>
-        </w:rPr>
-        <w:t>) com a função de mostrar e listar todos os produtos em estoque e as Configurações (</w:t>
-      </w:r>
-      <w:proofErr w:type="spellStart"/>
-      <w:r>
-        <w:rPr>
-          <w:lang w:eastAsia="pt-BR"/>
-        </w:rPr>
-        <w:t>SettingsScreens</w:t>
-      </w:r>
-      <w:proofErr w:type="spellEnd"/>
-      <w:r>
-        <w:rPr>
-          <w:lang w:eastAsia="pt-BR"/>
-        </w:rPr>
-        <w:t>) com todas as configurações que o usuário pode modificar.</w:t>
-      </w:r>
-    </w:p>
-    <w:p>
-      <w:pPr>
-        <w:spacing w:line="360" w:lineRule="auto"/>
-        <w:ind w:firstLine="708"/>
-        <w:rPr>
-          <w:lang w:eastAsia="pt-BR"/>
-        </w:rPr>
-      </w:pPr>
-      <w:r>
-        <w:rPr>
-          <w:lang w:eastAsia="pt-BR"/>
-        </w:rPr>
-        <w:t xml:space="preserve">O arquivo </w:t>
-      </w:r>
-      <w:r>
-        <w:rPr>
-          <w:b/>
-          <w:bCs/>
-          <w:lang w:eastAsia="pt-BR"/>
-        </w:rPr>
-        <w:t>api.js</w:t>
-      </w:r>
-      <w:r>
-        <w:rPr>
-          <w:b/>
-          <w:bCs/>
-          <w:lang w:eastAsia="pt-BR"/>
-        </w:rPr>
-        <w:t xml:space="preserve"> </w:t>
-      </w:r>
-      <w:r>
-        <w:rPr>
-          <w:lang w:eastAsia="pt-BR"/>
-        </w:rPr>
-        <w:t xml:space="preserve">faz a comunicação entre o aplicativo e o </w:t>
-      </w:r>
-      <w:proofErr w:type="spellStart"/>
-      <w:r>
-        <w:rPr>
-          <w:lang w:eastAsia="pt-BR"/>
-        </w:rPr>
-        <w:t>backend</w:t>
-      </w:r>
-      <w:proofErr w:type="spellEnd"/>
-      <w:r>
-        <w:rPr>
-          <w:lang w:eastAsia="pt-BR"/>
-        </w:rPr>
-        <w:t xml:space="preserve"> do nosso sistema e o </w:t>
-      </w:r>
-      <w:proofErr w:type="spellStart"/>
-      <w:r>
-        <w:rPr>
-          <w:lang w:eastAsia="pt-BR"/>
-        </w:rPr>
-        <w:t>Flask</w:t>
-      </w:r>
-      <w:proofErr w:type="spellEnd"/>
-      <w:r>
-        <w:rPr>
-          <w:lang w:eastAsia="pt-BR"/>
-        </w:rPr>
-        <w:t xml:space="preserve"> (</w:t>
-      </w:r>
-      <w:proofErr w:type="spellStart"/>
-      <w:r>
-        <w:rPr>
-          <w:lang w:eastAsia="pt-BR"/>
-        </w:rPr>
-        <w:t>backend</w:t>
-      </w:r>
-      <w:proofErr w:type="spellEnd"/>
-      <w:r>
-        <w:rPr>
-          <w:lang w:eastAsia="pt-BR"/>
-        </w:rPr>
-        <w:t xml:space="preserve">) coleta as informações do banco de dados e retorna para o mobile. Já o arquivo </w:t>
-      </w:r>
-      <w:r>
-        <w:rPr>
-          <w:b/>
-          <w:bCs/>
-          <w:lang w:eastAsia="pt-BR"/>
-        </w:rPr>
-        <w:t xml:space="preserve">server.js </w:t>
-      </w:r>
-      <w:r>
-        <w:rPr>
-          <w:lang w:eastAsia="pt-BR"/>
-        </w:rPr>
-        <w:t xml:space="preserve">não é mais utilizado por nossa empresa, pois decidimos integrar diretamente com o </w:t>
-      </w:r>
-      <w:proofErr w:type="spellStart"/>
-      <w:r>
-        <w:rPr>
-          <w:lang w:eastAsia="pt-BR"/>
-        </w:rPr>
-        <w:t>backend</w:t>
-      </w:r>
-      <w:proofErr w:type="spellEnd"/>
-      <w:r>
-        <w:rPr>
-          <w:lang w:eastAsia="pt-BR"/>
-        </w:rPr>
-        <w:t>, fazendo os endpoints no arquivo app.py</w:t>
-      </w:r>
-      <w:r>
-        <w:rPr>
-          <w:lang w:eastAsia="pt-BR"/>
-        </w:rPr>
-        <w:t>.</w:t>
-      </w:r>
-    </w:p>
-    <w:p>
-      <w:pPr>
-        <w:jc w:val="center"/>
-        <w:rPr>
-          <w:rFonts w:cs="Times New Roman"/>
-          <w:szCs w:val="24"/>
-        </w:rPr>
-      </w:pPr>
-    </w:p>
-    <w:p>
-      <w:pPr>
-        <w:jc w:val="center"/>
-        <w:rPr>
-          <w:rFonts w:cs="Times New Roman"/>
-          <w:szCs w:val="24"/>
-        </w:rPr>
-      </w:pPr>
-    </w:p>
-    <w:p>
-      <w:pPr>
-        <w:jc w:val="center"/>
-        <w:rPr>
-          <w:rFonts w:cs="Times New Roman"/>
-          <w:szCs w:val="24"/>
-        </w:rPr>
-      </w:pPr>
-    </w:p>
-    <w:p>
-      <w:pPr>
-        <w:jc w:val="center"/>
-        <w:rPr>
-          <w:rFonts w:cs="Times New Roman"/>
-          <w:szCs w:val="24"/>
-        </w:rPr>
-      </w:pPr>
-    </w:p>
-    <w:p>
-      <w:pPr>
-        <w:jc w:val="center"/>
-        <w:rPr>
-          <w:rFonts w:cs="Times New Roman"/>
-          <w:szCs w:val="24"/>
-        </w:rPr>
-      </w:pPr>
-    </w:p>
-    <w:p>
-      <w:pPr>
-        <w:jc w:val="center"/>
-        <w:rPr>
-          <w:rFonts w:cs="Times New Roman"/>
-          <w:szCs w:val="24"/>
-        </w:rPr>
-      </w:pPr>
-    </w:p>
-    <w:p>
-      <w:pPr>
-        <w:jc w:val="center"/>
-        <w:rPr>
-          <w:rFonts w:cs="Times New Roman"/>
-          <w:szCs w:val="24"/>
-        </w:rPr>
-      </w:pPr>
-    </w:p>
-    <w:p>
-      <w:pPr>
-        <w:jc w:val="center"/>
-        <w:rPr>
-          <w:rFonts w:cs="Times New Roman"/>
-          <w:szCs w:val="24"/>
-        </w:rPr>
-      </w:pPr>
-    </w:p>
-    <w:p>
-      <w:pPr>
-        <w:jc w:val="center"/>
-        <w:rPr>
-          <w:rFonts w:cs="Times New Roman"/>
-          <w:szCs w:val="24"/>
-        </w:rPr>
-      </w:pPr>
-    </w:p>
+      <w:r>
+        <w:t xml:space="preserve">   </w:t>
+      </w:r>
+      <w:r>
+        <w:rPr>
+          <w:noProof/>
+        </w:rPr>
+        <w:drawing>
+          <wp:inline distT="0" distB="0" distL="0" distR="0" wp14:anchorId="526B7635" wp14:editId="125AEE3D">
+            <wp:extent cx="2668469" cy="4717741"/>
+            <wp:effectExtent l="0" t="0" r="0" b="6985"/>
+            <wp:docPr id="1697585328" name="Imagem 1"/>
+            <wp:cNvGraphicFramePr>
+              <a:graphicFrameLocks xmlns:a="http://schemas.openxmlformats.org/drawingml/2006/main" noChangeAspect="1"/>
+            </wp:cNvGraphicFramePr>
+            <a:graphic xmlns:a="http://schemas.openxmlformats.org/drawingml/2006/main">
+              <a:graphicData uri="http://schemas.openxmlformats.org/drawingml/2006/picture">
+                <pic:pic xmlns:pic="http://schemas.openxmlformats.org/drawingml/2006/picture">
+                  <pic:nvPicPr>
+                    <pic:cNvPr id="1697585328" name=""/>
+                    <pic:cNvPicPr/>
+                  </pic:nvPicPr>
+                  <pic:blipFill>
+                    <a:blip r:embed="rId7"/>
+                    <a:stretch>
+                      <a:fillRect/>
+                    </a:stretch>
+                  </pic:blipFill>
+                  <pic:spPr>
+                    <a:xfrm>
+                      <a:off x="0" y="0"/>
+                      <a:ext cx="2671944" cy="4723885"/>
+                    </a:xfrm>
+                    <a:prstGeom prst="rect">
+                      <a:avLst/>
+                    </a:prstGeom>
+                  </pic:spPr>
+                </pic:pic>
+              </a:graphicData>
+            </a:graphic>
+          </wp:inline>
+        </w:drawing>
+      </w:r>
+    </w:p>
+    <w:p/>
+    <w:p/>
+    <w:p/>
+    <w:p/>
+    <w:p/>
+    <w:p/>
+    <w:p/>
+    <w:p/>
+    <w:p/>
+    <w:p/>
+    <w:p/>
+    <w:p/>
+    <w:p/>
+    <w:p/>
+    <w:p/>
+    <w:p/>
+    <w:p/>
+    <w:p/>
+    <w:p/>
     <w:p>
       <w:pPr>
         <w:pStyle w:val="Ttulo1"/>
@@ -1046,7 +1149,143 @@
       </w:pPr>
       <w:r>
         <w:lastRenderedPageBreak/>
-        <w:t>Tela de Login</w:t>
+        <w:t>Tela Home</w:t>
+      </w:r>
+    </w:p>
+    <w:p/>
+    <w:p>
+      <w:r>
+        <w:t xml:space="preserve">É a tela Dashboard que </w:t>
+      </w:r>
+      <w:r>
+        <w:t>contêm</w:t>
+      </w:r>
+      <w:r>
+        <w:t xml:space="preserve"> unidades totais de produtos, estoque baixo</w:t>
+      </w:r>
+      <w:r>
+        <w:t>, rota para tela de produtos, entrada de estoque e saída de estoque.</w:t>
+      </w:r>
+    </w:p>
+    <w:p/>
+    <w:p>
+      <w:pPr>
+        <w:jc w:val="center"/>
+      </w:pPr>
+      <w:r>
+        <w:rPr>
+          <w:noProof/>
+        </w:rPr>
+        <w:drawing>
+          <wp:inline distT="0" distB="0" distL="0" distR="0" wp14:anchorId="45115128" wp14:editId="44633A6E">
+            <wp:extent cx="2668469" cy="4717741"/>
+            <wp:effectExtent l="0" t="0" r="0" b="6985"/>
+            <wp:docPr id="376476320" name="Imagem 1"/>
+            <wp:cNvGraphicFramePr>
+              <a:graphicFrameLocks xmlns:a="http://schemas.openxmlformats.org/drawingml/2006/main" noChangeAspect="1"/>
+            </wp:cNvGraphicFramePr>
+            <a:graphic xmlns:a="http://schemas.openxmlformats.org/drawingml/2006/main">
+              <a:graphicData uri="http://schemas.openxmlformats.org/drawingml/2006/picture">
+                <pic:pic xmlns:pic="http://schemas.openxmlformats.org/drawingml/2006/picture">
+                  <pic:nvPicPr>
+                    <pic:cNvPr id="1697585328" name=""/>
+                    <pic:cNvPicPr/>
+                  </pic:nvPicPr>
+                  <pic:blipFill>
+                    <a:blip r:embed="rId7"/>
+                    <a:stretch>
+                      <a:fillRect/>
+                    </a:stretch>
+                  </pic:blipFill>
+                  <pic:spPr>
+                    <a:xfrm>
+                      <a:off x="0" y="0"/>
+                      <a:ext cx="2671944" cy="4723885"/>
+                    </a:xfrm>
+                    <a:prstGeom prst="rect">
+                      <a:avLst/>
+                    </a:prstGeom>
+                  </pic:spPr>
+                </pic:pic>
+              </a:graphicData>
+            </a:graphic>
+          </wp:inline>
+        </w:drawing>
+      </w:r>
+    </w:p>
+    <w:p>
+      <w:pPr>
+        <w:jc w:val="center"/>
+      </w:pPr>
+    </w:p>
+    <w:p>
+      <w:pPr>
+        <w:jc w:val="center"/>
+      </w:pPr>
+    </w:p>
+    <w:p>
+      <w:pPr>
+        <w:jc w:val="center"/>
+      </w:pPr>
+    </w:p>
+    <w:p>
+      <w:pPr>
+        <w:jc w:val="center"/>
+      </w:pPr>
+    </w:p>
+    <w:p>
+      <w:pPr>
+        <w:jc w:val="center"/>
+      </w:pPr>
+    </w:p>
+    <w:p>
+      <w:pPr>
+        <w:jc w:val="center"/>
+      </w:pPr>
+    </w:p>
+    <w:p>
+      <w:pPr>
+        <w:jc w:val="center"/>
+      </w:pPr>
+    </w:p>
+    <w:p>
+      <w:pPr>
+        <w:jc w:val="center"/>
+      </w:pPr>
+    </w:p>
+    <w:p>
+      <w:pPr>
+        <w:jc w:val="center"/>
+      </w:pPr>
+    </w:p>
+    <w:p>
+      <w:pPr>
+        <w:jc w:val="center"/>
+      </w:pPr>
+    </w:p>
+    <w:p>
+      <w:pPr>
+        <w:jc w:val="center"/>
+      </w:pPr>
+    </w:p>
+    <w:p>
+      <w:pPr>
+        <w:jc w:val="center"/>
+      </w:pPr>
+    </w:p>
+    <w:p>
+      <w:pPr>
+        <w:jc w:val="center"/>
+      </w:pPr>
+    </w:p>
+    <w:p>
+      <w:pPr>
+        <w:jc w:val="center"/>
+      </w:pPr>
+    </w:p>
+    <w:p>
+      <w:r>
+        <w:t xml:space="preserve"> </w:t>
       </w:r>
     </w:p>
     <w:p>
@@ -1058,8 +1297,145 @@
         </w:numPr>
       </w:pPr>
       <w:r>
-        <w:t>Tela Home</w:t>
-      </w:r>
+        <w:lastRenderedPageBreak/>
+        <w:t>Listagem de produtos</w:t>
+      </w:r>
+    </w:p>
+    <w:p>
+      <w:r>
+        <w:t>Lista todos os produtos em estoque.</w:t>
+      </w:r>
+    </w:p>
+    <w:p/>
+    <w:p/>
+    <w:p>
+      <w:pPr>
+        <w:jc w:val="center"/>
+      </w:pPr>
+      <w:r>
+        <w:rPr>
+          <w:noProof/>
+        </w:rPr>
+        <w:drawing>
+          <wp:inline distT="0" distB="0" distL="0" distR="0" wp14:anchorId="114CDBB9" wp14:editId="0C435139">
+            <wp:extent cx="2986909" cy="5039995"/>
+            <wp:effectExtent l="0" t="0" r="4445" b="8255"/>
+            <wp:docPr id="1752369020" name="Imagem 1"/>
+            <wp:cNvGraphicFramePr>
+              <a:graphicFrameLocks xmlns:a="http://schemas.openxmlformats.org/drawingml/2006/main" noChangeAspect="1"/>
+            </wp:cNvGraphicFramePr>
+            <a:graphic xmlns:a="http://schemas.openxmlformats.org/drawingml/2006/main">
+              <a:graphicData uri="http://schemas.openxmlformats.org/drawingml/2006/picture">
+                <pic:pic xmlns:pic="http://schemas.openxmlformats.org/drawingml/2006/picture">
+                  <pic:nvPicPr>
+                    <pic:cNvPr id="1752369020" name=""/>
+                    <pic:cNvPicPr/>
+                  </pic:nvPicPr>
+                  <pic:blipFill rotWithShape="1">
+                    <a:blip r:embed="rId8"/>
+                    <a:srcRect l="760"/>
+                    <a:stretch>
+                      <a:fillRect/>
+                    </a:stretch>
+                  </pic:blipFill>
+                  <pic:spPr bwMode="auto">
+                    <a:xfrm>
+                      <a:off x="0" y="0"/>
+                      <a:ext cx="2995132" cy="5053870"/>
+                    </a:xfrm>
+                    <a:prstGeom prst="rect">
+                      <a:avLst/>
+                    </a:prstGeom>
+                    <a:ln>
+                      <a:noFill/>
+                    </a:ln>
+                    <a:extLst>
+                      <a:ext uri="{53640926-AAD7-44D8-BBD7-CCE9431645EC}">
+                        <a14:shadowObscured xmlns:a14="http://schemas.microsoft.com/office/drawing/2010/main"/>
+                      </a:ext>
+                    </a:extLst>
+                  </pic:spPr>
+                </pic:pic>
+              </a:graphicData>
+            </a:graphic>
+          </wp:inline>
+        </w:drawing>
+      </w:r>
+    </w:p>
+    <w:p>
+      <w:pPr>
+        <w:jc w:val="center"/>
+      </w:pPr>
+    </w:p>
+    <w:p>
+      <w:pPr>
+        <w:jc w:val="center"/>
+      </w:pPr>
+    </w:p>
+    <w:p>
+      <w:pPr>
+        <w:jc w:val="center"/>
+      </w:pPr>
+    </w:p>
+    <w:p>
+      <w:pPr>
+        <w:jc w:val="center"/>
+      </w:pPr>
+    </w:p>
+    <w:p>
+      <w:pPr>
+        <w:jc w:val="center"/>
+      </w:pPr>
+    </w:p>
+    <w:p>
+      <w:pPr>
+        <w:jc w:val="center"/>
+      </w:pPr>
+    </w:p>
+    <w:p>
+      <w:pPr>
+        <w:jc w:val="center"/>
+      </w:pPr>
+    </w:p>
+    <w:p>
+      <w:pPr>
+        <w:jc w:val="center"/>
+      </w:pPr>
+    </w:p>
+    <w:p>
+      <w:pPr>
+        <w:jc w:val="center"/>
+      </w:pPr>
+    </w:p>
+    <w:p>
+      <w:pPr>
+        <w:jc w:val="center"/>
+      </w:pPr>
+    </w:p>
+    <w:p>
+      <w:pPr>
+        <w:jc w:val="center"/>
+      </w:pPr>
+    </w:p>
+    <w:p>
+      <w:pPr>
+        <w:jc w:val="center"/>
+      </w:pPr>
+    </w:p>
+    <w:p>
+      <w:pPr>
+        <w:jc w:val="center"/>
+      </w:pPr>
+    </w:p>
+    <w:p>
+      <w:pPr>
+        <w:jc w:val="center"/>
+      </w:pPr>
+    </w:p>
+    <w:p>
+      <w:pPr>
+        <w:jc w:val="center"/>
+      </w:pPr>
     </w:p>
     <w:p>
       <w:pPr>
@@ -1070,8 +1446,204 @@
         </w:numPr>
       </w:pPr>
       <w:r>
-        <w:t>Listagem de produtos</w:t>
-      </w:r>
+        <w:lastRenderedPageBreak/>
+        <w:t>Movimentação de Entrada</w:t>
+      </w:r>
+    </w:p>
+    <w:p/>
+    <w:p>
+      <w:r>
+        <w:t>Tela para fazer pedidos de entrada.</w:t>
+      </w:r>
+    </w:p>
+    <w:p/>
+    <w:p>
+      <w:pPr>
+        <w:jc w:val="center"/>
+      </w:pPr>
+      <w:r>
+        <w:rPr>
+          <w:noProof/>
+        </w:rPr>
+        <w:drawing>
+          <wp:inline distT="0" distB="0" distL="0" distR="0" wp14:anchorId="7AE615FB" wp14:editId="5D1F22F0">
+            <wp:extent cx="2520932" cy="4320540"/>
+            <wp:effectExtent l="0" t="0" r="0" b="3810"/>
+            <wp:docPr id="1444286194" name="Imagem 1"/>
+            <wp:cNvGraphicFramePr>
+              <a:graphicFrameLocks xmlns:a="http://schemas.openxmlformats.org/drawingml/2006/main" noChangeAspect="1"/>
+            </wp:cNvGraphicFramePr>
+            <a:graphic xmlns:a="http://schemas.openxmlformats.org/drawingml/2006/main">
+              <a:graphicData uri="http://schemas.openxmlformats.org/drawingml/2006/picture">
+                <pic:pic xmlns:pic="http://schemas.openxmlformats.org/drawingml/2006/picture">
+                  <pic:nvPicPr>
+                    <pic:cNvPr id="1444286194" name=""/>
+                    <pic:cNvPicPr/>
+                  </pic:nvPicPr>
+                  <pic:blipFill>
+                    <a:blip r:embed="rId9"/>
+                    <a:stretch>
+                      <a:fillRect/>
+                    </a:stretch>
+                  </pic:blipFill>
+                  <pic:spPr>
+                    <a:xfrm>
+                      <a:off x="0" y="0"/>
+                      <a:ext cx="2527606" cy="4331978"/>
+                    </a:xfrm>
+                    <a:prstGeom prst="rect">
+                      <a:avLst/>
+                    </a:prstGeom>
+                  </pic:spPr>
+                </pic:pic>
+              </a:graphicData>
+            </a:graphic>
+          </wp:inline>
+        </w:drawing>
+      </w:r>
+      <w:r>
+        <w:t xml:space="preserve">  </w:t>
+      </w:r>
+      <w:r>
+        <w:rPr>
+          <w:noProof/>
+        </w:rPr>
+        <w:drawing>
+          <wp:inline distT="0" distB="0" distL="0" distR="0" wp14:anchorId="3CD76581" wp14:editId="523E39A2">
+            <wp:extent cx="2529840" cy="4327336"/>
+            <wp:effectExtent l="0" t="0" r="3810" b="0"/>
+            <wp:docPr id="1483327581" name="Imagem 1"/>
+            <wp:cNvGraphicFramePr>
+              <a:graphicFrameLocks xmlns:a="http://schemas.openxmlformats.org/drawingml/2006/main" noChangeAspect="1"/>
+            </wp:cNvGraphicFramePr>
+            <a:graphic xmlns:a="http://schemas.openxmlformats.org/drawingml/2006/main">
+              <a:graphicData uri="http://schemas.openxmlformats.org/drawingml/2006/picture">
+                <pic:pic xmlns:pic="http://schemas.openxmlformats.org/drawingml/2006/picture">
+                  <pic:nvPicPr>
+                    <pic:cNvPr id="1483327581" name=""/>
+                    <pic:cNvPicPr/>
+                  </pic:nvPicPr>
+                  <pic:blipFill>
+                    <a:blip r:embed="rId10"/>
+                    <a:stretch>
+                      <a:fillRect/>
+                    </a:stretch>
+                  </pic:blipFill>
+                  <pic:spPr>
+                    <a:xfrm>
+                      <a:off x="0" y="0"/>
+                      <a:ext cx="2536318" cy="4338417"/>
+                    </a:xfrm>
+                    <a:prstGeom prst="rect">
+                      <a:avLst/>
+                    </a:prstGeom>
+                  </pic:spPr>
+                </pic:pic>
+              </a:graphicData>
+            </a:graphic>
+          </wp:inline>
+        </w:drawing>
+      </w:r>
+    </w:p>
+    <w:p>
+      <w:pPr>
+        <w:jc w:val="center"/>
+      </w:pPr>
+    </w:p>
+    <w:p>
+      <w:pPr>
+        <w:jc w:val="center"/>
+      </w:pPr>
+    </w:p>
+    <w:p>
+      <w:pPr>
+        <w:jc w:val="center"/>
+      </w:pPr>
+    </w:p>
+    <w:p>
+      <w:pPr>
+        <w:jc w:val="center"/>
+      </w:pPr>
+    </w:p>
+    <w:p>
+      <w:pPr>
+        <w:jc w:val="center"/>
+      </w:pPr>
+    </w:p>
+    <w:p>
+      <w:pPr>
+        <w:jc w:val="center"/>
+      </w:pPr>
+    </w:p>
+    <w:p>
+      <w:pPr>
+        <w:jc w:val="center"/>
+      </w:pPr>
+    </w:p>
+    <w:p>
+      <w:pPr>
+        <w:jc w:val="center"/>
+      </w:pPr>
+    </w:p>
+    <w:p>
+      <w:pPr>
+        <w:jc w:val="center"/>
+      </w:pPr>
+    </w:p>
+    <w:p>
+      <w:pPr>
+        <w:jc w:val="center"/>
+      </w:pPr>
+    </w:p>
+    <w:p>
+      <w:pPr>
+        <w:jc w:val="center"/>
+      </w:pPr>
+    </w:p>
+    <w:p>
+      <w:pPr>
+        <w:jc w:val="center"/>
+      </w:pPr>
+    </w:p>
+    <w:p>
+      <w:pPr>
+        <w:jc w:val="center"/>
+      </w:pPr>
+    </w:p>
+    <w:p>
+      <w:pPr>
+        <w:jc w:val="center"/>
+      </w:pPr>
+    </w:p>
+    <w:p>
+      <w:pPr>
+        <w:jc w:val="center"/>
+      </w:pPr>
+    </w:p>
+    <w:p>
+      <w:pPr>
+        <w:jc w:val="center"/>
+      </w:pPr>
+    </w:p>
+    <w:p>
+      <w:pPr>
+        <w:jc w:val="center"/>
+      </w:pPr>
+    </w:p>
+    <w:p>
+      <w:pPr>
+        <w:jc w:val="center"/>
+      </w:pPr>
+    </w:p>
+    <w:p>
+      <w:pPr>
+        <w:jc w:val="center"/>
+      </w:pPr>
+    </w:p>
+    <w:p>
+      <w:pPr>
+        <w:jc w:val="center"/>
+      </w:pPr>
     </w:p>
     <w:p>
       <w:pPr>
@@ -1082,139 +1654,5333 @@
         </w:numPr>
       </w:pPr>
       <w:r>
-        <w:t>Movimentação de Entrada</w:t>
-      </w:r>
-    </w:p>
+        <w:lastRenderedPageBreak/>
+        <w:t>M</w:t>
+      </w:r>
+      <w:r>
+        <w:t>ovimentação de Saída</w:t>
+      </w:r>
+    </w:p>
+    <w:p/>
+    <w:p>
+      <w:r>
+        <w:t>Tela para fazer pedidos de saída.</w:t>
+      </w:r>
+    </w:p>
+    <w:p/>
+    <w:p>
+      <w:pPr>
+        <w:jc w:val="center"/>
+      </w:pPr>
+      <w:r>
+        <w:rPr>
+          <w:noProof/>
+        </w:rPr>
+        <w:drawing>
+          <wp:inline distT="0" distB="0" distL="0" distR="0" wp14:anchorId="5F6D45C9" wp14:editId="745EF144">
+            <wp:extent cx="2353310" cy="3974403"/>
+            <wp:effectExtent l="0" t="0" r="8890" b="7620"/>
+            <wp:docPr id="1021260037" name="Imagem 1"/>
+            <wp:cNvGraphicFramePr>
+              <a:graphicFrameLocks xmlns:a="http://schemas.openxmlformats.org/drawingml/2006/main" noChangeAspect="1"/>
+            </wp:cNvGraphicFramePr>
+            <a:graphic xmlns:a="http://schemas.openxmlformats.org/drawingml/2006/main">
+              <a:graphicData uri="http://schemas.openxmlformats.org/drawingml/2006/picture">
+                <pic:pic xmlns:pic="http://schemas.openxmlformats.org/drawingml/2006/picture">
+                  <pic:nvPicPr>
+                    <pic:cNvPr id="1021260037" name=""/>
+                    <pic:cNvPicPr/>
+                  </pic:nvPicPr>
+                  <pic:blipFill>
+                    <a:blip r:embed="rId11"/>
+                    <a:stretch>
+                      <a:fillRect/>
+                    </a:stretch>
+                  </pic:blipFill>
+                  <pic:spPr>
+                    <a:xfrm>
+                      <a:off x="0" y="0"/>
+                      <a:ext cx="2379794" cy="4019130"/>
+                    </a:xfrm>
+                    <a:prstGeom prst="rect">
+                      <a:avLst/>
+                    </a:prstGeom>
+                  </pic:spPr>
+                </pic:pic>
+              </a:graphicData>
+            </a:graphic>
+          </wp:inline>
+        </w:drawing>
+      </w:r>
+      <w:r>
+        <w:t xml:space="preserve">         </w:t>
+      </w:r>
+      <w:r>
+        <w:rPr>
+          <w:noProof/>
+        </w:rPr>
+        <w:drawing>
+          <wp:inline distT="0" distB="0" distL="0" distR="0" wp14:anchorId="2650F96D" wp14:editId="47A35CA9">
+            <wp:extent cx="2363113" cy="4001770"/>
+            <wp:effectExtent l="0" t="0" r="0" b="0"/>
+            <wp:docPr id="1352452633" name="Imagem 1"/>
+            <wp:cNvGraphicFramePr>
+              <a:graphicFrameLocks xmlns:a="http://schemas.openxmlformats.org/drawingml/2006/main" noChangeAspect="1"/>
+            </wp:cNvGraphicFramePr>
+            <a:graphic xmlns:a="http://schemas.openxmlformats.org/drawingml/2006/main">
+              <a:graphicData uri="http://schemas.openxmlformats.org/drawingml/2006/picture">
+                <pic:pic xmlns:pic="http://schemas.openxmlformats.org/drawingml/2006/picture">
+                  <pic:nvPicPr>
+                    <pic:cNvPr id="1352452633" name=""/>
+                    <pic:cNvPicPr/>
+                  </pic:nvPicPr>
+                  <pic:blipFill>
+                    <a:blip r:embed="rId12"/>
+                    <a:stretch>
+                      <a:fillRect/>
+                    </a:stretch>
+                  </pic:blipFill>
+                  <pic:spPr>
+                    <a:xfrm>
+                      <a:off x="0" y="0"/>
+                      <a:ext cx="2365590" cy="4005965"/>
+                    </a:xfrm>
+                    <a:prstGeom prst="rect">
+                      <a:avLst/>
+                    </a:prstGeom>
+                  </pic:spPr>
+                </pic:pic>
+              </a:graphicData>
+            </a:graphic>
+          </wp:inline>
+        </w:drawing>
+      </w:r>
+    </w:p>
+    <w:p>
+      <w:pPr>
+        <w:jc w:val="center"/>
+      </w:pPr>
+    </w:p>
+    <w:p>
+      <w:pPr>
+        <w:jc w:val="center"/>
+      </w:pPr>
+      <w:r>
+        <w:rPr>
+          <w:noProof/>
+        </w:rPr>
+        <w:drawing>
+          <wp:inline distT="0" distB="0" distL="0" distR="0" wp14:anchorId="1CB084C4" wp14:editId="04822684">
+            <wp:extent cx="2263140" cy="3826762"/>
+            <wp:effectExtent l="0" t="0" r="3810" b="2540"/>
+            <wp:docPr id="1946599346" name="Imagem 1"/>
+            <wp:cNvGraphicFramePr>
+              <a:graphicFrameLocks xmlns:a="http://schemas.openxmlformats.org/drawingml/2006/main" noChangeAspect="1"/>
+            </wp:cNvGraphicFramePr>
+            <a:graphic xmlns:a="http://schemas.openxmlformats.org/drawingml/2006/main">
+              <a:graphicData uri="http://schemas.openxmlformats.org/drawingml/2006/picture">
+                <pic:pic xmlns:pic="http://schemas.openxmlformats.org/drawingml/2006/picture">
+                  <pic:nvPicPr>
+                    <pic:cNvPr id="1946599346" name=""/>
+                    <pic:cNvPicPr/>
+                  </pic:nvPicPr>
+                  <pic:blipFill>
+                    <a:blip r:embed="rId13"/>
+                    <a:stretch>
+                      <a:fillRect/>
+                    </a:stretch>
+                  </pic:blipFill>
+                  <pic:spPr>
+                    <a:xfrm>
+                      <a:off x="0" y="0"/>
+                      <a:ext cx="2272016" cy="3841770"/>
+                    </a:xfrm>
+                    <a:prstGeom prst="rect">
+                      <a:avLst/>
+                    </a:prstGeom>
+                  </pic:spPr>
+                </pic:pic>
+              </a:graphicData>
+            </a:graphic>
+          </wp:inline>
+        </w:drawing>
+      </w:r>
+    </w:p>
+    <w:p>
+      <w:pPr>
+        <w:jc w:val="center"/>
+      </w:pPr>
+    </w:p>
+    <w:p>
+      <w:pPr>
+        <w:pStyle w:val="Ttulo1"/>
+        <w:spacing w:line="360" w:lineRule="auto"/>
+      </w:pPr>
+      <w:bookmarkStart w:id="0" w:name="_Toc232503611"/>
+      <w:r>
+        <w:t>5. Interface gráfica mobile</w:t>
+      </w:r>
+      <w:bookmarkEnd w:id="0"/>
+    </w:p>
+    <w:p>
+      <w:pPr>
+        <w:pStyle w:val="Ttulo2"/>
+        <w:spacing w:line="360" w:lineRule="auto"/>
+        <w:ind w:firstLine="708"/>
+      </w:pPr>
+      <w:bookmarkStart w:id="1" w:name="_Toc232503612"/>
+      <w:r>
+        <w:t>5.1 Tela de login</w:t>
+      </w:r>
+      <w:bookmarkEnd w:id="1"/>
+    </w:p>
+    <w:p>
+      <w:pPr>
+        <w:spacing w:line="360" w:lineRule="auto"/>
+        <w:ind w:left="708"/>
+      </w:pPr>
+      <w:r>
+        <w:t xml:space="preserve">A tela de Login tem como finalidade controlar e restringir o acesso ao sistema por meio da verificação dos usuários. Para acessar as funcionalidades disponíveis, o usuário deverá informar suas credenciais de acesso, compostas por </w:t>
+      </w:r>
+      <w:proofErr w:type="spellStart"/>
+      <w:r>
+        <w:t>email</w:t>
+      </w:r>
+      <w:proofErr w:type="spellEnd"/>
+      <w:r>
+        <w:t xml:space="preserve"> e senha.</w:t>
+      </w:r>
+    </w:p>
+    <w:p>
+      <w:pPr>
+        <w:spacing w:line="360" w:lineRule="auto"/>
+        <w:ind w:left="708"/>
+      </w:pPr>
+    </w:p>
+    <w:p>
+      <w:pPr>
+        <w:spacing w:line="360" w:lineRule="auto"/>
+        <w:ind w:left="708"/>
+        <w:jc w:val="left"/>
+        <w:rPr>
+          <w:b/>
+          <w:bCs/>
+        </w:rPr>
+      </w:pPr>
+      <w:proofErr w:type="spellStart"/>
+      <w:r>
+        <w:rPr>
+          <w:b/>
+          <w:bCs/>
+        </w:rPr>
+        <w:t>Wireframe</w:t>
+      </w:r>
+      <w:proofErr w:type="spellEnd"/>
+      <w:r>
+        <w:rPr>
+          <w:b/>
+          <w:bCs/>
+        </w:rPr>
+        <w:t xml:space="preserve">                                                            </w:t>
+      </w:r>
+    </w:p>
+    <w:p>
+      <w:pPr>
+        <w:spacing w:line="360" w:lineRule="auto"/>
+        <w:ind w:left="708"/>
+      </w:pPr>
+      <w:r>
+        <w:rPr>
+          <w:noProof/>
+        </w:rPr>
+        <w:drawing>
+          <wp:inline distT="0" distB="0" distL="0" distR="0" wp14:anchorId="133030BE" wp14:editId="3ACA9502">
+            <wp:extent cx="2463056" cy="4378594"/>
+            <wp:effectExtent l="0" t="0" r="0" b="3175"/>
+            <wp:docPr id="1341287031" name="Imagem 3"/>
+            <wp:cNvGraphicFramePr>
+              <a:graphicFrameLocks xmlns:a="http://schemas.openxmlformats.org/drawingml/2006/main" noChangeAspect="1"/>
+            </wp:cNvGraphicFramePr>
+            <a:graphic xmlns:a="http://schemas.openxmlformats.org/drawingml/2006/main">
+              <a:graphicData uri="http://schemas.openxmlformats.org/drawingml/2006/picture">
+                <pic:pic xmlns:pic="http://schemas.openxmlformats.org/drawingml/2006/picture">
+                  <pic:nvPicPr>
+                    <pic:cNvPr id="0" name="Picture 6"/>
+                    <pic:cNvPicPr>
+                      <a:picLocks noChangeAspect="1" noChangeArrowheads="1"/>
+                    </pic:cNvPicPr>
+                  </pic:nvPicPr>
+                  <pic:blipFill>
+                    <a:blip r:embed="rId14" cstate="print">
+                      <a:extLst>
+                        <a:ext uri="{28A0092B-C50C-407E-A947-70E740481C1C}">
+                          <a14:useLocalDpi xmlns:a14="http://schemas.microsoft.com/office/drawing/2010/main" val="0"/>
+                        </a:ext>
+                      </a:extLst>
+                    </a:blip>
+                    <a:srcRect/>
+                    <a:stretch>
+                      <a:fillRect/>
+                    </a:stretch>
+                  </pic:blipFill>
+                  <pic:spPr bwMode="auto">
+                    <a:xfrm>
+                      <a:off x="0" y="0"/>
+                      <a:ext cx="2508165" cy="4458784"/>
+                    </a:xfrm>
+                    <a:prstGeom prst="rect">
+                      <a:avLst/>
+                    </a:prstGeom>
+                    <a:noFill/>
+                    <a:ln>
+                      <a:noFill/>
+                    </a:ln>
+                  </pic:spPr>
+                </pic:pic>
+              </a:graphicData>
+            </a:graphic>
+          </wp:inline>
+        </w:drawing>
+      </w:r>
+    </w:p>
+    <w:p>
+      <w:pPr>
+        <w:spacing w:line="360" w:lineRule="auto"/>
+        <w:ind w:left="708"/>
+      </w:pPr>
+    </w:p>
+    <w:p/>
+    <w:p>
+      <w:pPr>
+        <w:widowControl/>
+        <w:autoSpaceDE/>
+        <w:autoSpaceDN/>
+        <w:spacing w:after="160" w:line="278" w:lineRule="auto"/>
+        <w:jc w:val="left"/>
+        <w:rPr>
+          <w:rFonts w:eastAsiaTheme="majorEastAsia" w:cstheme="majorBidi"/>
+          <w:b/>
+          <w:color w:val="000000" w:themeColor="text1"/>
+          <w:kern w:val="2"/>
+          <w:szCs w:val="32"/>
+          <w14:ligatures w14:val="standardContextual"/>
+        </w:rPr>
+      </w:pPr>
+      <w:r>
+        <w:br w:type="page"/>
+      </w:r>
+    </w:p>
+    <w:p>
+      <w:pPr>
+        <w:pStyle w:val="Ttulo1"/>
+      </w:pPr>
+      <w:bookmarkStart w:id="2" w:name="_Toc232503613"/>
+      <w:r>
+        <w:lastRenderedPageBreak/>
+        <w:t>5.2 Tela de dashboard</w:t>
+      </w:r>
+      <w:bookmarkEnd w:id="2"/>
+    </w:p>
+    <w:p>
+      <w:pPr>
+        <w:spacing w:line="360" w:lineRule="auto"/>
+        <w:ind w:left="708"/>
+      </w:pPr>
+      <w:r>
+        <w:t>A tela de Dashboard apresentará informações relevantes para o gerenciamento geral do sistema, proporcionando uma visão consolidada e atualizada das principais operações. Entre essas informações, estarão incluídos produtos com estoque baixo, pedidos realizados recentemente, gráficos demonstrativos e indicadores rápidos relacionados às movimentações do sistema.</w:t>
+      </w:r>
+    </w:p>
+    <w:p>
+      <w:pPr>
+        <w:spacing w:line="360" w:lineRule="auto"/>
+        <w:ind w:left="708"/>
+      </w:pPr>
+    </w:p>
+    <w:p>
+      <w:pPr>
+        <w:spacing w:line="360" w:lineRule="auto"/>
+        <w:ind w:left="708"/>
+        <w:jc w:val="left"/>
+        <w:rPr>
+          <w:b/>
+          <w:bCs/>
+        </w:rPr>
+      </w:pPr>
+      <w:proofErr w:type="spellStart"/>
+      <w:r>
+        <w:rPr>
+          <w:b/>
+          <w:bCs/>
+        </w:rPr>
+        <w:t>Wireframe</w:t>
+      </w:r>
+      <w:proofErr w:type="spellEnd"/>
+      <w:r>
+        <w:rPr>
+          <w:b/>
+          <w:bCs/>
+        </w:rPr>
+        <w:t xml:space="preserve">                                                            </w:t>
+      </w:r>
+    </w:p>
+    <w:p>
+      <w:pPr>
+        <w:ind w:firstLine="708"/>
+      </w:pPr>
+      <w:r>
+        <w:rPr>
+          <w:noProof/>
+        </w:rPr>
+        <w:drawing>
+          <wp:inline distT="0" distB="0" distL="0" distR="0" wp14:anchorId="08C3391C" wp14:editId="4472904F">
+            <wp:extent cx="2442213" cy="4341541"/>
+            <wp:effectExtent l="0" t="0" r="0" b="1905"/>
+            <wp:docPr id="399779257" name="Imagem 5"/>
+            <wp:cNvGraphicFramePr>
+              <a:graphicFrameLocks xmlns:a="http://schemas.openxmlformats.org/drawingml/2006/main" noChangeAspect="1"/>
+            </wp:cNvGraphicFramePr>
+            <a:graphic xmlns:a="http://schemas.openxmlformats.org/drawingml/2006/main">
+              <a:graphicData uri="http://schemas.openxmlformats.org/drawingml/2006/picture">
+                <pic:pic xmlns:pic="http://schemas.openxmlformats.org/drawingml/2006/picture">
+                  <pic:nvPicPr>
+                    <pic:cNvPr id="0" name="Picture 13"/>
+                    <pic:cNvPicPr>
+                      <a:picLocks noChangeAspect="1" noChangeArrowheads="1"/>
+                    </pic:cNvPicPr>
+                  </pic:nvPicPr>
+                  <pic:blipFill>
+                    <a:blip r:embed="rId15" cstate="print">
+                      <a:extLst>
+                        <a:ext uri="{28A0092B-C50C-407E-A947-70E740481C1C}">
+                          <a14:useLocalDpi xmlns:a14="http://schemas.microsoft.com/office/drawing/2010/main" val="0"/>
+                        </a:ext>
+                      </a:extLst>
+                    </a:blip>
+                    <a:srcRect/>
+                    <a:stretch>
+                      <a:fillRect/>
+                    </a:stretch>
+                  </pic:blipFill>
+                  <pic:spPr bwMode="auto">
+                    <a:xfrm>
+                      <a:off x="0" y="0"/>
+                      <a:ext cx="2456771" cy="4367421"/>
+                    </a:xfrm>
+                    <a:prstGeom prst="rect">
+                      <a:avLst/>
+                    </a:prstGeom>
+                    <a:noFill/>
+                    <a:ln>
+                      <a:noFill/>
+                    </a:ln>
+                  </pic:spPr>
+                </pic:pic>
+              </a:graphicData>
+            </a:graphic>
+          </wp:inline>
+        </w:drawing>
+      </w:r>
+    </w:p>
+    <w:p/>
+    <w:p>
+      <w:pPr>
+        <w:widowControl/>
+        <w:autoSpaceDE/>
+        <w:autoSpaceDN/>
+        <w:spacing w:after="160" w:line="278" w:lineRule="auto"/>
+        <w:jc w:val="left"/>
+        <w:rPr>
+          <w:rFonts w:eastAsiaTheme="majorEastAsia" w:cstheme="majorBidi"/>
+          <w:b/>
+          <w:color w:val="000000" w:themeColor="text1"/>
+          <w:kern w:val="2"/>
+          <w:szCs w:val="32"/>
+          <w14:ligatures w14:val="standardContextual"/>
+        </w:rPr>
+      </w:pPr>
+      <w:r>
+        <w:br w:type="page"/>
+      </w:r>
+    </w:p>
+    <w:p>
+      <w:pPr>
+        <w:pStyle w:val="Ttulo1"/>
+      </w:pPr>
+      <w:bookmarkStart w:id="3" w:name="_Toc232503614"/>
+      <w:r>
+        <w:lastRenderedPageBreak/>
+        <w:t>5.3 Tela de produtos</w:t>
+      </w:r>
+      <w:bookmarkEnd w:id="3"/>
+    </w:p>
+    <w:p>
+      <w:pPr>
+        <w:spacing w:line="360" w:lineRule="auto"/>
+        <w:ind w:left="708"/>
+      </w:pPr>
+      <w:r>
+        <w:t>Esta tela permite o gerenciamento dos produtos cadastrados no sistema. Nela, o usuário pode visualizar uma lista contendo as principais informações dos produtos, como nome, estoque mínimo e estoque atual.</w:t>
+      </w:r>
+    </w:p>
+    <w:p>
+      <w:pPr>
+        <w:spacing w:line="360" w:lineRule="auto"/>
+        <w:ind w:left="708"/>
+      </w:pPr>
+    </w:p>
+    <w:p>
+      <w:pPr>
+        <w:spacing w:line="360" w:lineRule="auto"/>
+        <w:ind w:left="708"/>
+        <w:jc w:val="left"/>
+        <w:rPr>
+          <w:b/>
+          <w:bCs/>
+        </w:rPr>
+      </w:pPr>
+      <w:proofErr w:type="spellStart"/>
+      <w:r>
+        <w:rPr>
+          <w:b/>
+          <w:bCs/>
+        </w:rPr>
+        <w:t>Wireframe</w:t>
+      </w:r>
+      <w:proofErr w:type="spellEnd"/>
+      <w:r>
+        <w:rPr>
+          <w:b/>
+          <w:bCs/>
+        </w:rPr>
+        <w:t xml:space="preserve">                                                            </w:t>
+      </w:r>
+    </w:p>
+    <w:p>
+      <w:pPr>
+        <w:ind w:firstLine="708"/>
+      </w:pPr>
+      <w:r>
+        <w:rPr>
+          <w:noProof/>
+        </w:rPr>
+        <w:drawing>
+          <wp:inline distT="0" distB="0" distL="0" distR="0" wp14:anchorId="7A16F5D2" wp14:editId="5DE1724C">
+            <wp:extent cx="2601951" cy="4625506"/>
+            <wp:effectExtent l="0" t="0" r="8255" b="3810"/>
+            <wp:docPr id="1403457737" name="Imagem 7"/>
+            <wp:cNvGraphicFramePr>
+              <a:graphicFrameLocks xmlns:a="http://schemas.openxmlformats.org/drawingml/2006/main" noChangeAspect="1"/>
+            </wp:cNvGraphicFramePr>
+            <a:graphic xmlns:a="http://schemas.openxmlformats.org/drawingml/2006/main">
+              <a:graphicData uri="http://schemas.openxmlformats.org/drawingml/2006/picture">
+                <pic:pic xmlns:pic="http://schemas.openxmlformats.org/drawingml/2006/picture">
+                  <pic:nvPicPr>
+                    <pic:cNvPr id="0" name="Picture 20"/>
+                    <pic:cNvPicPr>
+                      <a:picLocks noChangeAspect="1" noChangeArrowheads="1"/>
+                    </pic:cNvPicPr>
+                  </pic:nvPicPr>
+                  <pic:blipFill>
+                    <a:blip r:embed="rId16" cstate="print">
+                      <a:extLst>
+                        <a:ext uri="{28A0092B-C50C-407E-A947-70E740481C1C}">
+                          <a14:useLocalDpi xmlns:a14="http://schemas.microsoft.com/office/drawing/2010/main" val="0"/>
+                        </a:ext>
+                      </a:extLst>
+                    </a:blip>
+                    <a:srcRect/>
+                    <a:stretch>
+                      <a:fillRect/>
+                    </a:stretch>
+                  </pic:blipFill>
+                  <pic:spPr bwMode="auto">
+                    <a:xfrm>
+                      <a:off x="0" y="0"/>
+                      <a:ext cx="2618250" cy="4654481"/>
+                    </a:xfrm>
+                    <a:prstGeom prst="rect">
+                      <a:avLst/>
+                    </a:prstGeom>
+                    <a:noFill/>
+                    <a:ln>
+                      <a:noFill/>
+                    </a:ln>
+                  </pic:spPr>
+                </pic:pic>
+              </a:graphicData>
+            </a:graphic>
+          </wp:inline>
+        </w:drawing>
+      </w:r>
+    </w:p>
+    <w:p/>
+    <w:p>
+      <w:pPr>
+        <w:widowControl/>
+        <w:autoSpaceDE/>
+        <w:autoSpaceDN/>
+        <w:spacing w:after="160" w:line="278" w:lineRule="auto"/>
+        <w:jc w:val="left"/>
+        <w:rPr>
+          <w:rFonts w:eastAsiaTheme="majorEastAsia" w:cstheme="majorBidi"/>
+          <w:b/>
+          <w:color w:val="000000" w:themeColor="text1"/>
+          <w:kern w:val="2"/>
+          <w:szCs w:val="32"/>
+          <w14:ligatures w14:val="standardContextual"/>
+        </w:rPr>
+      </w:pPr>
+      <w:r>
+        <w:br w:type="page"/>
+      </w:r>
+    </w:p>
+    <w:p>
+      <w:pPr>
+        <w:pStyle w:val="Ttulo1"/>
+      </w:pPr>
+      <w:bookmarkStart w:id="4" w:name="_Toc232503615"/>
+      <w:r>
+        <w:lastRenderedPageBreak/>
+        <w:t>5.4 Stack de produto</w:t>
+      </w:r>
+      <w:bookmarkEnd w:id="4"/>
+    </w:p>
+    <w:p>
+      <w:pPr>
+        <w:spacing w:line="360" w:lineRule="auto"/>
+        <w:ind w:left="708"/>
+        <w:rPr>
+          <w:b/>
+          <w:bCs/>
+        </w:rPr>
+      </w:pPr>
+      <w:r>
+        <w:t>Caso o usuário deseje consultar informações completas de um produto, poderá seguir da tela de produto para o Stack. Ao realizar essa ação, o sistema exibirá os detalhes do produto, contendo todas as informações cadastradas para o item selecionado.</w:t>
+      </w:r>
+    </w:p>
+    <w:p>
+      <w:pPr>
+        <w:spacing w:line="360" w:lineRule="auto"/>
+        <w:ind w:left="708"/>
+      </w:pPr>
+    </w:p>
+    <w:p>
+      <w:pPr>
+        <w:spacing w:line="360" w:lineRule="auto"/>
+        <w:ind w:left="708"/>
+        <w:jc w:val="left"/>
+        <w:rPr>
+          <w:b/>
+          <w:bCs/>
+        </w:rPr>
+      </w:pPr>
+      <w:proofErr w:type="spellStart"/>
+      <w:r>
+        <w:rPr>
+          <w:b/>
+          <w:bCs/>
+        </w:rPr>
+        <w:t>Wireframe</w:t>
+      </w:r>
+      <w:proofErr w:type="spellEnd"/>
+      <w:r>
+        <w:rPr>
+          <w:b/>
+          <w:bCs/>
+        </w:rPr>
+        <w:t xml:space="preserve">                                                            </w:t>
+      </w:r>
+    </w:p>
+    <w:p>
+      <w:r>
+        <w:tab/>
+      </w:r>
+      <w:r>
+        <w:rPr>
+          <w:noProof/>
+        </w:rPr>
+        <w:drawing>
+          <wp:inline distT="0" distB="0" distL="0" distR="0" wp14:anchorId="2CEAB4F0" wp14:editId="432C212C">
+            <wp:extent cx="2364059" cy="4202606"/>
+            <wp:effectExtent l="0" t="0" r="0" b="7620"/>
+            <wp:docPr id="1187711187" name="Imagem 11"/>
+            <wp:cNvGraphicFramePr>
+              <a:graphicFrameLocks xmlns:a="http://schemas.openxmlformats.org/drawingml/2006/main" noChangeAspect="1"/>
+            </wp:cNvGraphicFramePr>
+            <a:graphic xmlns:a="http://schemas.openxmlformats.org/drawingml/2006/main">
+              <a:graphicData uri="http://schemas.openxmlformats.org/drawingml/2006/picture">
+                <pic:pic xmlns:pic="http://schemas.openxmlformats.org/drawingml/2006/picture">
+                  <pic:nvPicPr>
+                    <pic:cNvPr id="0" name="Picture 37"/>
+                    <pic:cNvPicPr>
+                      <a:picLocks noChangeAspect="1" noChangeArrowheads="1"/>
+                    </pic:cNvPicPr>
+                  </pic:nvPicPr>
+                  <pic:blipFill>
+                    <a:blip r:embed="rId17" cstate="print">
+                      <a:extLst>
+                        <a:ext uri="{28A0092B-C50C-407E-A947-70E740481C1C}">
+                          <a14:useLocalDpi xmlns:a14="http://schemas.microsoft.com/office/drawing/2010/main" val="0"/>
+                        </a:ext>
+                      </a:extLst>
+                    </a:blip>
+                    <a:srcRect/>
+                    <a:stretch>
+                      <a:fillRect/>
+                    </a:stretch>
+                  </pic:blipFill>
+                  <pic:spPr bwMode="auto">
+                    <a:xfrm>
+                      <a:off x="0" y="0"/>
+                      <a:ext cx="2383395" cy="4236979"/>
+                    </a:xfrm>
+                    <a:prstGeom prst="rect">
+                      <a:avLst/>
+                    </a:prstGeom>
+                    <a:noFill/>
+                    <a:ln>
+                      <a:noFill/>
+                    </a:ln>
+                  </pic:spPr>
+                </pic:pic>
+              </a:graphicData>
+            </a:graphic>
+          </wp:inline>
+        </w:drawing>
+      </w:r>
+    </w:p>
+    <w:p/>
+    <w:p>
+      <w:pPr>
+        <w:widowControl/>
+        <w:autoSpaceDE/>
+        <w:autoSpaceDN/>
+        <w:spacing w:after="160" w:line="278" w:lineRule="auto"/>
+        <w:jc w:val="left"/>
+        <w:rPr>
+          <w:rFonts w:eastAsiaTheme="majorEastAsia" w:cstheme="majorBidi"/>
+          <w:b/>
+          <w:color w:val="000000" w:themeColor="text1"/>
+          <w:kern w:val="2"/>
+          <w:szCs w:val="32"/>
+          <w14:ligatures w14:val="standardContextual"/>
+        </w:rPr>
+      </w:pPr>
+      <w:r>
+        <w:br w:type="page"/>
+      </w:r>
+    </w:p>
+    <w:p>
+      <w:pPr>
+        <w:pStyle w:val="Ttulo1"/>
+      </w:pPr>
+      <w:bookmarkStart w:id="5" w:name="_Toc232503616"/>
+      <w:r>
+        <w:lastRenderedPageBreak/>
+        <w:t>5.5 Tela de empilhadeira</w:t>
+      </w:r>
+      <w:bookmarkEnd w:id="5"/>
+    </w:p>
+    <w:p>
+      <w:pPr>
+        <w:spacing w:line="360" w:lineRule="auto"/>
+        <w:ind w:left="708"/>
+      </w:pPr>
+      <w:r>
+        <w:t>A tela de empilhadeira permite ao usuário visualizar informações básicas da empilhadeira e verificar se ela está ocupada ou desocupada.</w:t>
+      </w:r>
+    </w:p>
+    <w:p>
+      <w:pPr>
+        <w:spacing w:line="360" w:lineRule="auto"/>
+        <w:ind w:left="708"/>
+      </w:pPr>
+    </w:p>
+    <w:p>
+      <w:pPr>
+        <w:spacing w:line="360" w:lineRule="auto"/>
+        <w:ind w:left="708"/>
+        <w:jc w:val="left"/>
+        <w:rPr>
+          <w:b/>
+          <w:bCs/>
+        </w:rPr>
+      </w:pPr>
+      <w:proofErr w:type="spellStart"/>
+      <w:r>
+        <w:rPr>
+          <w:b/>
+          <w:bCs/>
+        </w:rPr>
+        <w:t>Wireframe</w:t>
+      </w:r>
+      <w:proofErr w:type="spellEnd"/>
+      <w:r>
+        <w:rPr>
+          <w:b/>
+          <w:bCs/>
+        </w:rPr>
+        <w:t xml:space="preserve">                                                            </w:t>
+      </w:r>
+    </w:p>
+    <w:p>
+      <w:pPr>
+        <w:ind w:firstLine="708"/>
+      </w:pPr>
+      <w:r>
+        <w:rPr>
+          <w:noProof/>
+        </w:rPr>
+        <w:drawing>
+          <wp:inline distT="0" distB="0" distL="0" distR="0" wp14:anchorId="0F01617D" wp14:editId="4305BD58">
+            <wp:extent cx="2474259" cy="4398507"/>
+            <wp:effectExtent l="0" t="0" r="2540" b="2540"/>
+            <wp:docPr id="441836161" name="Imagem 13"/>
+            <wp:cNvGraphicFramePr>
+              <a:graphicFrameLocks xmlns:a="http://schemas.openxmlformats.org/drawingml/2006/main" noChangeAspect="1"/>
+            </wp:cNvGraphicFramePr>
+            <a:graphic xmlns:a="http://schemas.openxmlformats.org/drawingml/2006/main">
+              <a:graphicData uri="http://schemas.openxmlformats.org/drawingml/2006/picture">
+                <pic:pic xmlns:pic="http://schemas.openxmlformats.org/drawingml/2006/picture">
+                  <pic:nvPicPr>
+                    <pic:cNvPr id="0" name="Picture 44"/>
+                    <pic:cNvPicPr>
+                      <a:picLocks noChangeAspect="1" noChangeArrowheads="1"/>
+                    </pic:cNvPicPr>
+                  </pic:nvPicPr>
+                  <pic:blipFill>
+                    <a:blip r:embed="rId18" cstate="print">
+                      <a:extLst>
+                        <a:ext uri="{28A0092B-C50C-407E-A947-70E740481C1C}">
+                          <a14:useLocalDpi xmlns:a14="http://schemas.microsoft.com/office/drawing/2010/main" val="0"/>
+                        </a:ext>
+                      </a:extLst>
+                    </a:blip>
+                    <a:srcRect/>
+                    <a:stretch>
+                      <a:fillRect/>
+                    </a:stretch>
+                  </pic:blipFill>
+                  <pic:spPr bwMode="auto">
+                    <a:xfrm>
+                      <a:off x="0" y="0"/>
+                      <a:ext cx="2491138" cy="4428513"/>
+                    </a:xfrm>
+                    <a:prstGeom prst="rect">
+                      <a:avLst/>
+                    </a:prstGeom>
+                    <a:noFill/>
+                    <a:ln>
+                      <a:noFill/>
+                    </a:ln>
+                  </pic:spPr>
+                </pic:pic>
+              </a:graphicData>
+            </a:graphic>
+          </wp:inline>
+        </w:drawing>
+      </w:r>
+    </w:p>
+    <w:p/>
+    <w:p>
+      <w:pPr>
+        <w:widowControl/>
+        <w:autoSpaceDE/>
+        <w:autoSpaceDN/>
+        <w:spacing w:after="160" w:line="278" w:lineRule="auto"/>
+        <w:jc w:val="left"/>
+        <w:rPr>
+          <w:rFonts w:eastAsiaTheme="majorEastAsia" w:cstheme="majorBidi"/>
+          <w:b/>
+          <w:color w:val="000000" w:themeColor="text1"/>
+          <w:kern w:val="2"/>
+          <w:szCs w:val="32"/>
+          <w14:ligatures w14:val="standardContextual"/>
+        </w:rPr>
+      </w:pPr>
+      <w:r>
+        <w:br w:type="page"/>
+      </w:r>
+    </w:p>
+    <w:p>
+      <w:pPr>
+        <w:pStyle w:val="Ttulo1"/>
+      </w:pPr>
+      <w:bookmarkStart w:id="6" w:name="_Toc232503617"/>
+      <w:r>
+        <w:lastRenderedPageBreak/>
+        <w:t>5.6 Tela de movimentações</w:t>
+      </w:r>
+      <w:bookmarkEnd w:id="6"/>
+    </w:p>
+    <w:p>
+      <w:pPr>
+        <w:spacing w:line="360" w:lineRule="auto"/>
+        <w:ind w:left="708"/>
+      </w:pPr>
+      <w:r>
+        <w:t>A tela de movimentações permite ao usuário visualizar as entradas e saídas do sistema, os campos da tabela incluem o nome do produto, a quantidade e o tipo de ação do pedido.</w:t>
+      </w:r>
+    </w:p>
+    <w:p>
+      <w:pPr>
+        <w:spacing w:line="360" w:lineRule="auto"/>
+        <w:ind w:left="708"/>
+      </w:pPr>
+    </w:p>
+    <w:p>
+      <w:pPr>
+        <w:spacing w:line="360" w:lineRule="auto"/>
+        <w:ind w:left="708"/>
+        <w:jc w:val="left"/>
+        <w:rPr>
+          <w:b/>
+          <w:bCs/>
+        </w:rPr>
+      </w:pPr>
+      <w:proofErr w:type="spellStart"/>
+      <w:r>
+        <w:rPr>
+          <w:b/>
+          <w:bCs/>
+        </w:rPr>
+        <w:t>Wireframe</w:t>
+      </w:r>
+      <w:proofErr w:type="spellEnd"/>
+      <w:r>
+        <w:rPr>
+          <w:b/>
+          <w:bCs/>
+        </w:rPr>
+        <w:t xml:space="preserve">                                                            </w:t>
+      </w:r>
+    </w:p>
+    <w:p>
+      <w:r>
+        <w:tab/>
+      </w:r>
+      <w:r>
+        <w:rPr>
+          <w:noProof/>
+        </w:rPr>
+        <w:drawing>
+          <wp:inline distT="0" distB="0" distL="0" distR="0" wp14:anchorId="4E3DB701" wp14:editId="30A279A1">
+            <wp:extent cx="2494019" cy="4433636"/>
+            <wp:effectExtent l="0" t="0" r="1905" b="5080"/>
+            <wp:docPr id="1988029803" name="Imagem 15"/>
+            <wp:cNvGraphicFramePr>
+              <a:graphicFrameLocks xmlns:a="http://schemas.openxmlformats.org/drawingml/2006/main" noChangeAspect="1"/>
+            </wp:cNvGraphicFramePr>
+            <a:graphic xmlns:a="http://schemas.openxmlformats.org/drawingml/2006/main">
+              <a:graphicData uri="http://schemas.openxmlformats.org/drawingml/2006/picture">
+                <pic:pic xmlns:pic="http://schemas.openxmlformats.org/drawingml/2006/picture">
+                  <pic:nvPicPr>
+                    <pic:cNvPr id="0" name="Picture 51"/>
+                    <pic:cNvPicPr>
+                      <a:picLocks noChangeAspect="1" noChangeArrowheads="1"/>
+                    </pic:cNvPicPr>
+                  </pic:nvPicPr>
+                  <pic:blipFill>
+                    <a:blip r:embed="rId19" cstate="print">
+                      <a:extLst>
+                        <a:ext uri="{28A0092B-C50C-407E-A947-70E740481C1C}">
+                          <a14:useLocalDpi xmlns:a14="http://schemas.microsoft.com/office/drawing/2010/main" val="0"/>
+                        </a:ext>
+                      </a:extLst>
+                    </a:blip>
+                    <a:srcRect/>
+                    <a:stretch>
+                      <a:fillRect/>
+                    </a:stretch>
+                  </pic:blipFill>
+                  <pic:spPr bwMode="auto">
+                    <a:xfrm>
+                      <a:off x="0" y="0"/>
+                      <a:ext cx="2509301" cy="4460803"/>
+                    </a:xfrm>
+                    <a:prstGeom prst="rect">
+                      <a:avLst/>
+                    </a:prstGeom>
+                    <a:noFill/>
+                    <a:ln>
+                      <a:noFill/>
+                    </a:ln>
+                  </pic:spPr>
+                </pic:pic>
+              </a:graphicData>
+            </a:graphic>
+          </wp:inline>
+        </w:drawing>
+      </w:r>
+    </w:p>
+    <w:p/>
+    <w:p>
+      <w:pPr>
+        <w:widowControl/>
+        <w:autoSpaceDE/>
+        <w:autoSpaceDN/>
+        <w:spacing w:after="160" w:line="278" w:lineRule="auto"/>
+        <w:jc w:val="left"/>
+        <w:rPr>
+          <w:rFonts w:eastAsiaTheme="majorEastAsia" w:cstheme="majorBidi"/>
+          <w:b/>
+          <w:color w:val="000000" w:themeColor="text1"/>
+          <w:kern w:val="2"/>
+          <w:szCs w:val="32"/>
+          <w14:ligatures w14:val="standardContextual"/>
+        </w:rPr>
+      </w:pPr>
+      <w:r>
+        <w:br w:type="page"/>
+      </w:r>
+    </w:p>
+    <w:p>
+      <w:pPr>
+        <w:pStyle w:val="Ttulo1"/>
+      </w:pPr>
+      <w:bookmarkStart w:id="7" w:name="_Toc232503618"/>
+      <w:r>
+        <w:lastRenderedPageBreak/>
+        <w:t>5.</w:t>
+      </w:r>
+      <w:r>
+        <w:t>6</w:t>
+      </w:r>
+      <w:r>
+        <w:t xml:space="preserve"> Tela de </w:t>
+      </w:r>
+      <w:proofErr w:type="spellStart"/>
+      <w:r>
+        <w:t>QRcode</w:t>
+      </w:r>
+      <w:bookmarkEnd w:id="7"/>
+      <w:proofErr w:type="spellEnd"/>
+    </w:p>
+    <w:p>
+      <w:pPr>
+        <w:spacing w:line="360" w:lineRule="auto"/>
+        <w:ind w:left="708"/>
+      </w:pPr>
+      <w:r>
+        <w:t xml:space="preserve">A tela abre a câmera do celular para fazer a leitura do </w:t>
+      </w:r>
+      <w:proofErr w:type="spellStart"/>
+      <w:r>
+        <w:t>QRcode</w:t>
+      </w:r>
+      <w:proofErr w:type="spellEnd"/>
+      <w:r>
+        <w:t xml:space="preserve"> de um produto ou pacote, ele trará as informações dos produtos em questão junto da opção de realizar um pedido de entrada ou de saída.</w:t>
+      </w:r>
+    </w:p>
+    <w:p>
+      <w:pPr>
+        <w:spacing w:line="360" w:lineRule="auto"/>
+        <w:ind w:left="708"/>
+      </w:pPr>
+    </w:p>
+    <w:p>
+      <w:pPr>
+        <w:spacing w:line="360" w:lineRule="auto"/>
+        <w:ind w:left="708"/>
+        <w:jc w:val="left"/>
+        <w:rPr>
+          <w:b/>
+          <w:bCs/>
+        </w:rPr>
+      </w:pPr>
+      <w:proofErr w:type="spellStart"/>
+      <w:r>
+        <w:rPr>
+          <w:b/>
+          <w:bCs/>
+        </w:rPr>
+        <w:t>Wireframe</w:t>
+      </w:r>
+      <w:proofErr w:type="spellEnd"/>
+      <w:r>
+        <w:rPr>
+          <w:b/>
+          <w:bCs/>
+        </w:rPr>
+        <w:t xml:space="preserve">                                                            </w:t>
+      </w:r>
+    </w:p>
+    <w:p>
+      <w:pPr>
+        <w:ind w:firstLine="708"/>
+        <w:rPr>
+          <w:u w:val="single"/>
+        </w:rPr>
+      </w:pPr>
+      <w:r>
+        <w:rPr>
+          <w:noProof/>
+        </w:rPr>
+        <w:drawing>
+          <wp:inline distT="0" distB="0" distL="0" distR="0" wp14:anchorId="6420EE47" wp14:editId="5E61FCFF">
+            <wp:extent cx="2544780" cy="4523874"/>
+            <wp:effectExtent l="0" t="0" r="8255" b="0"/>
+            <wp:docPr id="1918388089" name="Imagem 17"/>
+            <wp:cNvGraphicFramePr>
+              <a:graphicFrameLocks xmlns:a="http://schemas.openxmlformats.org/drawingml/2006/main" noChangeAspect="1"/>
+            </wp:cNvGraphicFramePr>
+            <a:graphic xmlns:a="http://schemas.openxmlformats.org/drawingml/2006/main">
+              <a:graphicData uri="http://schemas.openxmlformats.org/drawingml/2006/picture">
+                <pic:pic xmlns:pic="http://schemas.openxmlformats.org/drawingml/2006/picture">
+                  <pic:nvPicPr>
+                    <pic:cNvPr id="0" name="Picture 58"/>
+                    <pic:cNvPicPr>
+                      <a:picLocks noChangeAspect="1" noChangeArrowheads="1"/>
+                    </pic:cNvPicPr>
+                  </pic:nvPicPr>
+                  <pic:blipFill>
+                    <a:blip r:embed="rId20" cstate="print">
+                      <a:extLst>
+                        <a:ext uri="{28A0092B-C50C-407E-A947-70E740481C1C}">
+                          <a14:useLocalDpi xmlns:a14="http://schemas.microsoft.com/office/drawing/2010/main" val="0"/>
+                        </a:ext>
+                      </a:extLst>
+                    </a:blip>
+                    <a:srcRect/>
+                    <a:stretch>
+                      <a:fillRect/>
+                    </a:stretch>
+                  </pic:blipFill>
+                  <pic:spPr bwMode="auto">
+                    <a:xfrm>
+                      <a:off x="0" y="0"/>
+                      <a:ext cx="2554683" cy="4541479"/>
+                    </a:xfrm>
+                    <a:prstGeom prst="rect">
+                      <a:avLst/>
+                    </a:prstGeom>
+                    <a:noFill/>
+                    <a:ln>
+                      <a:noFill/>
+                    </a:ln>
+                  </pic:spPr>
+                </pic:pic>
+              </a:graphicData>
+            </a:graphic>
+          </wp:inline>
+        </w:drawing>
+      </w:r>
+    </w:p>
+    <w:p/>
+    <w:p>
+      <w:pPr>
+        <w:widowControl/>
+        <w:autoSpaceDE/>
+        <w:autoSpaceDN/>
+        <w:spacing w:after="160" w:line="278" w:lineRule="auto"/>
+        <w:jc w:val="left"/>
+      </w:pPr>
+    </w:p>
+    <w:p>
+      <w:pPr>
+        <w:widowControl/>
+        <w:autoSpaceDE/>
+        <w:autoSpaceDN/>
+        <w:spacing w:after="160" w:line="278" w:lineRule="auto"/>
+        <w:jc w:val="left"/>
+      </w:pPr>
+    </w:p>
+    <w:p>
+      <w:pPr>
+        <w:widowControl/>
+        <w:autoSpaceDE/>
+        <w:autoSpaceDN/>
+        <w:spacing w:after="160" w:line="278" w:lineRule="auto"/>
+        <w:jc w:val="left"/>
+      </w:pPr>
+    </w:p>
+    <w:p>
+      <w:pPr>
+        <w:widowControl/>
+        <w:autoSpaceDE/>
+        <w:autoSpaceDN/>
+        <w:spacing w:after="160" w:line="278" w:lineRule="auto"/>
+        <w:jc w:val="left"/>
+      </w:pPr>
+    </w:p>
+    <w:p>
+      <w:pPr>
+        <w:widowControl/>
+        <w:autoSpaceDE/>
+        <w:autoSpaceDN/>
+        <w:spacing w:after="160" w:line="278" w:lineRule="auto"/>
+        <w:jc w:val="left"/>
+      </w:pPr>
+    </w:p>
+    <w:p>
+      <w:pPr>
+        <w:widowControl/>
+        <w:autoSpaceDE/>
+        <w:autoSpaceDN/>
+        <w:spacing w:after="160" w:line="278" w:lineRule="auto"/>
+        <w:jc w:val="left"/>
+      </w:pPr>
+    </w:p>
+    <w:p>
+      <w:pPr>
+        <w:widowControl/>
+        <w:autoSpaceDE/>
+        <w:autoSpaceDN/>
+        <w:spacing w:after="160" w:line="278" w:lineRule="auto"/>
+        <w:jc w:val="left"/>
+      </w:pPr>
+    </w:p>
+    <w:p/>
     <w:p>
       <w:pPr>
         <w:pStyle w:val="Ttulo1"/>
         <w:numPr>
           <w:ilvl w:val="0"/>
-          <w:numId w:val="4"/>
+          <w:numId w:val="9"/>
         </w:numPr>
       </w:pPr>
       <w:r>
-        <w:t>Movimentação de Saída</w:t>
-      </w:r>
-    </w:p>
-    <w:p>
-      <w:pPr>
-        <w:pStyle w:val="Ttulo1"/>
-        <w:ind w:left="360"/>
-      </w:pPr>
-    </w:p>
-    <w:p>
-      <w:pPr>
-        <w:jc w:val="center"/>
-        <w:rPr>
-          <w:rFonts w:cs="Times New Roman"/>
-          <w:szCs w:val="24"/>
-        </w:rPr>
-      </w:pPr>
-    </w:p>
-    <w:p>
-      <w:pPr>
-        <w:jc w:val="center"/>
-        <w:rPr>
-          <w:rFonts w:cs="Times New Roman"/>
-          <w:szCs w:val="24"/>
-        </w:rPr>
-      </w:pPr>
-    </w:p>
-    <w:p>
-      <w:pPr>
-        <w:jc w:val="center"/>
-        <w:rPr>
-          <w:rFonts w:cs="Times New Roman"/>
-          <w:szCs w:val="24"/>
-        </w:rPr>
-      </w:pPr>
-    </w:p>
-    <w:p>
-      <w:pPr>
-        <w:jc w:val="center"/>
-        <w:rPr>
-          <w:rFonts w:cs="Times New Roman"/>
-          <w:szCs w:val="24"/>
-        </w:rPr>
-      </w:pPr>
-    </w:p>
-    <w:p>
-      <w:pPr>
-        <w:jc w:val="center"/>
-        <w:rPr>
-          <w:rFonts w:cs="Times New Roman"/>
-          <w:szCs w:val="24"/>
-        </w:rPr>
-      </w:pPr>
-    </w:p>
-    <w:p>
-      <w:pPr>
-        <w:jc w:val="center"/>
-        <w:rPr>
-          <w:rFonts w:cs="Times New Roman"/>
-          <w:szCs w:val="24"/>
-        </w:rPr>
-      </w:pPr>
-    </w:p>
-    <w:p>
-      <w:pPr>
-        <w:jc w:val="center"/>
-        <w:rPr>
-          <w:rFonts w:cs="Times New Roman"/>
-          <w:szCs w:val="24"/>
-        </w:rPr>
-      </w:pPr>
-    </w:p>
-    <w:p>
-      <w:pPr>
-        <w:jc w:val="center"/>
-        <w:rPr>
-          <w:rFonts w:cs="Times New Roman"/>
-          <w:szCs w:val="24"/>
-        </w:rPr>
-      </w:pPr>
-    </w:p>
-    <w:p>
-      <w:pPr>
-        <w:jc w:val="center"/>
-        <w:rPr>
-          <w:rFonts w:cs="Times New Roman"/>
-          <w:szCs w:val="24"/>
-        </w:rPr>
-      </w:pPr>
-    </w:p>
-    <w:p>
-      <w:pPr>
-        <w:jc w:val="center"/>
-        <w:rPr>
-          <w:rFonts w:cs="Times New Roman"/>
-          <w:szCs w:val="24"/>
-        </w:rPr>
-      </w:pPr>
-    </w:p>
-    <w:p>
-      <w:pPr>
-        <w:jc w:val="center"/>
-        <w:rPr>
-          <w:rFonts w:cs="Times New Roman"/>
-          <w:szCs w:val="24"/>
-        </w:rPr>
-      </w:pPr>
-    </w:p>
-    <w:p>
-      <w:pPr>
-        <w:jc w:val="center"/>
-        <w:rPr>
-          <w:rFonts w:cs="Times New Roman"/>
-          <w:szCs w:val="24"/>
-        </w:rPr>
-      </w:pPr>
-    </w:p>
-    <w:p>
-      <w:pPr>
-        <w:pStyle w:val="Ttulo1"/>
-      </w:pPr>
+        <w:lastRenderedPageBreak/>
+        <w:t>Testes caixa branca</w:t>
+      </w:r>
+    </w:p>
+    <w:p>
+      <w:pPr>
+        <w:pStyle w:val="PargrafodaLista"/>
+        <w:numPr>
+          <w:ilvl w:val="1"/>
+          <w:numId w:val="9"/>
+        </w:numPr>
+        <w:rPr>
+          <w:rFonts w:ascii="Times New Roman" w:hAnsi="Times New Roman" w:cs="Times New Roman"/>
+          <w:b/>
+          <w:bCs/>
+          <w:sz w:val="28"/>
+          <w:szCs w:val="28"/>
+        </w:rPr>
+      </w:pPr>
+      <w:r>
+        <w:rPr>
+          <w:rFonts w:ascii="Times New Roman" w:hAnsi="Times New Roman" w:cs="Times New Roman"/>
+          <w:b/>
+          <w:bCs/>
+          <w:sz w:val="28"/>
+          <w:szCs w:val="28"/>
+        </w:rPr>
+        <w:t>– Login</w:t>
+      </w:r>
+    </w:p>
+    <w:p>
+      <w:pPr>
+        <w:ind w:left="1080"/>
+      </w:pPr>
+      <w:r>
+        <w:rPr>
+          <w:b/>
+          <w:bCs/>
+        </w:rPr>
+        <w:t xml:space="preserve">Login: </w:t>
+      </w:r>
+      <w:r>
+        <w:t>entrar no sistema.</w:t>
+      </w:r>
+    </w:p>
+    <w:p>
+      <w:pPr>
+        <w:ind w:left="1080"/>
+      </w:pPr>
+    </w:p>
+    <w:p>
+      <w:pPr>
+        <w:ind w:left="1080"/>
+      </w:pPr>
+      <w:r>
+        <w:rPr>
+          <w:b/>
+          <w:bCs/>
+        </w:rPr>
+        <w:t>Teste 1</w:t>
+      </w:r>
+      <w:r>
+        <w:t xml:space="preserve"> – entrar com senha ou e-mail errado:</w:t>
+      </w:r>
+    </w:p>
+    <w:p>
+      <w:pPr>
+        <w:ind w:left="1080"/>
+      </w:pPr>
+    </w:p>
+    <w:p>
+      <w:pPr>
+        <w:ind w:left="1080"/>
+        <w:jc w:val="center"/>
+      </w:pPr>
+      <w:r>
+        <w:rPr>
+          <w:noProof/>
+        </w:rPr>
+        <w:drawing>
+          <wp:inline distT="0" distB="0" distL="0" distR="0" wp14:anchorId="0B8F02CF" wp14:editId="2E25EB34">
+            <wp:extent cx="1997039" cy="3554730"/>
+            <wp:effectExtent l="0" t="0" r="3810" b="7620"/>
+            <wp:docPr id="894710937" name="Imagem 19"/>
+            <wp:cNvGraphicFramePr>
+              <a:graphicFrameLocks xmlns:a="http://schemas.openxmlformats.org/drawingml/2006/main" noChangeAspect="1"/>
+            </wp:cNvGraphicFramePr>
+            <a:graphic xmlns:a="http://schemas.openxmlformats.org/drawingml/2006/main">
+              <a:graphicData uri="http://schemas.openxmlformats.org/drawingml/2006/picture">
+                <pic:pic xmlns:pic="http://schemas.openxmlformats.org/drawingml/2006/picture">
+                  <pic:nvPicPr>
+                    <pic:cNvPr id="0" name="Picture 10"/>
+                    <pic:cNvPicPr>
+                      <a:picLocks noChangeAspect="1" noChangeArrowheads="1"/>
+                    </pic:cNvPicPr>
+                  </pic:nvPicPr>
+                  <pic:blipFill>
+                    <a:blip r:embed="rId21">
+                      <a:extLst>
+                        <a:ext uri="{28A0092B-C50C-407E-A947-70E740481C1C}">
+                          <a14:useLocalDpi xmlns:a14="http://schemas.microsoft.com/office/drawing/2010/main" val="0"/>
+                        </a:ext>
+                      </a:extLst>
+                    </a:blip>
+                    <a:srcRect/>
+                    <a:stretch>
+                      <a:fillRect/>
+                    </a:stretch>
+                  </pic:blipFill>
+                  <pic:spPr bwMode="auto">
+                    <a:xfrm>
+                      <a:off x="0" y="0"/>
+                      <a:ext cx="2006351" cy="3571305"/>
+                    </a:xfrm>
+                    <a:prstGeom prst="rect">
+                      <a:avLst/>
+                    </a:prstGeom>
+                    <a:noFill/>
+                  </pic:spPr>
+                </pic:pic>
+              </a:graphicData>
+            </a:graphic>
+          </wp:inline>
+        </w:drawing>
+      </w:r>
+    </w:p>
+    <w:p>
+      <w:pPr>
+        <w:ind w:left="1080"/>
+        <w:jc w:val="center"/>
+      </w:pPr>
+    </w:p>
+    <w:p>
+      <w:pPr>
+        <w:ind w:left="1080"/>
+        <w:jc w:val="left"/>
+      </w:pPr>
+      <w:r>
+        <w:rPr>
+          <w:b/>
+          <w:bCs/>
+        </w:rPr>
+        <w:t xml:space="preserve">Teste 2 - </w:t>
+      </w:r>
+      <w:r>
+        <w:t>entrar com senha e e-mail corretos:</w:t>
+      </w:r>
+    </w:p>
+    <w:p>
+      <w:pPr>
+        <w:ind w:left="1080"/>
+        <w:jc w:val="left"/>
+      </w:pPr>
+    </w:p>
+    <w:p>
+      <w:pPr>
+        <w:ind w:left="1080"/>
+        <w:jc w:val="center"/>
+      </w:pPr>
+      <w:r>
+        <w:rPr>
+          <w:noProof/>
+        </w:rPr>
+        <w:drawing>
+          <wp:inline distT="0" distB="0" distL="0" distR="0" wp14:anchorId="2A7DEEF3" wp14:editId="00C5DB80">
+            <wp:extent cx="1877174" cy="3341370"/>
+            <wp:effectExtent l="0" t="0" r="8890" b="0"/>
+            <wp:docPr id="176589548" name="Imagem 21"/>
+            <wp:cNvGraphicFramePr>
+              <a:graphicFrameLocks xmlns:a="http://schemas.openxmlformats.org/drawingml/2006/main" noChangeAspect="1"/>
+            </wp:cNvGraphicFramePr>
+            <a:graphic xmlns:a="http://schemas.openxmlformats.org/drawingml/2006/main">
+              <a:graphicData uri="http://schemas.openxmlformats.org/drawingml/2006/picture">
+                <pic:pic xmlns:pic="http://schemas.openxmlformats.org/drawingml/2006/picture">
+                  <pic:nvPicPr>
+                    <pic:cNvPr id="0" name="Picture 11"/>
+                    <pic:cNvPicPr>
+                      <a:picLocks noChangeAspect="1" noChangeArrowheads="1"/>
+                    </pic:cNvPicPr>
+                  </pic:nvPicPr>
+                  <pic:blipFill>
+                    <a:blip r:embed="rId22">
+                      <a:extLst>
+                        <a:ext uri="{28A0092B-C50C-407E-A947-70E740481C1C}">
+                          <a14:useLocalDpi xmlns:a14="http://schemas.microsoft.com/office/drawing/2010/main" val="0"/>
+                        </a:ext>
+                      </a:extLst>
+                    </a:blip>
+                    <a:srcRect/>
+                    <a:stretch>
+                      <a:fillRect/>
+                    </a:stretch>
+                  </pic:blipFill>
+                  <pic:spPr bwMode="auto">
+                    <a:xfrm>
+                      <a:off x="0" y="0"/>
+                      <a:ext cx="1883348" cy="3352360"/>
+                    </a:xfrm>
+                    <a:prstGeom prst="rect">
+                      <a:avLst/>
+                    </a:prstGeom>
+                    <a:noFill/>
+                  </pic:spPr>
+                </pic:pic>
+              </a:graphicData>
+            </a:graphic>
+          </wp:inline>
+        </w:drawing>
+      </w:r>
+    </w:p>
+    <w:p>
+      <w:pPr>
+        <w:ind w:left="708"/>
+      </w:pPr>
+    </w:p>
+    <w:p>
+      <w:pPr>
+        <w:ind w:left="720"/>
+        <w:rPr>
+          <w:rFonts w:cs="Times New Roman"/>
+          <w:b/>
+          <w:bCs/>
+          <w:sz w:val="28"/>
+          <w:szCs w:val="28"/>
+        </w:rPr>
+      </w:pPr>
+      <w:r>
+        <w:rPr>
+          <w:rFonts w:cs="Times New Roman"/>
+          <w:b/>
+          <w:bCs/>
+          <w:sz w:val="28"/>
+          <w:szCs w:val="28"/>
+        </w:rPr>
+        <w:t xml:space="preserve">6.2 </w:t>
+      </w:r>
+      <w:r>
+        <w:rPr>
+          <w:rFonts w:cs="Times New Roman"/>
+          <w:b/>
+          <w:bCs/>
+          <w:sz w:val="28"/>
+          <w:szCs w:val="28"/>
+        </w:rPr>
+        <w:t>– Dashboard</w:t>
+      </w:r>
+    </w:p>
+    <w:p>
+      <w:pPr>
+        <w:pStyle w:val="PargrafodaLista"/>
+        <w:ind w:left="1080"/>
+        <w:rPr>
+          <w:rFonts w:ascii="Times New Roman" w:hAnsi="Times New Roman" w:cs="Times New Roman"/>
+          <w:b/>
+          <w:bCs/>
+        </w:rPr>
+      </w:pPr>
+    </w:p>
+    <w:p>
+      <w:pPr>
+        <w:pStyle w:val="PargrafodaLista"/>
+        <w:ind w:left="1080"/>
+        <w:rPr>
+          <w:rFonts w:ascii="Times New Roman" w:hAnsi="Times New Roman" w:cs="Times New Roman"/>
+        </w:rPr>
+      </w:pPr>
+      <w:r>
+        <w:rPr>
+          <w:rFonts w:ascii="Times New Roman" w:hAnsi="Times New Roman" w:cs="Times New Roman"/>
+          <w:b/>
+          <w:bCs/>
+        </w:rPr>
+        <w:t>Produtos em estoque:</w:t>
+      </w:r>
+      <w:r>
+        <w:rPr>
+          <w:rFonts w:ascii="Times New Roman" w:hAnsi="Times New Roman" w:cs="Times New Roman"/>
+        </w:rPr>
+        <w:t xml:space="preserve"> container que armazena a quantidade de produtos em estoque.</w:t>
+      </w:r>
+    </w:p>
+    <w:p>
+      <w:pPr>
+        <w:pStyle w:val="PargrafodaLista"/>
+        <w:ind w:left="1080"/>
+        <w:rPr>
+          <w:rFonts w:ascii="Times New Roman" w:hAnsi="Times New Roman" w:cs="Times New Roman"/>
+        </w:rPr>
+      </w:pPr>
+    </w:p>
+    <w:p>
+      <w:pPr>
+        <w:pStyle w:val="PargrafodaLista"/>
+        <w:ind w:left="1080"/>
+        <w:rPr>
+          <w:rFonts w:ascii="Times New Roman" w:hAnsi="Times New Roman" w:cs="Times New Roman"/>
+        </w:rPr>
+      </w:pPr>
+      <w:r>
+        <w:rPr>
+          <w:rFonts w:ascii="Times New Roman" w:hAnsi="Times New Roman" w:cs="Times New Roman"/>
+          <w:b/>
+          <w:bCs/>
+        </w:rPr>
+        <w:t xml:space="preserve">Teste 1 </w:t>
+      </w:r>
+      <w:r>
+        <w:rPr>
+          <w:rFonts w:ascii="Times New Roman" w:hAnsi="Times New Roman" w:cs="Times New Roman"/>
+          <w:b/>
+          <w:bCs/>
+        </w:rPr>
+        <w:t xml:space="preserve">– </w:t>
+      </w:r>
+      <w:r>
+        <w:rPr>
+          <w:rFonts w:ascii="Times New Roman" w:hAnsi="Times New Roman" w:cs="Times New Roman"/>
+        </w:rPr>
+        <w:t>quantidade de produtos antes:</w:t>
+      </w:r>
+    </w:p>
+    <w:p>
+      <w:pPr>
+        <w:pStyle w:val="PargrafodaLista"/>
+        <w:ind w:left="1080"/>
+        <w:jc w:val="center"/>
+        <w:rPr>
+          <w:rFonts w:ascii="Times New Roman" w:hAnsi="Times New Roman" w:cs="Times New Roman"/>
+        </w:rPr>
+      </w:pPr>
+      <w:r>
+        <w:rPr>
+          <w:rFonts w:ascii="Times New Roman" w:hAnsi="Times New Roman" w:cs="Times New Roman"/>
+        </w:rPr>
+        <w:br/>
+      </w:r>
+      <w:r>
+        <w:rPr>
+          <w:rFonts w:ascii="Times New Roman" w:hAnsi="Times New Roman" w:cs="Times New Roman"/>
+          <w:noProof/>
+        </w:rPr>
+        <w:drawing>
+          <wp:inline distT="0" distB="0" distL="0" distR="0" wp14:anchorId="009EEA08" wp14:editId="1551B14D">
+            <wp:extent cx="2672715" cy="1775048"/>
+            <wp:effectExtent l="0" t="0" r="0" b="0"/>
+            <wp:docPr id="1958705969" name="Imagem 3"/>
+            <wp:cNvGraphicFramePr>
+              <a:graphicFrameLocks xmlns:a="http://schemas.openxmlformats.org/drawingml/2006/main" noChangeAspect="1"/>
+            </wp:cNvGraphicFramePr>
+            <a:graphic xmlns:a="http://schemas.openxmlformats.org/drawingml/2006/main">
+              <a:graphicData uri="http://schemas.openxmlformats.org/drawingml/2006/picture">
+                <pic:pic xmlns:pic="http://schemas.openxmlformats.org/drawingml/2006/picture">
+                  <pic:nvPicPr>
+                    <pic:cNvPr id="0" name="Picture 2"/>
+                    <pic:cNvPicPr>
+                      <a:picLocks noChangeAspect="1" noChangeArrowheads="1"/>
+                    </pic:cNvPicPr>
+                  </pic:nvPicPr>
+                  <pic:blipFill>
+                    <a:blip r:embed="rId23">
+                      <a:extLst>
+                        <a:ext uri="{28A0092B-C50C-407E-A947-70E740481C1C}">
+                          <a14:useLocalDpi xmlns:a14="http://schemas.microsoft.com/office/drawing/2010/main" val="0"/>
+                        </a:ext>
+                      </a:extLst>
+                    </a:blip>
+                    <a:srcRect/>
+                    <a:stretch>
+                      <a:fillRect/>
+                    </a:stretch>
+                  </pic:blipFill>
+                  <pic:spPr bwMode="auto">
+                    <a:xfrm>
+                      <a:off x="0" y="0"/>
+                      <a:ext cx="2705196" cy="1796620"/>
+                    </a:xfrm>
+                    <a:prstGeom prst="rect">
+                      <a:avLst/>
+                    </a:prstGeom>
+                    <a:noFill/>
+                  </pic:spPr>
+                </pic:pic>
+              </a:graphicData>
+            </a:graphic>
+          </wp:inline>
+        </w:drawing>
+      </w:r>
+    </w:p>
+    <w:p>
+      <w:pPr>
+        <w:pStyle w:val="PargrafodaLista"/>
+        <w:ind w:left="1080"/>
+        <w:jc w:val="center"/>
+        <w:rPr>
+          <w:rFonts w:ascii="Times New Roman" w:hAnsi="Times New Roman" w:cs="Times New Roman"/>
+        </w:rPr>
+      </w:pPr>
+    </w:p>
+    <w:p>
+      <w:pPr>
+        <w:pStyle w:val="PargrafodaLista"/>
+        <w:ind w:left="1080"/>
+        <w:rPr>
+          <w:rFonts w:ascii="Times New Roman" w:hAnsi="Times New Roman" w:cs="Times New Roman"/>
+        </w:rPr>
+      </w:pPr>
+      <w:r>
+        <w:rPr>
+          <w:rFonts w:ascii="Times New Roman" w:hAnsi="Times New Roman" w:cs="Times New Roman"/>
+          <w:b/>
+          <w:bCs/>
+        </w:rPr>
+        <w:t>Teste 2</w:t>
+      </w:r>
+      <w:r>
+        <w:rPr>
+          <w:rFonts w:ascii="Times New Roman" w:hAnsi="Times New Roman" w:cs="Times New Roman"/>
+        </w:rPr>
+        <w:t xml:space="preserve"> – depois de sair produtos do estoque:</w:t>
+      </w:r>
+    </w:p>
+    <w:p>
+      <w:pPr>
+        <w:pStyle w:val="PargrafodaLista"/>
+        <w:ind w:left="1080"/>
+        <w:rPr>
+          <w:rFonts w:ascii="Times New Roman" w:hAnsi="Times New Roman" w:cs="Times New Roman"/>
+        </w:rPr>
+      </w:pPr>
+    </w:p>
+    <w:p>
+      <w:pPr>
+        <w:pStyle w:val="PargrafodaLista"/>
+        <w:ind w:left="1080"/>
+        <w:jc w:val="center"/>
+        <w:rPr>
+          <w:rFonts w:ascii="Times New Roman" w:hAnsi="Times New Roman" w:cs="Times New Roman"/>
+        </w:rPr>
+      </w:pPr>
+      <w:r>
+        <w:rPr>
+          <w:rFonts w:ascii="Times New Roman" w:hAnsi="Times New Roman" w:cs="Times New Roman"/>
+          <w:noProof/>
+        </w:rPr>
+        <w:drawing>
+          <wp:inline distT="0" distB="0" distL="0" distR="0" wp14:anchorId="2EF8CE9B" wp14:editId="629ABF52">
+            <wp:extent cx="2729801" cy="1843768"/>
+            <wp:effectExtent l="0" t="0" r="0" b="4445"/>
+            <wp:docPr id="1105452265" name="Imagem 5"/>
+            <wp:cNvGraphicFramePr>
+              <a:graphicFrameLocks xmlns:a="http://schemas.openxmlformats.org/drawingml/2006/main" noChangeAspect="1"/>
+            </wp:cNvGraphicFramePr>
+            <a:graphic xmlns:a="http://schemas.openxmlformats.org/drawingml/2006/main">
+              <a:graphicData uri="http://schemas.openxmlformats.org/drawingml/2006/picture">
+                <pic:pic xmlns:pic="http://schemas.openxmlformats.org/drawingml/2006/picture">
+                  <pic:nvPicPr>
+                    <pic:cNvPr id="0" name="Picture 3"/>
+                    <pic:cNvPicPr>
+                      <a:picLocks noChangeAspect="1" noChangeArrowheads="1"/>
+                    </pic:cNvPicPr>
+                  </pic:nvPicPr>
+                  <pic:blipFill>
+                    <a:blip r:embed="rId24">
+                      <a:extLst>
+                        <a:ext uri="{28A0092B-C50C-407E-A947-70E740481C1C}">
+                          <a14:useLocalDpi xmlns:a14="http://schemas.microsoft.com/office/drawing/2010/main" val="0"/>
+                        </a:ext>
+                      </a:extLst>
+                    </a:blip>
+                    <a:srcRect/>
+                    <a:stretch>
+                      <a:fillRect/>
+                    </a:stretch>
+                  </pic:blipFill>
+                  <pic:spPr bwMode="auto">
+                    <a:xfrm>
+                      <a:off x="0" y="0"/>
+                      <a:ext cx="2743178" cy="1852803"/>
+                    </a:xfrm>
+                    <a:prstGeom prst="rect">
+                      <a:avLst/>
+                    </a:prstGeom>
+                    <a:noFill/>
+                  </pic:spPr>
+                </pic:pic>
+              </a:graphicData>
+            </a:graphic>
+          </wp:inline>
+        </w:drawing>
+      </w:r>
+    </w:p>
+    <w:p>
+      <w:pPr>
+        <w:pStyle w:val="PargrafodaLista"/>
+        <w:ind w:left="1080"/>
+        <w:jc w:val="center"/>
+        <w:rPr>
+          <w:rFonts w:ascii="Times New Roman" w:hAnsi="Times New Roman" w:cs="Times New Roman"/>
+        </w:rPr>
+      </w:pPr>
+    </w:p>
+    <w:p>
+      <w:pPr>
+        <w:pStyle w:val="PargrafodaLista"/>
+        <w:ind w:left="1080"/>
+        <w:rPr>
+          <w:rFonts w:ascii="Times New Roman" w:hAnsi="Times New Roman" w:cs="Times New Roman"/>
+        </w:rPr>
+      </w:pPr>
+      <w:r>
+        <w:rPr>
+          <w:rFonts w:ascii="Times New Roman" w:hAnsi="Times New Roman" w:cs="Times New Roman"/>
+          <w:b/>
+          <w:bCs/>
+        </w:rPr>
+        <w:t>Teste 1</w:t>
+      </w:r>
+      <w:r>
+        <w:rPr>
+          <w:rFonts w:ascii="Times New Roman" w:hAnsi="Times New Roman" w:cs="Times New Roman"/>
+          <w:b/>
+          <w:bCs/>
+        </w:rPr>
+        <w:t xml:space="preserve"> – </w:t>
+      </w:r>
+      <w:r>
+        <w:rPr>
+          <w:rFonts w:ascii="Times New Roman" w:hAnsi="Times New Roman" w:cs="Times New Roman"/>
+        </w:rPr>
+        <w:t>botão para rota da tela de Produto:</w:t>
+      </w:r>
+      <w:r>
+        <w:rPr>
+          <w:rFonts w:ascii="Times New Roman" w:hAnsi="Times New Roman" w:cs="Times New Roman"/>
+        </w:rPr>
+        <w:br/>
+      </w:r>
+    </w:p>
+    <w:p>
+      <w:pPr>
+        <w:pStyle w:val="PargrafodaLista"/>
+        <w:ind w:left="1080"/>
+        <w:jc w:val="center"/>
+        <w:rPr>
+          <w:rFonts w:ascii="Times New Roman" w:hAnsi="Times New Roman" w:cs="Times New Roman"/>
+        </w:rPr>
+      </w:pPr>
+      <w:r>
+        <w:rPr>
+          <w:rFonts w:ascii="Times New Roman" w:hAnsi="Times New Roman" w:cs="Times New Roman"/>
+          <w:noProof/>
+        </w:rPr>
+        <w:drawing>
+          <wp:inline distT="0" distB="0" distL="0" distR="0" wp14:anchorId="57427EE5" wp14:editId="2241CDF1">
+            <wp:extent cx="3746634" cy="943809"/>
+            <wp:effectExtent l="0" t="0" r="6350" b="8890"/>
+            <wp:docPr id="528177712" name="Imagem 7"/>
+            <wp:cNvGraphicFramePr>
+              <a:graphicFrameLocks xmlns:a="http://schemas.openxmlformats.org/drawingml/2006/main" noChangeAspect="1"/>
+            </wp:cNvGraphicFramePr>
+            <a:graphic xmlns:a="http://schemas.openxmlformats.org/drawingml/2006/main">
+              <a:graphicData uri="http://schemas.openxmlformats.org/drawingml/2006/picture">
+                <pic:pic xmlns:pic="http://schemas.openxmlformats.org/drawingml/2006/picture">
+                  <pic:nvPicPr>
+                    <pic:cNvPr id="0" name="Picture 4"/>
+                    <pic:cNvPicPr>
+                      <a:picLocks noChangeAspect="1" noChangeArrowheads="1"/>
+                    </pic:cNvPicPr>
+                  </pic:nvPicPr>
+                  <pic:blipFill>
+                    <a:blip r:embed="rId25">
+                      <a:extLst>
+                        <a:ext uri="{28A0092B-C50C-407E-A947-70E740481C1C}">
+                          <a14:useLocalDpi xmlns:a14="http://schemas.microsoft.com/office/drawing/2010/main" val="0"/>
+                        </a:ext>
+                      </a:extLst>
+                    </a:blip>
+                    <a:srcRect/>
+                    <a:stretch>
+                      <a:fillRect/>
+                    </a:stretch>
+                  </pic:blipFill>
+                  <pic:spPr bwMode="auto">
+                    <a:xfrm>
+                      <a:off x="0" y="0"/>
+                      <a:ext cx="3783699" cy="953146"/>
+                    </a:xfrm>
+                    <a:prstGeom prst="rect">
+                      <a:avLst/>
+                    </a:prstGeom>
+                    <a:noFill/>
+                  </pic:spPr>
+                </pic:pic>
+              </a:graphicData>
+            </a:graphic>
+          </wp:inline>
+        </w:drawing>
+      </w:r>
+    </w:p>
+    <w:p>
+      <w:pPr>
+        <w:pStyle w:val="PargrafodaLista"/>
+        <w:ind w:left="1080"/>
+        <w:rPr>
+          <w:b/>
+          <w:bCs/>
+        </w:rPr>
+      </w:pPr>
+    </w:p>
+    <w:p>
+      <w:pPr>
+        <w:pStyle w:val="PargrafodaLista"/>
+        <w:ind w:left="1080"/>
+        <w:rPr>
+          <w:b/>
+          <w:bCs/>
+        </w:rPr>
+      </w:pPr>
+    </w:p>
+    <w:p>
+      <w:pPr>
+        <w:pStyle w:val="PargrafodaLista"/>
+        <w:ind w:left="1080"/>
+        <w:rPr>
+          <w:b/>
+          <w:bCs/>
+        </w:rPr>
+      </w:pPr>
+    </w:p>
+    <w:p>
+      <w:pPr>
+        <w:pStyle w:val="PargrafodaLista"/>
+        <w:ind w:left="1080"/>
+        <w:rPr>
+          <w:b/>
+          <w:bCs/>
+        </w:rPr>
+      </w:pPr>
+    </w:p>
+    <w:p>
+      <w:pPr>
+        <w:pStyle w:val="PargrafodaLista"/>
+        <w:ind w:left="1080"/>
+        <w:rPr>
+          <w:b/>
+          <w:bCs/>
+        </w:rPr>
+      </w:pPr>
+    </w:p>
+    <w:p>
+      <w:pPr>
+        <w:pStyle w:val="PargrafodaLista"/>
+        <w:ind w:left="1080"/>
+        <w:rPr>
+          <w:rFonts w:ascii="Times New Roman" w:hAnsi="Times New Roman" w:cs="Times New Roman"/>
+        </w:rPr>
+      </w:pPr>
+      <w:r>
+        <w:rPr>
+          <w:rFonts w:ascii="Times New Roman" w:hAnsi="Times New Roman" w:cs="Times New Roman"/>
+          <w:b/>
+          <w:bCs/>
+        </w:rPr>
+        <w:lastRenderedPageBreak/>
+        <w:t xml:space="preserve">Teste 2 – </w:t>
+      </w:r>
+      <w:r>
+        <w:rPr>
+          <w:rFonts w:ascii="Times New Roman" w:hAnsi="Times New Roman" w:cs="Times New Roman"/>
+        </w:rPr>
+        <w:t>tela de Produto:</w:t>
+      </w:r>
+      <w:r>
+        <w:rPr>
+          <w:rFonts w:ascii="Times New Roman" w:hAnsi="Times New Roman" w:cs="Times New Roman"/>
+        </w:rPr>
+        <w:br/>
+      </w:r>
+    </w:p>
+    <w:p>
+      <w:pPr>
+        <w:pStyle w:val="PargrafodaLista"/>
+        <w:ind w:left="1080"/>
+        <w:jc w:val="center"/>
+        <w:rPr>
+          <w:rFonts w:ascii="Times New Roman" w:hAnsi="Times New Roman" w:cs="Times New Roman"/>
+        </w:rPr>
+      </w:pPr>
+      <w:r>
+        <w:rPr>
+          <w:rFonts w:ascii="Times New Roman" w:hAnsi="Times New Roman" w:cs="Times New Roman"/>
+          <w:noProof/>
+        </w:rPr>
+        <w:drawing>
+          <wp:inline distT="0" distB="0" distL="0" distR="0" wp14:anchorId="43B20DFF" wp14:editId="19460FDB">
+            <wp:extent cx="1823675" cy="3118485"/>
+            <wp:effectExtent l="0" t="0" r="5715" b="5715"/>
+            <wp:docPr id="510259245" name="Imagem 9"/>
+            <wp:cNvGraphicFramePr>
+              <a:graphicFrameLocks xmlns:a="http://schemas.openxmlformats.org/drawingml/2006/main" noChangeAspect="1"/>
+            </wp:cNvGraphicFramePr>
+            <a:graphic xmlns:a="http://schemas.openxmlformats.org/drawingml/2006/main">
+              <a:graphicData uri="http://schemas.openxmlformats.org/drawingml/2006/picture">
+                <pic:pic xmlns:pic="http://schemas.openxmlformats.org/drawingml/2006/picture">
+                  <pic:nvPicPr>
+                    <pic:cNvPr id="0" name="Picture 5"/>
+                    <pic:cNvPicPr>
+                      <a:picLocks noChangeAspect="1" noChangeArrowheads="1"/>
+                    </pic:cNvPicPr>
+                  </pic:nvPicPr>
+                  <pic:blipFill>
+                    <a:blip r:embed="rId26">
+                      <a:extLst>
+                        <a:ext uri="{28A0092B-C50C-407E-A947-70E740481C1C}">
+                          <a14:useLocalDpi xmlns:a14="http://schemas.microsoft.com/office/drawing/2010/main" val="0"/>
+                        </a:ext>
+                      </a:extLst>
+                    </a:blip>
+                    <a:srcRect/>
+                    <a:stretch>
+                      <a:fillRect/>
+                    </a:stretch>
+                  </pic:blipFill>
+                  <pic:spPr bwMode="auto">
+                    <a:xfrm>
+                      <a:off x="0" y="0"/>
+                      <a:ext cx="1828686" cy="3127053"/>
+                    </a:xfrm>
+                    <a:prstGeom prst="rect">
+                      <a:avLst/>
+                    </a:prstGeom>
+                    <a:noFill/>
+                  </pic:spPr>
+                </pic:pic>
+              </a:graphicData>
+            </a:graphic>
+          </wp:inline>
+        </w:drawing>
+      </w:r>
+    </w:p>
+    <w:p>
+      <w:pPr>
+        <w:pStyle w:val="PargrafodaLista"/>
+        <w:ind w:left="1080"/>
+        <w:jc w:val="center"/>
+        <w:rPr>
+          <w:rFonts w:ascii="Times New Roman" w:hAnsi="Times New Roman" w:cs="Times New Roman"/>
+        </w:rPr>
+      </w:pPr>
+    </w:p>
+    <w:p>
+      <w:pPr>
+        <w:pStyle w:val="PargrafodaLista"/>
+        <w:ind w:left="1080"/>
+        <w:rPr>
+          <w:rFonts w:ascii="Times New Roman" w:hAnsi="Times New Roman" w:cs="Times New Roman"/>
+        </w:rPr>
+      </w:pPr>
+      <w:r>
+        <w:rPr>
+          <w:rFonts w:ascii="Times New Roman" w:hAnsi="Times New Roman" w:cs="Times New Roman"/>
+          <w:b/>
+          <w:bCs/>
+        </w:rPr>
+        <w:t>Teste 1</w:t>
+      </w:r>
+      <w:r>
+        <w:rPr>
+          <w:rFonts w:ascii="Times New Roman" w:hAnsi="Times New Roman" w:cs="Times New Roman"/>
+          <w:b/>
+          <w:bCs/>
+        </w:rPr>
+        <w:t xml:space="preserve"> – </w:t>
+      </w:r>
+      <w:r>
+        <w:rPr>
+          <w:rFonts w:ascii="Times New Roman" w:hAnsi="Times New Roman" w:cs="Times New Roman"/>
+        </w:rPr>
+        <w:t>botão para rota da tela de P</w:t>
+      </w:r>
+      <w:r>
+        <w:rPr>
+          <w:rFonts w:ascii="Times New Roman" w:hAnsi="Times New Roman" w:cs="Times New Roman"/>
+        </w:rPr>
+        <w:t>edido de Saída</w:t>
+      </w:r>
+      <w:r>
+        <w:rPr>
+          <w:rFonts w:ascii="Times New Roman" w:hAnsi="Times New Roman" w:cs="Times New Roman"/>
+        </w:rPr>
+        <w:t>:</w:t>
+      </w:r>
+    </w:p>
+    <w:p>
+      <w:pPr>
+        <w:pStyle w:val="PargrafodaLista"/>
+        <w:ind w:left="1080"/>
+        <w:rPr>
+          <w:rFonts w:ascii="Times New Roman" w:hAnsi="Times New Roman" w:cs="Times New Roman"/>
+        </w:rPr>
+      </w:pPr>
+    </w:p>
+    <w:p>
+      <w:pPr>
+        <w:pStyle w:val="PargrafodaLista"/>
+        <w:ind w:left="1080"/>
+        <w:jc w:val="center"/>
+        <w:rPr>
+          <w:rFonts w:ascii="Times New Roman" w:hAnsi="Times New Roman" w:cs="Times New Roman"/>
+        </w:rPr>
+      </w:pPr>
+      <w:r>
+        <w:rPr>
+          <w:rFonts w:ascii="Times New Roman" w:hAnsi="Times New Roman" w:cs="Times New Roman"/>
+          <w:noProof/>
+        </w:rPr>
+        <w:drawing>
+          <wp:inline distT="0" distB="0" distL="0" distR="0" wp14:anchorId="4839C501" wp14:editId="626ADE00">
+            <wp:extent cx="4069080" cy="798604"/>
+            <wp:effectExtent l="0" t="0" r="0" b="1905"/>
+            <wp:docPr id="443055741" name="Imagem 11"/>
+            <wp:cNvGraphicFramePr>
+              <a:graphicFrameLocks xmlns:a="http://schemas.openxmlformats.org/drawingml/2006/main" noChangeAspect="1"/>
+            </wp:cNvGraphicFramePr>
+            <a:graphic xmlns:a="http://schemas.openxmlformats.org/drawingml/2006/main">
+              <a:graphicData uri="http://schemas.openxmlformats.org/drawingml/2006/picture">
+                <pic:pic xmlns:pic="http://schemas.openxmlformats.org/drawingml/2006/picture">
+                  <pic:nvPicPr>
+                    <pic:cNvPr id="0" name="Picture 6"/>
+                    <pic:cNvPicPr>
+                      <a:picLocks noChangeAspect="1" noChangeArrowheads="1"/>
+                    </pic:cNvPicPr>
+                  </pic:nvPicPr>
+                  <pic:blipFill>
+                    <a:blip r:embed="rId27">
+                      <a:extLst>
+                        <a:ext uri="{28A0092B-C50C-407E-A947-70E740481C1C}">
+                          <a14:useLocalDpi xmlns:a14="http://schemas.microsoft.com/office/drawing/2010/main" val="0"/>
+                        </a:ext>
+                      </a:extLst>
+                    </a:blip>
+                    <a:srcRect/>
+                    <a:stretch>
+                      <a:fillRect/>
+                    </a:stretch>
+                  </pic:blipFill>
+                  <pic:spPr bwMode="auto">
+                    <a:xfrm>
+                      <a:off x="0" y="0"/>
+                      <a:ext cx="4091138" cy="802933"/>
+                    </a:xfrm>
+                    <a:prstGeom prst="rect">
+                      <a:avLst/>
+                    </a:prstGeom>
+                    <a:noFill/>
+                  </pic:spPr>
+                </pic:pic>
+              </a:graphicData>
+            </a:graphic>
+          </wp:inline>
+        </w:drawing>
+      </w:r>
+    </w:p>
+    <w:p>
+      <w:pPr>
+        <w:pStyle w:val="PargrafodaLista"/>
+        <w:ind w:left="1080"/>
+        <w:jc w:val="center"/>
+        <w:rPr>
+          <w:rFonts w:ascii="Times New Roman" w:hAnsi="Times New Roman" w:cs="Times New Roman"/>
+        </w:rPr>
+      </w:pPr>
+    </w:p>
+    <w:p>
+      <w:pPr>
+        <w:pStyle w:val="PargrafodaLista"/>
+        <w:ind w:left="1080"/>
+        <w:rPr>
+          <w:rFonts w:ascii="Times New Roman" w:hAnsi="Times New Roman" w:cs="Times New Roman"/>
+        </w:rPr>
+      </w:pPr>
+      <w:r>
+        <w:rPr>
+          <w:rFonts w:ascii="Times New Roman" w:hAnsi="Times New Roman" w:cs="Times New Roman"/>
+          <w:b/>
+          <w:bCs/>
+        </w:rPr>
+        <w:t>Teste 2 –</w:t>
+      </w:r>
+      <w:r>
+        <w:rPr>
+          <w:rFonts w:ascii="Times New Roman" w:hAnsi="Times New Roman" w:cs="Times New Roman"/>
+        </w:rPr>
+        <w:t xml:space="preserve"> tela de Pedido de Saída:</w:t>
+      </w:r>
+    </w:p>
+    <w:p>
+      <w:pPr>
+        <w:pStyle w:val="PargrafodaLista"/>
+        <w:ind w:left="1080"/>
+        <w:rPr>
+          <w:rFonts w:ascii="Times New Roman" w:hAnsi="Times New Roman" w:cs="Times New Roman"/>
+        </w:rPr>
+      </w:pPr>
+    </w:p>
+    <w:p>
+      <w:pPr>
+        <w:pStyle w:val="PargrafodaLista"/>
+        <w:ind w:left="1080"/>
+        <w:jc w:val="center"/>
+        <w:rPr>
+          <w:rFonts w:ascii="Times New Roman" w:hAnsi="Times New Roman" w:cs="Times New Roman"/>
+        </w:rPr>
+      </w:pPr>
+      <w:r>
+        <w:rPr>
+          <w:rFonts w:ascii="Times New Roman" w:hAnsi="Times New Roman" w:cs="Times New Roman"/>
+          <w:noProof/>
+        </w:rPr>
+        <w:drawing>
+          <wp:inline distT="0" distB="0" distL="0" distR="0" wp14:anchorId="3FC312B2" wp14:editId="5720F024">
+            <wp:extent cx="1856486" cy="3261227"/>
+            <wp:effectExtent l="0" t="0" r="0" b="0"/>
+            <wp:docPr id="1505657576" name="Imagem 13"/>
+            <wp:cNvGraphicFramePr>
+              <a:graphicFrameLocks xmlns:a="http://schemas.openxmlformats.org/drawingml/2006/main" noChangeAspect="1"/>
+            </wp:cNvGraphicFramePr>
+            <a:graphic xmlns:a="http://schemas.openxmlformats.org/drawingml/2006/main">
+              <a:graphicData uri="http://schemas.openxmlformats.org/drawingml/2006/picture">
+                <pic:pic xmlns:pic="http://schemas.openxmlformats.org/drawingml/2006/picture">
+                  <pic:nvPicPr>
+                    <pic:cNvPr id="0" name="Picture 7"/>
+                    <pic:cNvPicPr>
+                      <a:picLocks noChangeAspect="1" noChangeArrowheads="1"/>
+                    </pic:cNvPicPr>
+                  </pic:nvPicPr>
+                  <pic:blipFill>
+                    <a:blip r:embed="rId28">
+                      <a:extLst>
+                        <a:ext uri="{28A0092B-C50C-407E-A947-70E740481C1C}">
+                          <a14:useLocalDpi xmlns:a14="http://schemas.microsoft.com/office/drawing/2010/main" val="0"/>
+                        </a:ext>
+                      </a:extLst>
+                    </a:blip>
+                    <a:srcRect/>
+                    <a:stretch>
+                      <a:fillRect/>
+                    </a:stretch>
+                  </pic:blipFill>
+                  <pic:spPr bwMode="auto">
+                    <a:xfrm>
+                      <a:off x="0" y="0"/>
+                      <a:ext cx="1863173" cy="3272974"/>
+                    </a:xfrm>
+                    <a:prstGeom prst="rect">
+                      <a:avLst/>
+                    </a:prstGeom>
+                    <a:noFill/>
+                  </pic:spPr>
+                </pic:pic>
+              </a:graphicData>
+            </a:graphic>
+          </wp:inline>
+        </w:drawing>
+      </w:r>
+    </w:p>
+    <w:p>
+      <w:pPr>
+        <w:pStyle w:val="PargrafodaLista"/>
+        <w:ind w:left="1080"/>
+        <w:rPr>
+          <w:rFonts w:ascii="Times New Roman" w:hAnsi="Times New Roman" w:cs="Times New Roman"/>
+        </w:rPr>
+      </w:pPr>
+    </w:p>
+    <w:p>
+      <w:pPr>
+        <w:pStyle w:val="PargrafodaLista"/>
+        <w:ind w:left="1080"/>
+        <w:rPr>
+          <w:rFonts w:ascii="Times New Roman" w:hAnsi="Times New Roman" w:cs="Times New Roman"/>
+        </w:rPr>
+      </w:pPr>
+      <w:r>
+        <w:rPr>
+          <w:rFonts w:ascii="Times New Roman" w:hAnsi="Times New Roman" w:cs="Times New Roman"/>
+          <w:b/>
+          <w:bCs/>
+        </w:rPr>
+        <w:t>Teste 1</w:t>
+      </w:r>
+      <w:r>
+        <w:rPr>
+          <w:rFonts w:ascii="Times New Roman" w:hAnsi="Times New Roman" w:cs="Times New Roman"/>
+          <w:b/>
+          <w:bCs/>
+        </w:rPr>
+        <w:t xml:space="preserve"> – </w:t>
+      </w:r>
+      <w:r>
+        <w:rPr>
+          <w:rFonts w:ascii="Times New Roman" w:hAnsi="Times New Roman" w:cs="Times New Roman"/>
+        </w:rPr>
+        <w:t xml:space="preserve">botão para rota da tela de Pedido de </w:t>
+      </w:r>
+      <w:r>
+        <w:rPr>
+          <w:rFonts w:ascii="Times New Roman" w:hAnsi="Times New Roman" w:cs="Times New Roman"/>
+        </w:rPr>
+        <w:t>Entrada</w:t>
+      </w:r>
+      <w:r>
+        <w:rPr>
+          <w:rFonts w:ascii="Times New Roman" w:hAnsi="Times New Roman" w:cs="Times New Roman"/>
+        </w:rPr>
+        <w:t>:</w:t>
+      </w:r>
+    </w:p>
+    <w:p>
+      <w:pPr>
+        <w:pStyle w:val="PargrafodaLista"/>
+        <w:ind w:left="1080"/>
+        <w:rPr>
+          <w:rFonts w:ascii="Times New Roman" w:hAnsi="Times New Roman" w:cs="Times New Roman"/>
+        </w:rPr>
+      </w:pPr>
+    </w:p>
+    <w:p>
+      <w:pPr>
+        <w:pStyle w:val="PargrafodaLista"/>
+        <w:ind w:left="1080"/>
+        <w:jc w:val="center"/>
+        <w:rPr>
+          <w:rFonts w:ascii="Times New Roman" w:hAnsi="Times New Roman" w:cs="Times New Roman"/>
+        </w:rPr>
+      </w:pPr>
+      <w:r>
+        <w:rPr>
+          <w:rFonts w:ascii="Times New Roman" w:hAnsi="Times New Roman" w:cs="Times New Roman"/>
+          <w:noProof/>
+        </w:rPr>
+        <w:drawing>
+          <wp:inline distT="0" distB="0" distL="0" distR="0" wp14:anchorId="2047A4EA" wp14:editId="646C1EDB">
+            <wp:extent cx="4107180" cy="682004"/>
+            <wp:effectExtent l="0" t="0" r="7620" b="3810"/>
+            <wp:docPr id="1705862172" name="Imagem 15"/>
+            <wp:cNvGraphicFramePr>
+              <a:graphicFrameLocks xmlns:a="http://schemas.openxmlformats.org/drawingml/2006/main" noChangeAspect="1"/>
+            </wp:cNvGraphicFramePr>
+            <a:graphic xmlns:a="http://schemas.openxmlformats.org/drawingml/2006/main">
+              <a:graphicData uri="http://schemas.openxmlformats.org/drawingml/2006/picture">
+                <pic:pic xmlns:pic="http://schemas.openxmlformats.org/drawingml/2006/picture">
+                  <pic:nvPicPr>
+                    <pic:cNvPr id="0" name="Picture 8"/>
+                    <pic:cNvPicPr>
+                      <a:picLocks noChangeAspect="1" noChangeArrowheads="1"/>
+                    </pic:cNvPicPr>
+                  </pic:nvPicPr>
+                  <pic:blipFill>
+                    <a:blip r:embed="rId29">
+                      <a:extLst>
+                        <a:ext uri="{28A0092B-C50C-407E-A947-70E740481C1C}">
+                          <a14:useLocalDpi xmlns:a14="http://schemas.microsoft.com/office/drawing/2010/main" val="0"/>
+                        </a:ext>
+                      </a:extLst>
+                    </a:blip>
+                    <a:srcRect/>
+                    <a:stretch>
+                      <a:fillRect/>
+                    </a:stretch>
+                  </pic:blipFill>
+                  <pic:spPr bwMode="auto">
+                    <a:xfrm>
+                      <a:off x="0" y="0"/>
+                      <a:ext cx="4170391" cy="692500"/>
+                    </a:xfrm>
+                    <a:prstGeom prst="rect">
+                      <a:avLst/>
+                    </a:prstGeom>
+                    <a:noFill/>
+                  </pic:spPr>
+                </pic:pic>
+              </a:graphicData>
+            </a:graphic>
+          </wp:inline>
+        </w:drawing>
+      </w:r>
+    </w:p>
+    <w:p>
+      <w:pPr>
+        <w:pStyle w:val="PargrafodaLista"/>
+        <w:ind w:left="1080"/>
+        <w:jc w:val="center"/>
+        <w:rPr>
+          <w:rFonts w:ascii="Times New Roman" w:hAnsi="Times New Roman" w:cs="Times New Roman"/>
+        </w:rPr>
+      </w:pPr>
+    </w:p>
+    <w:p>
+      <w:pPr>
+        <w:pStyle w:val="PargrafodaLista"/>
+        <w:ind w:left="1080"/>
+        <w:rPr>
+          <w:rFonts w:ascii="Times New Roman" w:hAnsi="Times New Roman" w:cs="Times New Roman"/>
+        </w:rPr>
+      </w:pPr>
+      <w:r>
+        <w:rPr>
+          <w:rFonts w:ascii="Times New Roman" w:hAnsi="Times New Roman" w:cs="Times New Roman"/>
+          <w:b/>
+          <w:bCs/>
+        </w:rPr>
+        <w:t>Teste 2 –</w:t>
+      </w:r>
+      <w:r>
+        <w:rPr>
+          <w:rFonts w:ascii="Times New Roman" w:hAnsi="Times New Roman" w:cs="Times New Roman"/>
+        </w:rPr>
+        <w:t xml:space="preserve"> tela de Pedido de </w:t>
+      </w:r>
+      <w:r>
+        <w:rPr>
+          <w:rFonts w:ascii="Times New Roman" w:hAnsi="Times New Roman" w:cs="Times New Roman"/>
+        </w:rPr>
+        <w:t>Entrada</w:t>
+      </w:r>
+      <w:r>
+        <w:rPr>
+          <w:rFonts w:ascii="Times New Roman" w:hAnsi="Times New Roman" w:cs="Times New Roman"/>
+        </w:rPr>
+        <w:t>:</w:t>
+      </w:r>
+    </w:p>
+    <w:p>
+      <w:pPr>
+        <w:pStyle w:val="PargrafodaLista"/>
+        <w:ind w:left="1080"/>
+        <w:rPr>
+          <w:rFonts w:ascii="Times New Roman" w:hAnsi="Times New Roman" w:cs="Times New Roman"/>
+        </w:rPr>
+      </w:pPr>
+    </w:p>
+    <w:p>
+      <w:pPr>
+        <w:pStyle w:val="PargrafodaLista"/>
+        <w:ind w:left="1080"/>
+        <w:jc w:val="center"/>
+        <w:rPr>
+          <w:rFonts w:ascii="Times New Roman" w:hAnsi="Times New Roman" w:cs="Times New Roman"/>
+        </w:rPr>
+      </w:pPr>
+      <w:r>
+        <w:rPr>
+          <w:rFonts w:ascii="Times New Roman" w:hAnsi="Times New Roman" w:cs="Times New Roman"/>
+          <w:noProof/>
+        </w:rPr>
+        <w:drawing>
+          <wp:inline distT="0" distB="0" distL="0" distR="0" wp14:anchorId="3C3F81C5" wp14:editId="77280F81">
+            <wp:extent cx="2194560" cy="3540557"/>
+            <wp:effectExtent l="0" t="0" r="0" b="3175"/>
+            <wp:docPr id="161532350" name="Imagem 17"/>
+            <wp:cNvGraphicFramePr>
+              <a:graphicFrameLocks xmlns:a="http://schemas.openxmlformats.org/drawingml/2006/main" noChangeAspect="1"/>
+            </wp:cNvGraphicFramePr>
+            <a:graphic xmlns:a="http://schemas.openxmlformats.org/drawingml/2006/main">
+              <a:graphicData uri="http://schemas.openxmlformats.org/drawingml/2006/picture">
+                <pic:pic xmlns:pic="http://schemas.openxmlformats.org/drawingml/2006/picture">
+                  <pic:nvPicPr>
+                    <pic:cNvPr id="0" name="Picture 9"/>
+                    <pic:cNvPicPr>
+                      <a:picLocks noChangeAspect="1" noChangeArrowheads="1"/>
+                    </pic:cNvPicPr>
+                  </pic:nvPicPr>
+                  <pic:blipFill>
+                    <a:blip r:embed="rId30">
+                      <a:extLst>
+                        <a:ext uri="{28A0092B-C50C-407E-A947-70E740481C1C}">
+                          <a14:useLocalDpi xmlns:a14="http://schemas.microsoft.com/office/drawing/2010/main" val="0"/>
+                        </a:ext>
+                      </a:extLst>
+                    </a:blip>
+                    <a:srcRect/>
+                    <a:stretch>
+                      <a:fillRect/>
+                    </a:stretch>
+                  </pic:blipFill>
+                  <pic:spPr bwMode="auto">
+                    <a:xfrm>
+                      <a:off x="0" y="0"/>
+                      <a:ext cx="2196774" cy="3544128"/>
+                    </a:xfrm>
+                    <a:prstGeom prst="rect">
+                      <a:avLst/>
+                    </a:prstGeom>
+                    <a:noFill/>
+                  </pic:spPr>
+                </pic:pic>
+              </a:graphicData>
+            </a:graphic>
+          </wp:inline>
+        </w:drawing>
+      </w:r>
+    </w:p>
+    <w:p>
+      <w:pPr>
+        <w:pStyle w:val="PargrafodaLista"/>
+        <w:ind w:left="1080"/>
+        <w:jc w:val="center"/>
+        <w:rPr>
+          <w:rFonts w:ascii="Times New Roman" w:hAnsi="Times New Roman" w:cs="Times New Roman"/>
+        </w:rPr>
+      </w:pPr>
+    </w:p>
+    <w:p>
+      <w:pPr>
+        <w:pStyle w:val="PargrafodaLista"/>
+        <w:ind w:left="1080"/>
+        <w:jc w:val="center"/>
+        <w:rPr>
+          <w:rFonts w:ascii="Times New Roman" w:hAnsi="Times New Roman" w:cs="Times New Roman"/>
+        </w:rPr>
+      </w:pPr>
+    </w:p>
+    <w:p>
+      <w:pPr>
+        <w:pStyle w:val="PargrafodaLista"/>
+        <w:ind w:left="1080"/>
+        <w:jc w:val="center"/>
+        <w:rPr>
+          <w:rFonts w:ascii="Times New Roman" w:hAnsi="Times New Roman" w:cs="Times New Roman"/>
+        </w:rPr>
+      </w:pPr>
+    </w:p>
+    <w:p>
+      <w:pPr>
+        <w:pStyle w:val="PargrafodaLista"/>
+        <w:ind w:left="1080"/>
+        <w:jc w:val="center"/>
+        <w:rPr>
+          <w:rFonts w:ascii="Times New Roman" w:hAnsi="Times New Roman" w:cs="Times New Roman"/>
+        </w:rPr>
+      </w:pPr>
+    </w:p>
+    <w:p>
+      <w:pPr>
+        <w:pStyle w:val="PargrafodaLista"/>
+        <w:ind w:left="1080"/>
+        <w:jc w:val="center"/>
+        <w:rPr>
+          <w:rFonts w:ascii="Times New Roman" w:hAnsi="Times New Roman" w:cs="Times New Roman"/>
+        </w:rPr>
+      </w:pPr>
+    </w:p>
+    <w:p>
+      <w:pPr>
+        <w:pStyle w:val="PargrafodaLista"/>
+        <w:ind w:left="1080"/>
+        <w:jc w:val="center"/>
+        <w:rPr>
+          <w:rFonts w:ascii="Times New Roman" w:hAnsi="Times New Roman" w:cs="Times New Roman"/>
+        </w:rPr>
+      </w:pPr>
+    </w:p>
+    <w:p>
+      <w:pPr>
+        <w:pStyle w:val="PargrafodaLista"/>
+        <w:ind w:left="1080"/>
+        <w:jc w:val="center"/>
+        <w:rPr>
+          <w:rFonts w:ascii="Times New Roman" w:hAnsi="Times New Roman" w:cs="Times New Roman"/>
+        </w:rPr>
+      </w:pPr>
+    </w:p>
+    <w:p>
+      <w:pPr>
+        <w:pStyle w:val="PargrafodaLista"/>
+        <w:ind w:left="1080"/>
+        <w:jc w:val="center"/>
+        <w:rPr>
+          <w:rFonts w:ascii="Times New Roman" w:hAnsi="Times New Roman" w:cs="Times New Roman"/>
+        </w:rPr>
+      </w:pPr>
+    </w:p>
+    <w:p>
+      <w:pPr>
+        <w:pStyle w:val="PargrafodaLista"/>
+        <w:ind w:left="1080"/>
+        <w:jc w:val="center"/>
+        <w:rPr>
+          <w:rFonts w:ascii="Times New Roman" w:hAnsi="Times New Roman" w:cs="Times New Roman"/>
+        </w:rPr>
+      </w:pPr>
+    </w:p>
+    <w:p>
+      <w:pPr>
+        <w:pStyle w:val="PargrafodaLista"/>
+        <w:ind w:left="1080"/>
+        <w:jc w:val="center"/>
+        <w:rPr>
+          <w:rFonts w:ascii="Times New Roman" w:hAnsi="Times New Roman" w:cs="Times New Roman"/>
+        </w:rPr>
+      </w:pPr>
+    </w:p>
+    <w:p>
+      <w:pPr>
+        <w:pStyle w:val="PargrafodaLista"/>
+        <w:ind w:left="1080"/>
+        <w:jc w:val="center"/>
+        <w:rPr>
+          <w:rFonts w:ascii="Times New Roman" w:hAnsi="Times New Roman" w:cs="Times New Roman"/>
+        </w:rPr>
+      </w:pPr>
+    </w:p>
+    <w:p>
+      <w:pPr>
+        <w:pStyle w:val="PargrafodaLista"/>
+        <w:ind w:left="1080"/>
+        <w:jc w:val="center"/>
+        <w:rPr>
+          <w:rFonts w:ascii="Times New Roman" w:hAnsi="Times New Roman" w:cs="Times New Roman"/>
+        </w:rPr>
+      </w:pPr>
+    </w:p>
+    <w:p>
+      <w:pPr>
+        <w:pStyle w:val="PargrafodaLista"/>
+        <w:ind w:left="1080"/>
+        <w:jc w:val="center"/>
+        <w:rPr>
+          <w:rFonts w:ascii="Times New Roman" w:hAnsi="Times New Roman" w:cs="Times New Roman"/>
+        </w:rPr>
+      </w:pPr>
+    </w:p>
+    <w:p>
+      <w:pPr>
+        <w:pStyle w:val="PargrafodaLista"/>
+        <w:ind w:left="1080"/>
+        <w:jc w:val="center"/>
+        <w:rPr>
+          <w:rFonts w:ascii="Times New Roman" w:hAnsi="Times New Roman" w:cs="Times New Roman"/>
+        </w:rPr>
+      </w:pPr>
+    </w:p>
+    <w:p>
+      <w:pPr>
+        <w:pStyle w:val="PargrafodaLista"/>
+        <w:ind w:left="1080"/>
+        <w:jc w:val="center"/>
+        <w:rPr>
+          <w:rFonts w:ascii="Times New Roman" w:hAnsi="Times New Roman" w:cs="Times New Roman"/>
+        </w:rPr>
+      </w:pPr>
+    </w:p>
+    <w:p>
+      <w:pPr>
+        <w:pStyle w:val="PargrafodaLista"/>
+        <w:ind w:left="1080"/>
+        <w:jc w:val="center"/>
+        <w:rPr>
+          <w:rFonts w:ascii="Times New Roman" w:hAnsi="Times New Roman" w:cs="Times New Roman"/>
+        </w:rPr>
+      </w:pPr>
+    </w:p>
+    <w:p>
+      <w:pPr>
+        <w:ind w:left="720"/>
+        <w:rPr>
+          <w:rFonts w:cs="Times New Roman"/>
+          <w:b/>
+          <w:bCs/>
+          <w:sz w:val="28"/>
+          <w:szCs w:val="28"/>
+        </w:rPr>
+      </w:pPr>
+      <w:r>
+        <w:rPr>
+          <w:rFonts w:cs="Times New Roman"/>
+          <w:b/>
+          <w:bCs/>
+          <w:sz w:val="28"/>
+          <w:szCs w:val="28"/>
+        </w:rPr>
+        <w:lastRenderedPageBreak/>
+        <w:t>6.</w:t>
+      </w:r>
+      <w:r>
+        <w:rPr>
+          <w:rFonts w:cs="Times New Roman"/>
+          <w:b/>
+          <w:bCs/>
+          <w:sz w:val="28"/>
+          <w:szCs w:val="28"/>
+        </w:rPr>
+        <w:t>3</w:t>
+      </w:r>
+      <w:r>
+        <w:rPr>
+          <w:rFonts w:cs="Times New Roman"/>
+          <w:b/>
+          <w:bCs/>
+          <w:sz w:val="28"/>
+          <w:szCs w:val="28"/>
+        </w:rPr>
+        <w:t xml:space="preserve"> – </w:t>
+      </w:r>
+      <w:r>
+        <w:rPr>
+          <w:rFonts w:cs="Times New Roman"/>
+          <w:b/>
+          <w:bCs/>
+          <w:sz w:val="28"/>
+          <w:szCs w:val="28"/>
+        </w:rPr>
+        <w:t>Pedido de Entrada</w:t>
+      </w:r>
+    </w:p>
+    <w:p>
+      <w:pPr>
+        <w:ind w:left="720"/>
+        <w:rPr>
+          <w:rFonts w:cs="Times New Roman"/>
+          <w:b/>
+          <w:bCs/>
+        </w:rPr>
+      </w:pPr>
+    </w:p>
+    <w:p>
+      <w:pPr>
+        <w:ind w:left="720"/>
+        <w:rPr>
+          <w:rFonts w:cs="Times New Roman"/>
+        </w:rPr>
+      </w:pPr>
+      <w:r>
+        <w:rPr>
+          <w:rFonts w:cs="Times New Roman"/>
+          <w:b/>
+          <w:bCs/>
+        </w:rPr>
+        <w:t xml:space="preserve">     Teste 1 –</w:t>
+      </w:r>
+      <w:r>
+        <w:rPr>
+          <w:rFonts w:cs="Times New Roman"/>
+        </w:rPr>
+        <w:t xml:space="preserve"> Produtos em estoque:</w:t>
+      </w:r>
+    </w:p>
+    <w:p>
+      <w:pPr>
+        <w:ind w:left="720"/>
+        <w:rPr>
+          <w:rFonts w:cs="Times New Roman"/>
+          <w:b/>
+          <w:bCs/>
+        </w:rPr>
+      </w:pPr>
+      <w:r>
+        <w:rPr>
+          <w:rFonts w:cs="Times New Roman"/>
+          <w:b/>
+          <w:bCs/>
+        </w:rPr>
+        <w:tab/>
+      </w:r>
+    </w:p>
+    <w:p>
+      <w:pPr>
+        <w:ind w:left="720"/>
+        <w:jc w:val="center"/>
+        <w:rPr>
+          <w:rFonts w:cs="Times New Roman"/>
+        </w:rPr>
+      </w:pPr>
+      <w:r>
+        <w:rPr>
+          <w:rFonts w:cs="Times New Roman"/>
+          <w:noProof/>
+        </w:rPr>
+        <w:drawing>
+          <wp:inline distT="0" distB="0" distL="0" distR="0" wp14:anchorId="4AB26B36" wp14:editId="37836E4E">
+            <wp:extent cx="2065020" cy="3689501"/>
+            <wp:effectExtent l="0" t="0" r="0" b="6350"/>
+            <wp:docPr id="350916040" name="Imagem 23"/>
+            <wp:cNvGraphicFramePr>
+              <a:graphicFrameLocks xmlns:a="http://schemas.openxmlformats.org/drawingml/2006/main" noChangeAspect="1"/>
+            </wp:cNvGraphicFramePr>
+            <a:graphic xmlns:a="http://schemas.openxmlformats.org/drawingml/2006/main">
+              <a:graphicData uri="http://schemas.openxmlformats.org/drawingml/2006/picture">
+                <pic:pic xmlns:pic="http://schemas.openxmlformats.org/drawingml/2006/picture">
+                  <pic:nvPicPr>
+                    <pic:cNvPr id="0" name="Picture 12"/>
+                    <pic:cNvPicPr>
+                      <a:picLocks noChangeAspect="1" noChangeArrowheads="1"/>
+                    </pic:cNvPicPr>
+                  </pic:nvPicPr>
+                  <pic:blipFill>
+                    <a:blip r:embed="rId31">
+                      <a:extLst>
+                        <a:ext uri="{28A0092B-C50C-407E-A947-70E740481C1C}">
+                          <a14:useLocalDpi xmlns:a14="http://schemas.microsoft.com/office/drawing/2010/main" val="0"/>
+                        </a:ext>
+                      </a:extLst>
+                    </a:blip>
+                    <a:srcRect/>
+                    <a:stretch>
+                      <a:fillRect/>
+                    </a:stretch>
+                  </pic:blipFill>
+                  <pic:spPr bwMode="auto">
+                    <a:xfrm>
+                      <a:off x="0" y="0"/>
+                      <a:ext cx="2073851" cy="3705279"/>
+                    </a:xfrm>
+                    <a:prstGeom prst="rect">
+                      <a:avLst/>
+                    </a:prstGeom>
+                    <a:noFill/>
+                  </pic:spPr>
+                </pic:pic>
+              </a:graphicData>
+            </a:graphic>
+          </wp:inline>
+        </w:drawing>
+      </w:r>
+    </w:p>
+    <w:p>
+      <w:pPr>
+        <w:ind w:left="720"/>
+        <w:jc w:val="center"/>
+        <w:rPr>
+          <w:rFonts w:cs="Times New Roman"/>
+        </w:rPr>
+      </w:pPr>
+    </w:p>
+    <w:p>
+      <w:pPr>
+        <w:ind w:left="720"/>
+        <w:jc w:val="center"/>
+        <w:rPr>
+          <w:rFonts w:cs="Times New Roman"/>
+        </w:rPr>
+      </w:pPr>
+    </w:p>
+    <w:p>
+      <w:pPr>
+        <w:ind w:left="720"/>
+        <w:jc w:val="left"/>
+        <w:rPr>
+          <w:rFonts w:cs="Times New Roman"/>
+        </w:rPr>
+      </w:pPr>
+      <w:r>
+        <w:rPr>
+          <w:rFonts w:cs="Times New Roman"/>
+        </w:rPr>
+        <w:t xml:space="preserve">   </w:t>
+      </w:r>
+      <w:r>
+        <w:rPr>
+          <w:rFonts w:cs="Times New Roman"/>
+          <w:b/>
+          <w:bCs/>
+        </w:rPr>
+        <w:t>Teste 2</w:t>
+      </w:r>
+      <w:r>
+        <w:rPr>
+          <w:rFonts w:cs="Times New Roman"/>
+        </w:rPr>
+        <w:t xml:space="preserve"> – Selecionar produto:</w:t>
+      </w:r>
+    </w:p>
+    <w:p>
+      <w:pPr>
+        <w:ind w:left="720"/>
+        <w:jc w:val="center"/>
+        <w:rPr>
+          <w:rFonts w:cs="Times New Roman"/>
+          <w:b/>
+          <w:bCs/>
+        </w:rPr>
+      </w:pPr>
+    </w:p>
+    <w:p>
+      <w:pPr>
+        <w:ind w:left="720"/>
+        <w:jc w:val="center"/>
+        <w:rPr>
+          <w:rFonts w:cs="Times New Roman"/>
+        </w:rPr>
+      </w:pPr>
+      <w:r>
+        <w:rPr>
+          <w:rFonts w:cs="Times New Roman"/>
+          <w:noProof/>
+        </w:rPr>
+        <w:drawing>
+          <wp:inline distT="0" distB="0" distL="0" distR="0" wp14:anchorId="0468F1F6" wp14:editId="3D74F22B">
+            <wp:extent cx="2080260" cy="3695929"/>
+            <wp:effectExtent l="0" t="0" r="0" b="0"/>
+            <wp:docPr id="42734563" name="Imagem 25"/>
+            <wp:cNvGraphicFramePr>
+              <a:graphicFrameLocks xmlns:a="http://schemas.openxmlformats.org/drawingml/2006/main" noChangeAspect="1"/>
+            </wp:cNvGraphicFramePr>
+            <a:graphic xmlns:a="http://schemas.openxmlformats.org/drawingml/2006/main">
+              <a:graphicData uri="http://schemas.openxmlformats.org/drawingml/2006/picture">
+                <pic:pic xmlns:pic="http://schemas.openxmlformats.org/drawingml/2006/picture">
+                  <pic:nvPicPr>
+                    <pic:cNvPr id="0" name="Picture 13"/>
+                    <pic:cNvPicPr>
+                      <a:picLocks noChangeAspect="1" noChangeArrowheads="1"/>
+                    </pic:cNvPicPr>
+                  </pic:nvPicPr>
+                  <pic:blipFill>
+                    <a:blip r:embed="rId32">
+                      <a:extLst>
+                        <a:ext uri="{28A0092B-C50C-407E-A947-70E740481C1C}">
+                          <a14:useLocalDpi xmlns:a14="http://schemas.microsoft.com/office/drawing/2010/main" val="0"/>
+                        </a:ext>
+                      </a:extLst>
+                    </a:blip>
+                    <a:srcRect/>
+                    <a:stretch>
+                      <a:fillRect/>
+                    </a:stretch>
+                  </pic:blipFill>
+                  <pic:spPr bwMode="auto">
+                    <a:xfrm>
+                      <a:off x="0" y="0"/>
+                      <a:ext cx="2081394" cy="3697944"/>
+                    </a:xfrm>
+                    <a:prstGeom prst="rect">
+                      <a:avLst/>
+                    </a:prstGeom>
+                    <a:noFill/>
+                  </pic:spPr>
+                </pic:pic>
+              </a:graphicData>
+            </a:graphic>
+          </wp:inline>
+        </w:drawing>
+      </w:r>
+    </w:p>
+    <w:p>
+      <w:pPr>
+        <w:ind w:left="720"/>
+        <w:jc w:val="left"/>
+        <w:rPr>
+          <w:rFonts w:cs="Times New Roman"/>
+        </w:rPr>
+      </w:pPr>
+      <w:r>
+        <w:rPr>
+          <w:rFonts w:cs="Times New Roman"/>
+          <w:b/>
+          <w:bCs/>
+        </w:rPr>
+        <w:lastRenderedPageBreak/>
+        <w:t>Teste 1</w:t>
+      </w:r>
+      <w:r>
+        <w:rPr>
+          <w:rFonts w:cs="Times New Roman"/>
+        </w:rPr>
+        <w:t xml:space="preserve"> – Fornecedores no sistema:</w:t>
+      </w:r>
+    </w:p>
+    <w:p>
+      <w:pPr>
+        <w:ind w:left="720"/>
+        <w:jc w:val="center"/>
+        <w:rPr>
+          <w:rFonts w:cs="Times New Roman"/>
+          <w:b/>
+          <w:bCs/>
+        </w:rPr>
+      </w:pPr>
+    </w:p>
+    <w:p>
+      <w:pPr>
+        <w:ind w:left="720"/>
+        <w:jc w:val="center"/>
+        <w:rPr>
+          <w:rFonts w:cs="Times New Roman"/>
+        </w:rPr>
+      </w:pPr>
+      <w:r>
+        <w:rPr>
+          <w:rFonts w:cs="Times New Roman"/>
+          <w:noProof/>
+        </w:rPr>
+        <w:drawing>
+          <wp:inline distT="0" distB="0" distL="0" distR="0" wp14:anchorId="51727594" wp14:editId="4D1E7C0E">
+            <wp:extent cx="5311140" cy="925024"/>
+            <wp:effectExtent l="0" t="0" r="3810" b="8890"/>
+            <wp:docPr id="273629673" name="Imagem 27"/>
+            <wp:cNvGraphicFramePr>
+              <a:graphicFrameLocks xmlns:a="http://schemas.openxmlformats.org/drawingml/2006/main" noChangeAspect="1"/>
+            </wp:cNvGraphicFramePr>
+            <a:graphic xmlns:a="http://schemas.openxmlformats.org/drawingml/2006/main">
+              <a:graphicData uri="http://schemas.openxmlformats.org/drawingml/2006/picture">
+                <pic:pic xmlns:pic="http://schemas.openxmlformats.org/drawingml/2006/picture">
+                  <pic:nvPicPr>
+                    <pic:cNvPr id="0" name="Picture 14"/>
+                    <pic:cNvPicPr>
+                      <a:picLocks noChangeAspect="1" noChangeArrowheads="1"/>
+                    </pic:cNvPicPr>
+                  </pic:nvPicPr>
+                  <pic:blipFill>
+                    <a:blip r:embed="rId33">
+                      <a:extLst>
+                        <a:ext uri="{28A0092B-C50C-407E-A947-70E740481C1C}">
+                          <a14:useLocalDpi xmlns:a14="http://schemas.microsoft.com/office/drawing/2010/main" val="0"/>
+                        </a:ext>
+                      </a:extLst>
+                    </a:blip>
+                    <a:srcRect/>
+                    <a:stretch>
+                      <a:fillRect/>
+                    </a:stretch>
+                  </pic:blipFill>
+                  <pic:spPr bwMode="auto">
+                    <a:xfrm>
+                      <a:off x="0" y="0"/>
+                      <a:ext cx="5438208" cy="947155"/>
+                    </a:xfrm>
+                    <a:prstGeom prst="rect">
+                      <a:avLst/>
+                    </a:prstGeom>
+                    <a:noFill/>
+                  </pic:spPr>
+                </pic:pic>
+              </a:graphicData>
+            </a:graphic>
+          </wp:inline>
+        </w:drawing>
+      </w:r>
+    </w:p>
+    <w:p>
+      <w:pPr>
+        <w:ind w:left="720"/>
+        <w:jc w:val="center"/>
+        <w:rPr>
+          <w:rFonts w:cs="Times New Roman"/>
+        </w:rPr>
+      </w:pPr>
+    </w:p>
+    <w:p>
+      <w:pPr>
+        <w:ind w:left="720"/>
+        <w:jc w:val="left"/>
+        <w:rPr>
+          <w:rFonts w:cs="Times New Roman"/>
+        </w:rPr>
+      </w:pPr>
+      <w:r>
+        <w:rPr>
+          <w:rFonts w:cs="Times New Roman"/>
+          <w:b/>
+          <w:bCs/>
+        </w:rPr>
+        <w:t xml:space="preserve">Teste </w:t>
+      </w:r>
+      <w:r>
+        <w:rPr>
+          <w:rFonts w:cs="Times New Roman"/>
+          <w:b/>
+          <w:bCs/>
+        </w:rPr>
+        <w:t>2</w:t>
+      </w:r>
+      <w:r>
+        <w:rPr>
+          <w:rFonts w:cs="Times New Roman"/>
+        </w:rPr>
+        <w:t xml:space="preserve"> – </w:t>
+      </w:r>
+      <w:r>
+        <w:rPr>
+          <w:rFonts w:cs="Times New Roman"/>
+        </w:rPr>
+        <w:t>Selecionar fornecedor</w:t>
+      </w:r>
+      <w:r>
+        <w:rPr>
+          <w:rFonts w:cs="Times New Roman"/>
+        </w:rPr>
+        <w:t>:</w:t>
+      </w:r>
+    </w:p>
+    <w:p>
+      <w:pPr>
+        <w:ind w:left="720"/>
+        <w:jc w:val="left"/>
+        <w:rPr>
+          <w:rFonts w:cs="Times New Roman"/>
+        </w:rPr>
+      </w:pPr>
+    </w:p>
+    <w:p>
+      <w:pPr>
+        <w:ind w:left="720"/>
+        <w:jc w:val="center"/>
+        <w:rPr>
+          <w:rFonts w:cs="Times New Roman"/>
+        </w:rPr>
+      </w:pPr>
+      <w:r>
+        <w:rPr>
+          <w:rFonts w:cs="Times New Roman"/>
+          <w:noProof/>
+        </w:rPr>
+        <w:drawing>
+          <wp:inline distT="0" distB="0" distL="0" distR="0" wp14:anchorId="2B689C9A" wp14:editId="530AB26C">
+            <wp:extent cx="2377440" cy="4208067"/>
+            <wp:effectExtent l="0" t="0" r="3810" b="2540"/>
+            <wp:docPr id="204105102" name="Imagem 29"/>
+            <wp:cNvGraphicFramePr>
+              <a:graphicFrameLocks xmlns:a="http://schemas.openxmlformats.org/drawingml/2006/main" noChangeAspect="1"/>
+            </wp:cNvGraphicFramePr>
+            <a:graphic xmlns:a="http://schemas.openxmlformats.org/drawingml/2006/main">
+              <a:graphicData uri="http://schemas.openxmlformats.org/drawingml/2006/picture">
+                <pic:pic xmlns:pic="http://schemas.openxmlformats.org/drawingml/2006/picture">
+                  <pic:nvPicPr>
+                    <pic:cNvPr id="0" name="Picture 15"/>
+                    <pic:cNvPicPr>
+                      <a:picLocks noChangeAspect="1" noChangeArrowheads="1"/>
+                    </pic:cNvPicPr>
+                  </pic:nvPicPr>
+                  <pic:blipFill>
+                    <a:blip r:embed="rId34">
+                      <a:extLst>
+                        <a:ext uri="{28A0092B-C50C-407E-A947-70E740481C1C}">
+                          <a14:useLocalDpi xmlns:a14="http://schemas.microsoft.com/office/drawing/2010/main" val="0"/>
+                        </a:ext>
+                      </a:extLst>
+                    </a:blip>
+                    <a:srcRect/>
+                    <a:stretch>
+                      <a:fillRect/>
+                    </a:stretch>
+                  </pic:blipFill>
+                  <pic:spPr bwMode="auto">
+                    <a:xfrm>
+                      <a:off x="0" y="0"/>
+                      <a:ext cx="2396429" cy="4241677"/>
+                    </a:xfrm>
+                    <a:prstGeom prst="rect">
+                      <a:avLst/>
+                    </a:prstGeom>
+                    <a:noFill/>
+                  </pic:spPr>
+                </pic:pic>
+              </a:graphicData>
+            </a:graphic>
+          </wp:inline>
+        </w:drawing>
+      </w:r>
+    </w:p>
+    <w:p>
+      <w:pPr>
+        <w:ind w:left="720"/>
+        <w:jc w:val="center"/>
+        <w:rPr>
+          <w:rFonts w:cs="Times New Roman"/>
+        </w:rPr>
+      </w:pPr>
+    </w:p>
+    <w:p>
+      <w:pPr>
+        <w:ind w:left="720"/>
+        <w:jc w:val="left"/>
+        <w:rPr>
+          <w:rFonts w:cs="Times New Roman"/>
+        </w:rPr>
+      </w:pPr>
+      <w:r>
+        <w:rPr>
+          <w:noProof/>
+        </w:rPr>
+        <mc:AlternateContent>
+          <mc:Choice Requires="wps">
+            <w:drawing>
+              <wp:inline distT="0" distB="0" distL="0" distR="0" wp14:anchorId="155FD4C3" wp14:editId="15E721AE">
+                <wp:extent cx="304800" cy="304800"/>
+                <wp:effectExtent l="0" t="0" r="0" b="0"/>
+                <wp:docPr id="1787976655" name="Retângulo 30"/>
+                <wp:cNvGraphicFramePr>
+                  <a:graphicFrameLocks xmlns:a="http://schemas.openxmlformats.org/drawingml/2006/main" noChangeAspect="1"/>
+                </wp:cNvGraphicFramePr>
+                <a:graphic xmlns:a="http://schemas.openxmlformats.org/drawingml/2006/main">
+                  <a:graphicData uri="http://schemas.microsoft.com/office/word/2010/wordprocessingShape">
+                    <wps:wsp>
+                      <wps:cNvSpPr>
+                        <a:spLocks noChangeAspect="1" noChangeArrowheads="1"/>
+                      </wps:cNvSpPr>
+                      <wps:spPr bwMode="auto">
+                        <a:xfrm>
+                          <a:off x="0" y="0"/>
+                          <a:ext cx="304800" cy="304800"/>
+                        </a:xfrm>
+                        <a:prstGeom prst="rect">
+                          <a:avLst/>
+                        </a:prstGeom>
+                        <a:noFill/>
+                        <a:ln>
+                          <a:noFill/>
+                        </a:ln>
+                        <a:extLst>
+                          <a:ext uri="{909E8E84-426E-40DD-AFC4-6F175D3DCCD1}">
+                            <a14:hiddenFill xmlns:a14="http://schemas.microsoft.com/office/drawing/2010/main">
+                              <a:solidFill>
+                                <a:srgbClr val="FFFFFF"/>
+                              </a:solidFill>
+                            </a14:hiddenFill>
+                          </a:ext>
+                          <a:ext uri="{91240B29-F687-4F45-9708-019B960494DF}">
+                            <a14:hiddenLine xmlns:a14="http://schemas.microsoft.com/office/drawing/2010/main" w="9525">
+                              <a:solidFill>
+                                <a:srgbClr val="000000"/>
+                              </a:solidFill>
+                              <a:miter lim="800000"/>
+                              <a:headEnd/>
+                              <a:tailEnd/>
+                            </a14:hiddenLine>
+                          </a:ext>
+                        </a:extLst>
+                      </wps:spPr>
+                      <wps:bodyPr rot="0" vert="horz" wrap="square" lIns="91440" tIns="45720" rIns="91440" bIns="45720" anchor="t" anchorCtr="0" upright="1">
+                        <a:noAutofit/>
+                      </wps:bodyPr>
+                    </wps:wsp>
+                  </a:graphicData>
+                </a:graphic>
+              </wp:inline>
+            </w:drawing>
+          </mc:Choice>
+          <mc:Fallback>
+            <w:pict>
+              <v:rect w14:anchorId="51C152AA" id="Retângulo 30" o:spid="_x0000_s1026" style="width:24pt;height:24pt;visibility:visible;mso-wrap-style:square;mso-left-percent:-10001;mso-top-percent:-10001;mso-position-horizontal:absolute;mso-position-horizontal-relative:char;mso-position-vertical:absolute;mso-position-vertical-relative:line;mso-left-percent:-10001;mso-top-percent:-10001;v-text-anchor:top" o:gfxdata="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" filled="f" stroked="f">
+                <o:lock v:ext="edit" aspectratio="t"/>
+                <w10:anchorlock/>
+              </v:rect>
+            </w:pict>
+          </mc:Fallback>
+        </mc:AlternateContent>
+      </w:r>
+    </w:p>
+    <w:p>
+      <w:pPr>
+        <w:ind w:left="720"/>
+        <w:jc w:val="left"/>
+        <w:rPr>
+          <w:rFonts w:cs="Times New Roman"/>
+        </w:rPr>
+      </w:pPr>
+    </w:p>
+    <w:p>
+      <w:pPr>
+        <w:ind w:left="720"/>
+        <w:jc w:val="left"/>
+        <w:rPr>
+          <w:rFonts w:cs="Times New Roman"/>
+        </w:rPr>
+      </w:pPr>
+    </w:p>
+    <w:p>
+      <w:pPr>
+        <w:ind w:left="720"/>
+        <w:jc w:val="left"/>
+        <w:rPr>
+          <w:rFonts w:cs="Times New Roman"/>
+        </w:rPr>
+      </w:pPr>
+    </w:p>
+    <w:p>
+      <w:pPr>
+        <w:ind w:left="720"/>
+        <w:jc w:val="left"/>
+        <w:rPr>
+          <w:rFonts w:cs="Times New Roman"/>
+        </w:rPr>
+      </w:pPr>
+    </w:p>
+    <w:p>
+      <w:pPr>
+        <w:ind w:left="720"/>
+        <w:jc w:val="left"/>
+        <w:rPr>
+          <w:rFonts w:cs="Times New Roman"/>
+        </w:rPr>
+      </w:pPr>
+    </w:p>
+    <w:p>
+      <w:pPr>
+        <w:ind w:left="720"/>
+        <w:jc w:val="left"/>
+        <w:rPr>
+          <w:rFonts w:cs="Times New Roman"/>
+        </w:rPr>
+      </w:pPr>
+    </w:p>
+    <w:p>
+      <w:pPr>
+        <w:ind w:left="720"/>
+        <w:jc w:val="left"/>
+        <w:rPr>
+          <w:rFonts w:cs="Times New Roman"/>
+        </w:rPr>
+      </w:pPr>
+    </w:p>
+    <w:p>
+      <w:pPr>
+        <w:ind w:left="720"/>
+        <w:jc w:val="left"/>
+        <w:rPr>
+          <w:rFonts w:cs="Times New Roman"/>
+        </w:rPr>
+      </w:pPr>
+    </w:p>
+    <w:p>
+      <w:pPr>
+        <w:ind w:left="720"/>
+        <w:jc w:val="left"/>
+        <w:rPr>
+          <w:rFonts w:cs="Times New Roman"/>
+        </w:rPr>
+      </w:pPr>
+    </w:p>
+    <w:p>
+      <w:pPr>
+        <w:ind w:left="720"/>
+        <w:jc w:val="left"/>
+        <w:rPr>
+          <w:rFonts w:cs="Times New Roman"/>
+        </w:rPr>
+      </w:pPr>
+    </w:p>
+    <w:p>
+      <w:pPr>
+        <w:ind w:left="720"/>
+        <w:jc w:val="left"/>
+        <w:rPr>
+          <w:rFonts w:cs="Times New Roman"/>
+        </w:rPr>
+      </w:pPr>
+    </w:p>
+    <w:p>
+      <w:pPr>
+        <w:jc w:val="left"/>
+        <w:rPr>
+          <w:rFonts w:cs="Times New Roman"/>
+        </w:rPr>
+      </w:pPr>
+    </w:p>
+    <w:p>
+      <w:pPr>
+        <w:jc w:val="left"/>
+        <w:rPr>
+          <w:rFonts w:cs="Times New Roman"/>
+        </w:rPr>
+      </w:pPr>
+    </w:p>
+    <w:p>
+      <w:pPr>
+        <w:ind w:left="720"/>
+        <w:jc w:val="left"/>
+        <w:rPr>
+          <w:rFonts w:cs="Times New Roman"/>
+        </w:rPr>
+      </w:pPr>
+      <w:r>
+        <w:rPr>
+          <w:rFonts w:cs="Times New Roman"/>
+          <w:b/>
+          <w:bCs/>
+        </w:rPr>
+        <w:lastRenderedPageBreak/>
+        <w:t xml:space="preserve">Teste </w:t>
+      </w:r>
+      <w:r>
+        <w:rPr>
+          <w:rFonts w:cs="Times New Roman"/>
+          <w:b/>
+          <w:bCs/>
+        </w:rPr>
+        <w:t>1</w:t>
+      </w:r>
+      <w:r>
+        <w:rPr>
+          <w:rFonts w:cs="Times New Roman"/>
+        </w:rPr>
+        <w:t xml:space="preserve"> – </w:t>
+      </w:r>
+      <w:r>
+        <w:rPr>
+          <w:rFonts w:cs="Times New Roman"/>
+        </w:rPr>
+        <w:t>Nova quantidade de produto</w:t>
+      </w:r>
+      <w:r>
+        <w:rPr>
+          <w:rFonts w:cs="Times New Roman"/>
+        </w:rPr>
+        <w:t>:</w:t>
+      </w:r>
+    </w:p>
+    <w:p>
+      <w:pPr>
+        <w:ind w:left="720"/>
+        <w:jc w:val="center"/>
+        <w:rPr>
+          <w:rFonts w:cs="Times New Roman"/>
+          <w:b/>
+          <w:bCs/>
+        </w:rPr>
+      </w:pPr>
+    </w:p>
+    <w:p>
+      <w:pPr>
+        <w:ind w:left="720"/>
+        <w:jc w:val="center"/>
+        <w:rPr>
+          <w:rFonts w:cs="Times New Roman"/>
+          <w:b/>
+          <w:bCs/>
+        </w:rPr>
+      </w:pPr>
+    </w:p>
+    <w:p>
+      <w:pPr>
+        <w:ind w:left="720"/>
+        <w:jc w:val="center"/>
+        <w:rPr>
+          <w:rFonts w:cs="Times New Roman"/>
+        </w:rPr>
+      </w:pPr>
+      <w:r>
+        <w:rPr>
+          <w:rFonts w:cs="Times New Roman"/>
+          <w:noProof/>
+        </w:rPr>
+        <w:drawing>
+          <wp:inline distT="0" distB="0" distL="0" distR="0" wp14:anchorId="64272B72" wp14:editId="64B3AAEA">
+            <wp:extent cx="2103120" cy="3687470"/>
+            <wp:effectExtent l="0" t="0" r="0" b="8255"/>
+            <wp:docPr id="1027756698" name="Imagem 32"/>
+            <wp:cNvGraphicFramePr>
+              <a:graphicFrameLocks xmlns:a="http://schemas.openxmlformats.org/drawingml/2006/main" noChangeAspect="1"/>
+            </wp:cNvGraphicFramePr>
+            <a:graphic xmlns:a="http://schemas.openxmlformats.org/drawingml/2006/main">
+              <a:graphicData uri="http://schemas.openxmlformats.org/drawingml/2006/picture">
+                <pic:pic xmlns:pic="http://schemas.openxmlformats.org/drawingml/2006/picture">
+                  <pic:nvPicPr>
+                    <pic:cNvPr id="0" name="Picture 16"/>
+                    <pic:cNvPicPr>
+                      <a:picLocks noChangeAspect="1" noChangeArrowheads="1"/>
+                    </pic:cNvPicPr>
+                  </pic:nvPicPr>
+                  <pic:blipFill>
+                    <a:blip r:embed="rId35">
+                      <a:extLst>
+                        <a:ext uri="{28A0092B-C50C-407E-A947-70E740481C1C}">
+                          <a14:useLocalDpi xmlns:a14="http://schemas.microsoft.com/office/drawing/2010/main" val="0"/>
+                        </a:ext>
+                      </a:extLst>
+                    </a:blip>
+                    <a:srcRect/>
+                    <a:stretch>
+                      <a:fillRect/>
+                    </a:stretch>
+                  </pic:blipFill>
+                  <pic:spPr bwMode="auto">
+                    <a:xfrm>
+                      <a:off x="0" y="0"/>
+                      <a:ext cx="2107560" cy="3695255"/>
+                    </a:xfrm>
+                    <a:prstGeom prst="rect">
+                      <a:avLst/>
+                    </a:prstGeom>
+                    <a:noFill/>
+                  </pic:spPr>
+                </pic:pic>
+              </a:graphicData>
+            </a:graphic>
+          </wp:inline>
+        </w:drawing>
+      </w:r>
+    </w:p>
+    <w:p>
+      <w:pPr>
+        <w:ind w:left="720"/>
+        <w:rPr>
+          <w:rFonts w:cs="Times New Roman"/>
+        </w:rPr>
+      </w:pPr>
+    </w:p>
+    <w:p>
+      <w:pPr>
+        <w:ind w:left="720"/>
+        <w:rPr>
+          <w:rFonts w:cs="Times New Roman"/>
+          <w:b/>
+          <w:bCs/>
+        </w:rPr>
+      </w:pPr>
+    </w:p>
+    <w:p>
+      <w:pPr>
+        <w:ind w:left="720"/>
+        <w:jc w:val="left"/>
+        <w:rPr>
+          <w:rFonts w:cs="Times New Roman"/>
+        </w:rPr>
+      </w:pPr>
+      <w:r>
+        <w:rPr>
+          <w:rFonts w:cs="Times New Roman"/>
+          <w:b/>
+          <w:bCs/>
+        </w:rPr>
+        <w:t xml:space="preserve">Teste </w:t>
+      </w:r>
+      <w:r>
+        <w:rPr>
+          <w:rFonts w:cs="Times New Roman"/>
+          <w:b/>
+          <w:bCs/>
+        </w:rPr>
+        <w:t>1</w:t>
+      </w:r>
+      <w:r>
+        <w:rPr>
+          <w:rFonts w:cs="Times New Roman"/>
+        </w:rPr>
+        <w:t xml:space="preserve"> – </w:t>
+      </w:r>
+      <w:r>
+        <w:rPr>
+          <w:rFonts w:cs="Times New Roman"/>
+        </w:rPr>
+        <w:t>Pedido de Entrada realizado:</w:t>
+      </w:r>
+      <w:r>
+        <w:rPr>
+          <w:rFonts w:cs="Times New Roman"/>
+        </w:rPr>
+        <w:br/>
+      </w:r>
+    </w:p>
+    <w:p>
+      <w:pPr>
+        <w:ind w:left="720"/>
+        <w:jc w:val="center"/>
+        <w:rPr>
+          <w:rFonts w:cs="Times New Roman"/>
+        </w:rPr>
+      </w:pPr>
+      <w:r>
+        <w:rPr>
+          <w:rFonts w:cs="Times New Roman"/>
+          <w:noProof/>
+        </w:rPr>
+        <w:drawing>
+          <wp:inline distT="0" distB="0" distL="0" distR="0" wp14:anchorId="789A1DE0" wp14:editId="2FADE44B">
+            <wp:extent cx="2171700" cy="3757041"/>
+            <wp:effectExtent l="0" t="0" r="0" b="0"/>
+            <wp:docPr id="685798462" name="Imagem 34"/>
+            <wp:cNvGraphicFramePr>
+              <a:graphicFrameLocks xmlns:a="http://schemas.openxmlformats.org/drawingml/2006/main" noChangeAspect="1"/>
+            </wp:cNvGraphicFramePr>
+            <a:graphic xmlns:a="http://schemas.openxmlformats.org/drawingml/2006/main">
+              <a:graphicData uri="http://schemas.openxmlformats.org/drawingml/2006/picture">
+                <pic:pic xmlns:pic="http://schemas.openxmlformats.org/drawingml/2006/picture">
+                  <pic:nvPicPr>
+                    <pic:cNvPr id="0" name="Picture 17"/>
+                    <pic:cNvPicPr>
+                      <a:picLocks noChangeAspect="1" noChangeArrowheads="1"/>
+                    </pic:cNvPicPr>
+                  </pic:nvPicPr>
+                  <pic:blipFill>
+                    <a:blip r:embed="rId36">
+                      <a:extLst>
+                        <a:ext uri="{28A0092B-C50C-407E-A947-70E740481C1C}">
+                          <a14:useLocalDpi xmlns:a14="http://schemas.microsoft.com/office/drawing/2010/main" val="0"/>
+                        </a:ext>
+                      </a:extLst>
+                    </a:blip>
+                    <a:srcRect/>
+                    <a:stretch>
+                      <a:fillRect/>
+                    </a:stretch>
+                  </pic:blipFill>
+                  <pic:spPr bwMode="auto">
+                    <a:xfrm>
+                      <a:off x="0" y="0"/>
+                      <a:ext cx="2174968" cy="3762695"/>
+                    </a:xfrm>
+                    <a:prstGeom prst="rect">
+                      <a:avLst/>
+                    </a:prstGeom>
+                    <a:noFill/>
+                  </pic:spPr>
+                </pic:pic>
+              </a:graphicData>
+            </a:graphic>
+          </wp:inline>
+        </w:drawing>
+      </w:r>
+    </w:p>
+    <w:p>
+      <w:pPr>
+        <w:rPr>
+          <w:rFonts w:cs="Times New Roman"/>
+          <w:b/>
+          <w:bCs/>
+        </w:rPr>
+      </w:pPr>
+    </w:p>
+    <w:p>
+      <w:pPr>
+        <w:ind w:left="720"/>
+        <w:rPr>
+          <w:rFonts w:cs="Times New Roman"/>
+          <w:b/>
+          <w:bCs/>
+          <w:sz w:val="28"/>
+          <w:szCs w:val="28"/>
+        </w:rPr>
+      </w:pPr>
+      <w:r>
+        <w:rPr>
+          <w:rFonts w:cs="Times New Roman"/>
+          <w:b/>
+          <w:bCs/>
+          <w:sz w:val="28"/>
+          <w:szCs w:val="28"/>
+        </w:rPr>
+        <w:lastRenderedPageBreak/>
+        <w:t>6.</w:t>
+      </w:r>
+      <w:r>
+        <w:rPr>
+          <w:rFonts w:cs="Times New Roman"/>
+          <w:b/>
+          <w:bCs/>
+          <w:sz w:val="28"/>
+          <w:szCs w:val="28"/>
+        </w:rPr>
+        <w:t>4</w:t>
+      </w:r>
+      <w:r>
+        <w:rPr>
+          <w:rFonts w:cs="Times New Roman"/>
+          <w:b/>
+          <w:bCs/>
+          <w:sz w:val="28"/>
+          <w:szCs w:val="28"/>
+        </w:rPr>
+        <w:t xml:space="preserve"> – Pedido de </w:t>
+      </w:r>
+      <w:r>
+        <w:rPr>
+          <w:rFonts w:cs="Times New Roman"/>
+          <w:b/>
+          <w:bCs/>
+          <w:sz w:val="28"/>
+          <w:szCs w:val="28"/>
+        </w:rPr>
+        <w:t>Saída</w:t>
+      </w:r>
+    </w:p>
+    <w:p>
+      <w:pPr>
+        <w:ind w:left="720"/>
+        <w:rPr>
+          <w:rFonts w:cs="Times New Roman"/>
+          <w:b/>
+          <w:bCs/>
+        </w:rPr>
+      </w:pPr>
+    </w:p>
+    <w:p>
+      <w:pPr>
+        <w:ind w:left="720"/>
+        <w:rPr>
+          <w:rFonts w:cs="Times New Roman"/>
+        </w:rPr>
+      </w:pPr>
+      <w:r>
+        <w:rPr>
+          <w:rFonts w:cs="Times New Roman"/>
+          <w:b/>
+          <w:bCs/>
+        </w:rPr>
+        <w:t xml:space="preserve">     Teste 1 –</w:t>
+      </w:r>
+      <w:r>
+        <w:rPr>
+          <w:rFonts w:cs="Times New Roman"/>
+        </w:rPr>
+        <w:t xml:space="preserve"> Produtos em estoque:</w:t>
+      </w:r>
+    </w:p>
+    <w:p>
+      <w:pPr>
+        <w:ind w:left="720"/>
+        <w:rPr>
+          <w:rFonts w:cs="Times New Roman"/>
+          <w:b/>
+          <w:bCs/>
+        </w:rPr>
+      </w:pPr>
+      <w:r>
+        <w:rPr>
+          <w:rFonts w:cs="Times New Roman"/>
+          <w:b/>
+          <w:bCs/>
+        </w:rPr>
+        <w:tab/>
+      </w:r>
+    </w:p>
+    <w:p>
+      <w:pPr>
+        <w:ind w:left="720"/>
+        <w:jc w:val="center"/>
+        <w:rPr>
+          <w:rFonts w:cs="Times New Roman"/>
+        </w:rPr>
+      </w:pPr>
+      <w:r>
+        <w:rPr>
+          <w:rFonts w:cs="Times New Roman"/>
+          <w:noProof/>
+        </w:rPr>
+        <w:drawing>
+          <wp:inline distT="0" distB="0" distL="0" distR="0" wp14:anchorId="2D28630B" wp14:editId="016C6B3A">
+            <wp:extent cx="2065020" cy="3689501"/>
+            <wp:effectExtent l="0" t="0" r="0" b="6350"/>
+            <wp:docPr id="1533869150" name="Imagem 23"/>
+            <wp:cNvGraphicFramePr>
+              <a:graphicFrameLocks xmlns:a="http://schemas.openxmlformats.org/drawingml/2006/main" noChangeAspect="1"/>
+            </wp:cNvGraphicFramePr>
+            <a:graphic xmlns:a="http://schemas.openxmlformats.org/drawingml/2006/main">
+              <a:graphicData uri="http://schemas.openxmlformats.org/drawingml/2006/picture">
+                <pic:pic xmlns:pic="http://schemas.openxmlformats.org/drawingml/2006/picture">
+                  <pic:nvPicPr>
+                    <pic:cNvPr id="0" name="Picture 12"/>
+                    <pic:cNvPicPr>
+                      <a:picLocks noChangeAspect="1" noChangeArrowheads="1"/>
+                    </pic:cNvPicPr>
+                  </pic:nvPicPr>
+                  <pic:blipFill>
+                    <a:blip r:embed="rId31">
+                      <a:extLst>
+                        <a:ext uri="{28A0092B-C50C-407E-A947-70E740481C1C}">
+                          <a14:useLocalDpi xmlns:a14="http://schemas.microsoft.com/office/drawing/2010/main" val="0"/>
+                        </a:ext>
+                      </a:extLst>
+                    </a:blip>
+                    <a:srcRect/>
+                    <a:stretch>
+                      <a:fillRect/>
+                    </a:stretch>
+                  </pic:blipFill>
+                  <pic:spPr bwMode="auto">
+                    <a:xfrm>
+                      <a:off x="0" y="0"/>
+                      <a:ext cx="2073851" cy="3705279"/>
+                    </a:xfrm>
+                    <a:prstGeom prst="rect">
+                      <a:avLst/>
+                    </a:prstGeom>
+                    <a:noFill/>
+                  </pic:spPr>
+                </pic:pic>
+              </a:graphicData>
+            </a:graphic>
+          </wp:inline>
+        </w:drawing>
+      </w:r>
+    </w:p>
+    <w:p>
+      <w:pPr>
+        <w:ind w:left="720"/>
+        <w:jc w:val="center"/>
+        <w:rPr>
+          <w:rFonts w:cs="Times New Roman"/>
+        </w:rPr>
+      </w:pPr>
+    </w:p>
+    <w:p>
+      <w:pPr>
+        <w:ind w:left="720"/>
+        <w:jc w:val="center"/>
+        <w:rPr>
+          <w:rFonts w:cs="Times New Roman"/>
+        </w:rPr>
+      </w:pPr>
+    </w:p>
+    <w:p>
+      <w:pPr>
+        <w:ind w:left="720"/>
+        <w:jc w:val="left"/>
+        <w:rPr>
+          <w:rFonts w:cs="Times New Roman"/>
+        </w:rPr>
+      </w:pPr>
+      <w:r>
+        <w:rPr>
+          <w:rFonts w:cs="Times New Roman"/>
+        </w:rPr>
+        <w:t xml:space="preserve">   </w:t>
+      </w:r>
+      <w:r>
+        <w:rPr>
+          <w:rFonts w:cs="Times New Roman"/>
+          <w:b/>
+          <w:bCs/>
+        </w:rPr>
+        <w:t>Teste 2</w:t>
+      </w:r>
+      <w:r>
+        <w:rPr>
+          <w:rFonts w:cs="Times New Roman"/>
+        </w:rPr>
+        <w:t xml:space="preserve"> – Selecionar produto:</w:t>
+      </w:r>
+    </w:p>
+    <w:p>
+      <w:pPr>
+        <w:ind w:left="720"/>
+        <w:jc w:val="center"/>
+        <w:rPr>
+          <w:rFonts w:cs="Times New Roman"/>
+          <w:b/>
+          <w:bCs/>
+        </w:rPr>
+      </w:pPr>
+    </w:p>
+    <w:p>
+      <w:pPr>
+        <w:ind w:left="720"/>
+        <w:jc w:val="center"/>
+        <w:rPr>
+          <w:rFonts w:cs="Times New Roman"/>
+        </w:rPr>
+      </w:pPr>
+      <w:r>
+        <w:rPr>
+          <w:rFonts w:cs="Times New Roman"/>
+          <w:noProof/>
+        </w:rPr>
+        <w:drawing>
+          <wp:inline distT="0" distB="0" distL="0" distR="0" wp14:anchorId="26112ED7" wp14:editId="0EC84739">
+            <wp:extent cx="2105527" cy="3733800"/>
+            <wp:effectExtent l="0" t="0" r="9525" b="0"/>
+            <wp:docPr id="826220613" name="Imagem 36"/>
+            <wp:cNvGraphicFramePr>
+              <a:graphicFrameLocks xmlns:a="http://schemas.openxmlformats.org/drawingml/2006/main" noChangeAspect="1"/>
+            </wp:cNvGraphicFramePr>
+            <a:graphic xmlns:a="http://schemas.openxmlformats.org/drawingml/2006/main">
+              <a:graphicData uri="http://schemas.openxmlformats.org/drawingml/2006/picture">
+                <pic:pic xmlns:pic="http://schemas.openxmlformats.org/drawingml/2006/picture">
+                  <pic:nvPicPr>
+                    <pic:cNvPr id="0" name="Picture 18"/>
+                    <pic:cNvPicPr>
+                      <a:picLocks noChangeAspect="1" noChangeArrowheads="1"/>
+                    </pic:cNvPicPr>
+                  </pic:nvPicPr>
+                  <pic:blipFill>
+                    <a:blip r:embed="rId37">
+                      <a:extLst>
+                        <a:ext uri="{28A0092B-C50C-407E-A947-70E740481C1C}">
+                          <a14:useLocalDpi xmlns:a14="http://schemas.microsoft.com/office/drawing/2010/main" val="0"/>
+                        </a:ext>
+                      </a:extLst>
+                    </a:blip>
+                    <a:srcRect/>
+                    <a:stretch>
+                      <a:fillRect/>
+                    </a:stretch>
+                  </pic:blipFill>
+                  <pic:spPr bwMode="auto">
+                    <a:xfrm>
+                      <a:off x="0" y="0"/>
+                      <a:ext cx="2114851" cy="3750335"/>
+                    </a:xfrm>
+                    <a:prstGeom prst="rect">
+                      <a:avLst/>
+                    </a:prstGeom>
+                    <a:noFill/>
+                  </pic:spPr>
+                </pic:pic>
+              </a:graphicData>
+            </a:graphic>
+          </wp:inline>
+        </w:drawing>
+      </w:r>
+    </w:p>
+    <w:p>
+      <w:pPr>
+        <w:ind w:left="720"/>
+        <w:jc w:val="left"/>
+        <w:rPr>
+          <w:rFonts w:cs="Times New Roman"/>
+        </w:rPr>
+      </w:pPr>
+      <w:r>
+        <w:rPr>
+          <w:rFonts w:cs="Times New Roman"/>
+          <w:b/>
+          <w:bCs/>
+        </w:rPr>
+        <w:lastRenderedPageBreak/>
+        <w:t>Teste 1</w:t>
+      </w:r>
+      <w:r>
+        <w:rPr>
+          <w:rFonts w:cs="Times New Roman"/>
+        </w:rPr>
+        <w:t xml:space="preserve"> – </w:t>
+      </w:r>
+      <w:r>
+        <w:rPr>
+          <w:rFonts w:cs="Times New Roman"/>
+        </w:rPr>
+        <w:t>Clientes</w:t>
+      </w:r>
+      <w:r>
+        <w:rPr>
+          <w:rFonts w:cs="Times New Roman"/>
+        </w:rPr>
+        <w:t xml:space="preserve"> no sistema:</w:t>
+      </w:r>
+    </w:p>
+    <w:p>
+      <w:pPr>
+        <w:ind w:left="720"/>
+        <w:jc w:val="center"/>
+        <w:rPr>
+          <w:rFonts w:cs="Times New Roman"/>
+          <w:b/>
+          <w:bCs/>
+        </w:rPr>
+      </w:pPr>
+    </w:p>
+    <w:p>
+      <w:pPr>
+        <w:ind w:left="720"/>
+        <w:jc w:val="center"/>
+        <w:rPr>
+          <w:rFonts w:cs="Times New Roman"/>
+        </w:rPr>
+      </w:pPr>
+      <w:r>
+        <w:rPr>
+          <w:rFonts w:cs="Times New Roman"/>
+          <w:noProof/>
+        </w:rPr>
+        <w:drawing>
+          <wp:inline distT="0" distB="0" distL="0" distR="0" wp14:anchorId="168525E2" wp14:editId="574F7256">
+            <wp:extent cx="5614733" cy="1066800"/>
+            <wp:effectExtent l="0" t="0" r="5080" b="0"/>
+            <wp:docPr id="840764073" name="Imagem 38"/>
+            <wp:cNvGraphicFramePr>
+              <a:graphicFrameLocks xmlns:a="http://schemas.openxmlformats.org/drawingml/2006/main" noChangeAspect="1"/>
+            </wp:cNvGraphicFramePr>
+            <a:graphic xmlns:a="http://schemas.openxmlformats.org/drawingml/2006/main">
+              <a:graphicData uri="http://schemas.openxmlformats.org/drawingml/2006/picture">
+                <pic:pic xmlns:pic="http://schemas.openxmlformats.org/drawingml/2006/picture">
+                  <pic:nvPicPr>
+                    <pic:cNvPr id="0" name="Picture 19"/>
+                    <pic:cNvPicPr>
+                      <a:picLocks noChangeAspect="1" noChangeArrowheads="1"/>
+                    </pic:cNvPicPr>
+                  </pic:nvPicPr>
+                  <pic:blipFill>
+                    <a:blip r:embed="rId38">
+                      <a:extLst>
+                        <a:ext uri="{28A0092B-C50C-407E-A947-70E740481C1C}">
+                          <a14:useLocalDpi xmlns:a14="http://schemas.microsoft.com/office/drawing/2010/main" val="0"/>
+                        </a:ext>
+                      </a:extLst>
+                    </a:blip>
+                    <a:srcRect/>
+                    <a:stretch>
+                      <a:fillRect/>
+                    </a:stretch>
+                  </pic:blipFill>
+                  <pic:spPr bwMode="auto">
+                    <a:xfrm>
+                      <a:off x="0" y="0"/>
+                      <a:ext cx="5783695" cy="1098903"/>
+                    </a:xfrm>
+                    <a:prstGeom prst="rect">
+                      <a:avLst/>
+                    </a:prstGeom>
+                    <a:noFill/>
+                  </pic:spPr>
+                </pic:pic>
+              </a:graphicData>
+            </a:graphic>
+          </wp:inline>
+        </w:drawing>
+      </w:r>
+    </w:p>
+    <w:p>
+      <w:pPr>
+        <w:ind w:left="720"/>
+        <w:jc w:val="center"/>
+        <w:rPr>
+          <w:rFonts w:cs="Times New Roman"/>
+        </w:rPr>
+      </w:pPr>
+    </w:p>
+    <w:p>
+      <w:pPr>
+        <w:ind w:left="720"/>
+        <w:jc w:val="left"/>
+        <w:rPr>
+          <w:rFonts w:cs="Times New Roman"/>
+        </w:rPr>
+      </w:pPr>
+      <w:r>
+        <w:rPr>
+          <w:rFonts w:cs="Times New Roman"/>
+          <w:b/>
+          <w:bCs/>
+        </w:rPr>
+        <w:t xml:space="preserve">Teste </w:t>
+      </w:r>
+      <w:r>
+        <w:rPr>
+          <w:rFonts w:cs="Times New Roman"/>
+          <w:b/>
+          <w:bCs/>
+        </w:rPr>
+        <w:t>2</w:t>
+      </w:r>
+      <w:r>
+        <w:rPr>
+          <w:rFonts w:cs="Times New Roman"/>
+        </w:rPr>
+        <w:t xml:space="preserve"> – Selecionar </w:t>
+      </w:r>
+      <w:r>
+        <w:rPr>
+          <w:rFonts w:cs="Times New Roman"/>
+        </w:rPr>
+        <w:t>cliente</w:t>
+      </w:r>
+      <w:r>
+        <w:rPr>
+          <w:rFonts w:cs="Times New Roman"/>
+        </w:rPr>
+        <w:t>:</w:t>
+      </w:r>
+    </w:p>
+    <w:p>
+      <w:pPr>
+        <w:ind w:left="720"/>
+        <w:jc w:val="left"/>
+        <w:rPr>
+          <w:rFonts w:cs="Times New Roman"/>
+        </w:rPr>
+      </w:pPr>
+    </w:p>
+    <w:p>
+      <w:pPr>
+        <w:ind w:left="720"/>
+        <w:jc w:val="center"/>
+        <w:rPr>
+          <w:rFonts w:cs="Times New Roman"/>
+        </w:rPr>
+      </w:pPr>
+      <w:r>
+        <w:rPr>
+          <w:rFonts w:cs="Times New Roman"/>
+          <w:noProof/>
+        </w:rPr>
+        <w:drawing>
+          <wp:inline distT="0" distB="0" distL="0" distR="0" wp14:anchorId="02D973A8" wp14:editId="6AF98967">
+            <wp:extent cx="2063808" cy="3680460"/>
+            <wp:effectExtent l="0" t="0" r="0" b="0"/>
+            <wp:docPr id="820865586" name="Imagem 40"/>
+            <wp:cNvGraphicFramePr>
+              <a:graphicFrameLocks xmlns:a="http://schemas.openxmlformats.org/drawingml/2006/main" noChangeAspect="1"/>
+            </wp:cNvGraphicFramePr>
+            <a:graphic xmlns:a="http://schemas.openxmlformats.org/drawingml/2006/main">
+              <a:graphicData uri="http://schemas.openxmlformats.org/drawingml/2006/picture">
+                <pic:pic xmlns:pic="http://schemas.openxmlformats.org/drawingml/2006/picture">
+                  <pic:nvPicPr>
+                    <pic:cNvPr id="0" name="Picture 20"/>
+                    <pic:cNvPicPr>
+                      <a:picLocks noChangeAspect="1" noChangeArrowheads="1"/>
+                    </pic:cNvPicPr>
+                  </pic:nvPicPr>
+                  <pic:blipFill>
+                    <a:blip r:embed="rId39">
+                      <a:extLst>
+                        <a:ext uri="{28A0092B-C50C-407E-A947-70E740481C1C}">
+                          <a14:useLocalDpi xmlns:a14="http://schemas.microsoft.com/office/drawing/2010/main" val="0"/>
+                        </a:ext>
+                      </a:extLst>
+                    </a:blip>
+                    <a:srcRect/>
+                    <a:stretch>
+                      <a:fillRect/>
+                    </a:stretch>
+                  </pic:blipFill>
+                  <pic:spPr bwMode="auto">
+                    <a:xfrm>
+                      <a:off x="0" y="0"/>
+                      <a:ext cx="2091716" cy="3730229"/>
+                    </a:xfrm>
+                    <a:prstGeom prst="rect">
+                      <a:avLst/>
+                    </a:prstGeom>
+                    <a:noFill/>
+                  </pic:spPr>
+                </pic:pic>
+              </a:graphicData>
+            </a:graphic>
+          </wp:inline>
+        </w:drawing>
+      </w:r>
+    </w:p>
+    <w:p>
+      <w:pPr>
+        <w:ind w:left="720"/>
+        <w:jc w:val="center"/>
+        <w:rPr>
+          <w:rFonts w:cs="Times New Roman"/>
+        </w:rPr>
+      </w:pPr>
+    </w:p>
+    <w:p>
+      <w:pPr>
+        <w:ind w:left="720"/>
+        <w:jc w:val="center"/>
+        <w:rPr>
+          <w:rFonts w:cs="Times New Roman"/>
+        </w:rPr>
+      </w:pPr>
+    </w:p>
+    <w:p>
+      <w:pPr>
+        <w:ind w:left="720"/>
+        <w:jc w:val="center"/>
+        <w:rPr>
+          <w:rFonts w:cs="Times New Roman"/>
+        </w:rPr>
+      </w:pPr>
+    </w:p>
+    <w:p>
+      <w:pPr>
+        <w:ind w:left="720"/>
+        <w:jc w:val="center"/>
+        <w:rPr>
+          <w:rFonts w:cs="Times New Roman"/>
+        </w:rPr>
+      </w:pPr>
+    </w:p>
+    <w:p>
+      <w:pPr>
+        <w:ind w:left="720"/>
+        <w:jc w:val="center"/>
+        <w:rPr>
+          <w:rFonts w:cs="Times New Roman"/>
+        </w:rPr>
+      </w:pPr>
+    </w:p>
+    <w:p>
+      <w:pPr>
+        <w:ind w:left="720"/>
+        <w:jc w:val="center"/>
+        <w:rPr>
+          <w:rFonts w:cs="Times New Roman"/>
+        </w:rPr>
+      </w:pPr>
+    </w:p>
+    <w:p>
+      <w:pPr>
+        <w:ind w:left="720"/>
+        <w:jc w:val="center"/>
+        <w:rPr>
+          <w:rFonts w:cs="Times New Roman"/>
+        </w:rPr>
+      </w:pPr>
+    </w:p>
+    <w:p>
+      <w:pPr>
+        <w:ind w:left="720"/>
+        <w:jc w:val="center"/>
+        <w:rPr>
+          <w:rFonts w:cs="Times New Roman"/>
+        </w:rPr>
+      </w:pPr>
+    </w:p>
+    <w:p>
+      <w:pPr>
+        <w:ind w:left="720"/>
+        <w:jc w:val="center"/>
+        <w:rPr>
+          <w:rFonts w:cs="Times New Roman"/>
+        </w:rPr>
+      </w:pPr>
+    </w:p>
+    <w:p>
+      <w:pPr>
+        <w:ind w:left="720"/>
+        <w:jc w:val="center"/>
+        <w:rPr>
+          <w:rFonts w:cs="Times New Roman"/>
+        </w:rPr>
+      </w:pPr>
+    </w:p>
+    <w:p>
+      <w:pPr>
+        <w:ind w:left="720"/>
+        <w:jc w:val="center"/>
+        <w:rPr>
+          <w:rFonts w:cs="Times New Roman"/>
+        </w:rPr>
+      </w:pPr>
+    </w:p>
+    <w:p>
+      <w:pPr>
+        <w:ind w:left="720"/>
+        <w:jc w:val="center"/>
+        <w:rPr>
+          <w:rFonts w:cs="Times New Roman"/>
+        </w:rPr>
+      </w:pPr>
+    </w:p>
+    <w:p>
+      <w:pPr>
+        <w:ind w:left="720"/>
+        <w:jc w:val="center"/>
+        <w:rPr>
+          <w:rFonts w:cs="Times New Roman"/>
+        </w:rPr>
+      </w:pPr>
+    </w:p>
+    <w:p>
+      <w:pPr>
+        <w:ind w:left="720"/>
+        <w:jc w:val="center"/>
+        <w:rPr>
+          <w:rFonts w:cs="Times New Roman"/>
+        </w:rPr>
+      </w:pPr>
+    </w:p>
+    <w:p>
+      <w:pPr>
+        <w:ind w:left="720"/>
+        <w:jc w:val="center"/>
+        <w:rPr>
+          <w:rFonts w:cs="Times New Roman"/>
+        </w:rPr>
+      </w:pPr>
+    </w:p>
+    <w:p>
+      <w:pPr>
+        <w:ind w:left="720"/>
+        <w:jc w:val="center"/>
+        <w:rPr>
+          <w:rFonts w:cs="Times New Roman"/>
+        </w:rPr>
+      </w:pPr>
+    </w:p>
+    <w:p>
+      <w:pPr>
+        <w:ind w:left="720"/>
+        <w:jc w:val="center"/>
+        <w:rPr>
+          <w:rFonts w:cs="Times New Roman"/>
+        </w:rPr>
+      </w:pPr>
+    </w:p>
+    <w:p>
+      <w:pPr>
+        <w:rPr>
+          <w:rFonts w:cs="Times New Roman"/>
+        </w:rPr>
+      </w:pPr>
+    </w:p>
+    <w:p>
+      <w:pPr>
+        <w:ind w:left="720"/>
+        <w:jc w:val="left"/>
+        <w:rPr>
+          <w:rFonts w:cs="Times New Roman"/>
+        </w:rPr>
+      </w:pPr>
+      <w:r>
+        <w:rPr>
+          <w:rFonts w:cs="Times New Roman"/>
+          <w:b/>
+          <w:bCs/>
+        </w:rPr>
+        <w:lastRenderedPageBreak/>
+        <w:t xml:space="preserve">Teste </w:t>
+      </w:r>
+      <w:r>
+        <w:rPr>
+          <w:rFonts w:cs="Times New Roman"/>
+          <w:b/>
+          <w:bCs/>
+        </w:rPr>
+        <w:t>1</w:t>
+      </w:r>
+      <w:r>
+        <w:rPr>
+          <w:rFonts w:cs="Times New Roman"/>
+        </w:rPr>
+        <w:t xml:space="preserve"> – Nova quantidade de produto:</w:t>
+      </w:r>
+    </w:p>
+    <w:p>
+      <w:pPr>
+        <w:ind w:left="720"/>
+        <w:jc w:val="center"/>
+        <w:rPr>
+          <w:rFonts w:cs="Times New Roman"/>
+          <w:b/>
+          <w:bCs/>
+        </w:rPr>
+      </w:pPr>
+    </w:p>
+    <w:p>
+      <w:pPr>
+        <w:ind w:left="720"/>
+        <w:jc w:val="center"/>
+        <w:rPr>
+          <w:rFonts w:cs="Times New Roman"/>
+          <w:b/>
+          <w:bCs/>
+        </w:rPr>
+      </w:pPr>
+    </w:p>
+    <w:p>
+      <w:pPr>
+        <w:ind w:left="720"/>
+        <w:jc w:val="center"/>
+        <w:rPr>
+          <w:rFonts w:cs="Times New Roman"/>
+        </w:rPr>
+      </w:pPr>
+      <w:r>
+        <w:rPr>
+          <w:rFonts w:cs="Times New Roman"/>
+          <w:noProof/>
+        </w:rPr>
+        <w:drawing>
+          <wp:inline distT="0" distB="0" distL="0" distR="0" wp14:anchorId="776E1909" wp14:editId="62D00FDB">
+            <wp:extent cx="2148840" cy="3781958"/>
+            <wp:effectExtent l="0" t="0" r="3810" b="9525"/>
+            <wp:docPr id="1776549424" name="Imagem 42"/>
+            <wp:cNvGraphicFramePr>
+              <a:graphicFrameLocks xmlns:a="http://schemas.openxmlformats.org/drawingml/2006/main" noChangeAspect="1"/>
+            </wp:cNvGraphicFramePr>
+            <a:graphic xmlns:a="http://schemas.openxmlformats.org/drawingml/2006/main">
+              <a:graphicData uri="http://schemas.openxmlformats.org/drawingml/2006/picture">
+                <pic:pic xmlns:pic="http://schemas.openxmlformats.org/drawingml/2006/picture">
+                  <pic:nvPicPr>
+                    <pic:cNvPr id="0" name="Picture 21"/>
+                    <pic:cNvPicPr>
+                      <a:picLocks noChangeAspect="1" noChangeArrowheads="1"/>
+                    </pic:cNvPicPr>
+                  </pic:nvPicPr>
+                  <pic:blipFill>
+                    <a:blip r:embed="rId40">
+                      <a:extLst>
+                        <a:ext uri="{28A0092B-C50C-407E-A947-70E740481C1C}">
+                          <a14:useLocalDpi xmlns:a14="http://schemas.microsoft.com/office/drawing/2010/main" val="0"/>
+                        </a:ext>
+                      </a:extLst>
+                    </a:blip>
+                    <a:srcRect/>
+                    <a:stretch>
+                      <a:fillRect/>
+                    </a:stretch>
+                  </pic:blipFill>
+                  <pic:spPr bwMode="auto">
+                    <a:xfrm>
+                      <a:off x="0" y="0"/>
+                      <a:ext cx="2151170" cy="3786059"/>
+                    </a:xfrm>
+                    <a:prstGeom prst="rect">
+                      <a:avLst/>
+                    </a:prstGeom>
+                    <a:noFill/>
+                  </pic:spPr>
+                </pic:pic>
+              </a:graphicData>
+            </a:graphic>
+          </wp:inline>
+        </w:drawing>
+      </w:r>
+    </w:p>
+    <w:p>
+      <w:pPr>
+        <w:ind w:left="720"/>
+        <w:rPr>
+          <w:rFonts w:cs="Times New Roman"/>
+        </w:rPr>
+      </w:pPr>
+    </w:p>
+    <w:p>
+      <w:pPr>
+        <w:ind w:left="720"/>
+        <w:rPr>
+          <w:rFonts w:cs="Times New Roman"/>
+          <w:b/>
+          <w:bCs/>
+        </w:rPr>
+      </w:pPr>
+    </w:p>
+    <w:p>
+      <w:pPr>
+        <w:ind w:left="720"/>
+        <w:jc w:val="left"/>
+        <w:rPr>
+          <w:rFonts w:cs="Times New Roman"/>
+        </w:rPr>
+      </w:pPr>
+      <w:r>
+        <w:rPr>
+          <w:rFonts w:cs="Times New Roman"/>
+          <w:b/>
+          <w:bCs/>
+        </w:rPr>
+        <w:t xml:space="preserve">Teste </w:t>
+      </w:r>
+      <w:r>
+        <w:rPr>
+          <w:rFonts w:cs="Times New Roman"/>
+          <w:b/>
+          <w:bCs/>
+        </w:rPr>
+        <w:t>1</w:t>
+      </w:r>
+      <w:r>
+        <w:rPr>
+          <w:rFonts w:cs="Times New Roman"/>
+        </w:rPr>
+        <w:t xml:space="preserve"> – Pedido de Saída realizado:</w:t>
+      </w:r>
+      <w:r>
+        <w:rPr>
+          <w:rFonts w:cs="Times New Roman"/>
+        </w:rPr>
+        <w:br/>
+      </w:r>
+    </w:p>
+    <w:p>
+      <w:pPr>
+        <w:ind w:left="720"/>
+        <w:jc w:val="center"/>
+        <w:rPr>
+          <w:rFonts w:cs="Times New Roman"/>
+        </w:rPr>
+      </w:pPr>
+      <w:r>
+        <w:rPr>
+          <w:rFonts w:cs="Times New Roman"/>
+          <w:noProof/>
+        </w:rPr>
+        <w:drawing>
+          <wp:inline distT="0" distB="0" distL="0" distR="0" wp14:anchorId="1F14FD25" wp14:editId="16E14335">
+            <wp:extent cx="2095500" cy="3695067"/>
+            <wp:effectExtent l="0" t="0" r="0" b="635"/>
+            <wp:docPr id="1788035238" name="Imagem 44"/>
+            <wp:cNvGraphicFramePr>
+              <a:graphicFrameLocks xmlns:a="http://schemas.openxmlformats.org/drawingml/2006/main" noChangeAspect="1"/>
+            </wp:cNvGraphicFramePr>
+            <a:graphic xmlns:a="http://schemas.openxmlformats.org/drawingml/2006/main">
+              <a:graphicData uri="http://schemas.openxmlformats.org/drawingml/2006/picture">
+                <pic:pic xmlns:pic="http://schemas.openxmlformats.org/drawingml/2006/picture">
+                  <pic:nvPicPr>
+                    <pic:cNvPr id="0" name="Picture 22"/>
+                    <pic:cNvPicPr>
+                      <a:picLocks noChangeAspect="1" noChangeArrowheads="1"/>
+                    </pic:cNvPicPr>
+                  </pic:nvPicPr>
+                  <pic:blipFill>
+                    <a:blip r:embed="rId41">
+                      <a:extLst>
+                        <a:ext uri="{28A0092B-C50C-407E-A947-70E740481C1C}">
+                          <a14:useLocalDpi xmlns:a14="http://schemas.microsoft.com/office/drawing/2010/main" val="0"/>
+                        </a:ext>
+                      </a:extLst>
+                    </a:blip>
+                    <a:srcRect/>
+                    <a:stretch>
+                      <a:fillRect/>
+                    </a:stretch>
+                  </pic:blipFill>
+                  <pic:spPr bwMode="auto">
+                    <a:xfrm>
+                      <a:off x="0" y="0"/>
+                      <a:ext cx="2101278" cy="3705255"/>
+                    </a:xfrm>
+                    <a:prstGeom prst="rect">
+                      <a:avLst/>
+                    </a:prstGeom>
+                    <a:noFill/>
+                  </pic:spPr>
+                </pic:pic>
+              </a:graphicData>
+            </a:graphic>
+          </wp:inline>
+        </w:drawing>
+      </w:r>
+    </w:p>
+    <w:p>
+      <w:pPr>
+        <w:ind w:left="720"/>
+        <w:rPr>
+          <w:rFonts w:cs="Times New Roman"/>
+          <w:b/>
+          <w:bCs/>
+          <w:sz w:val="28"/>
+          <w:szCs w:val="28"/>
+        </w:rPr>
+      </w:pPr>
+      <w:r>
+        <w:rPr>
+          <w:rFonts w:cs="Times New Roman"/>
+          <w:b/>
+          <w:bCs/>
+          <w:sz w:val="28"/>
+          <w:szCs w:val="28"/>
+        </w:rPr>
+        <w:lastRenderedPageBreak/>
+        <w:t>6.</w:t>
+      </w:r>
+      <w:r>
+        <w:rPr>
+          <w:rFonts w:cs="Times New Roman"/>
+          <w:b/>
+          <w:bCs/>
+          <w:sz w:val="28"/>
+          <w:szCs w:val="28"/>
+        </w:rPr>
+        <w:t>5</w:t>
+      </w:r>
+      <w:r>
+        <w:rPr>
+          <w:rFonts w:cs="Times New Roman"/>
+          <w:b/>
+          <w:bCs/>
+          <w:sz w:val="28"/>
+          <w:szCs w:val="28"/>
+        </w:rPr>
+        <w:t xml:space="preserve"> – </w:t>
+      </w:r>
+      <w:r>
+        <w:rPr>
+          <w:rFonts w:cs="Times New Roman"/>
+          <w:b/>
+          <w:bCs/>
+          <w:sz w:val="28"/>
+          <w:szCs w:val="28"/>
+        </w:rPr>
+        <w:t>Produto</w:t>
+      </w:r>
+    </w:p>
+    <w:p>
+      <w:pPr>
+        <w:ind w:left="720"/>
+        <w:rPr>
+          <w:rFonts w:cs="Times New Roman"/>
+          <w:b/>
+          <w:bCs/>
+        </w:rPr>
+      </w:pPr>
+    </w:p>
+    <w:p>
+      <w:pPr>
+        <w:ind w:left="720"/>
+        <w:rPr>
+          <w:rFonts w:cs="Times New Roman"/>
+        </w:rPr>
+      </w:pPr>
+      <w:r>
+        <w:rPr>
+          <w:rFonts w:cs="Times New Roman"/>
+          <w:b/>
+          <w:bCs/>
+        </w:rPr>
+        <w:t xml:space="preserve">     </w:t>
+      </w:r>
+      <w:r>
+        <w:rPr>
+          <w:rFonts w:cs="Times New Roman"/>
+        </w:rPr>
+        <w:t>A tela apenas lista o produto em cards.</w:t>
+      </w:r>
+    </w:p>
+    <w:p>
+      <w:pPr>
+        <w:ind w:left="720"/>
+        <w:rPr>
+          <w:rFonts w:cs="Times New Roman"/>
+        </w:rPr>
+      </w:pPr>
+    </w:p>
+    <w:p>
+      <w:pPr>
+        <w:ind w:left="720"/>
+        <w:rPr>
+          <w:rFonts w:cs="Times New Roman"/>
+        </w:rPr>
+      </w:pPr>
+      <w:r>
+        <w:rPr>
+          <w:rFonts w:cs="Times New Roman"/>
+        </w:rPr>
+        <w:t xml:space="preserve">     </w:t>
+      </w:r>
+      <w:r>
+        <w:rPr>
+          <w:rFonts w:cs="Times New Roman"/>
+          <w:b/>
+          <w:bCs/>
+        </w:rPr>
+        <w:t>Teste 1</w:t>
+      </w:r>
+      <w:r>
+        <w:rPr>
+          <w:rFonts w:cs="Times New Roman"/>
+          <w:b/>
+          <w:bCs/>
+        </w:rPr>
+        <w:t xml:space="preserve"> – </w:t>
+      </w:r>
+      <w:r>
+        <w:rPr>
+          <w:rFonts w:cs="Times New Roman"/>
+        </w:rPr>
+        <w:t>Produtos no banco de dados:</w:t>
+      </w:r>
+    </w:p>
+    <w:p>
+      <w:pPr>
+        <w:ind w:left="720"/>
+        <w:jc w:val="center"/>
+        <w:rPr>
+          <w:rFonts w:cs="Times New Roman"/>
+          <w:b/>
+          <w:bCs/>
+        </w:rPr>
+      </w:pPr>
+    </w:p>
+    <w:p>
+      <w:pPr>
+        <w:ind w:left="720"/>
+        <w:jc w:val="center"/>
+        <w:rPr>
+          <w:rFonts w:cs="Times New Roman"/>
+        </w:rPr>
+      </w:pPr>
+      <w:r>
+        <w:rPr>
+          <w:rFonts w:cs="Times New Roman"/>
+          <w:noProof/>
+        </w:rPr>
+        <w:drawing>
+          <wp:inline distT="0" distB="0" distL="0" distR="0" wp14:anchorId="28B58E58" wp14:editId="38DFFD13">
+            <wp:extent cx="4808220" cy="1466507"/>
+            <wp:effectExtent l="0" t="0" r="0" b="635"/>
+            <wp:docPr id="1187094273" name="Imagem 48"/>
+            <wp:cNvGraphicFramePr>
+              <a:graphicFrameLocks xmlns:a="http://schemas.openxmlformats.org/drawingml/2006/main" noChangeAspect="1"/>
+            </wp:cNvGraphicFramePr>
+            <a:graphic xmlns:a="http://schemas.openxmlformats.org/drawingml/2006/main">
+              <a:graphicData uri="http://schemas.openxmlformats.org/drawingml/2006/picture">
+                <pic:pic xmlns:pic="http://schemas.openxmlformats.org/drawingml/2006/picture">
+                  <pic:nvPicPr>
+                    <pic:cNvPr id="0" name="Picture 24"/>
+                    <pic:cNvPicPr>
+                      <a:picLocks noChangeAspect="1" noChangeArrowheads="1"/>
+                    </pic:cNvPicPr>
+                  </pic:nvPicPr>
+                  <pic:blipFill>
+                    <a:blip r:embed="rId42" cstate="print">
+                      <a:extLst>
+                        <a:ext uri="{28A0092B-C50C-407E-A947-70E740481C1C}">
+                          <a14:useLocalDpi xmlns:a14="http://schemas.microsoft.com/office/drawing/2010/main" val="0"/>
+                        </a:ext>
+                      </a:extLst>
+                    </a:blip>
+                    <a:srcRect/>
+                    <a:stretch>
+                      <a:fillRect/>
+                    </a:stretch>
+                  </pic:blipFill>
+                  <pic:spPr bwMode="auto">
+                    <a:xfrm>
+                      <a:off x="0" y="0"/>
+                      <a:ext cx="4837419" cy="1475413"/>
+                    </a:xfrm>
+                    <a:prstGeom prst="rect">
+                      <a:avLst/>
+                    </a:prstGeom>
+                    <a:noFill/>
+                  </pic:spPr>
+                </pic:pic>
+              </a:graphicData>
+            </a:graphic>
+          </wp:inline>
+        </w:drawing>
+      </w:r>
+    </w:p>
+    <w:p>
+      <w:pPr>
+        <w:ind w:left="720"/>
+        <w:jc w:val="center"/>
+        <w:rPr>
+          <w:rFonts w:cs="Times New Roman"/>
+          <w:b/>
+          <w:bCs/>
+        </w:rPr>
+      </w:pPr>
+    </w:p>
+    <w:p>
+      <w:pPr>
+        <w:ind w:left="720"/>
+        <w:jc w:val="center"/>
+        <w:rPr>
+          <w:rFonts w:cs="Times New Roman"/>
+        </w:rPr>
+      </w:pPr>
+      <w:r>
+        <w:rPr>
+          <w:rFonts w:cs="Times New Roman"/>
+          <w:noProof/>
+        </w:rPr>
+        <w:drawing>
+          <wp:inline distT="0" distB="0" distL="0" distR="0" wp14:anchorId="3DA9F192" wp14:editId="18D0EC16">
+            <wp:extent cx="2919563" cy="1499235"/>
+            <wp:effectExtent l="0" t="0" r="0" b="5715"/>
+            <wp:docPr id="1092726151" name="Imagem 46"/>
+            <wp:cNvGraphicFramePr>
+              <a:graphicFrameLocks xmlns:a="http://schemas.openxmlformats.org/drawingml/2006/main" noChangeAspect="1"/>
+            </wp:cNvGraphicFramePr>
+            <a:graphic xmlns:a="http://schemas.openxmlformats.org/drawingml/2006/main">
+              <a:graphicData uri="http://schemas.openxmlformats.org/drawingml/2006/picture">
+                <pic:pic xmlns:pic="http://schemas.openxmlformats.org/drawingml/2006/picture">
+                  <pic:nvPicPr>
+                    <pic:cNvPr id="0" name="Picture 23"/>
+                    <pic:cNvPicPr>
+                      <a:picLocks noChangeAspect="1" noChangeArrowheads="1"/>
+                    </pic:cNvPicPr>
+                  </pic:nvPicPr>
+                  <pic:blipFill>
+                    <a:blip r:embed="rId43">
+                      <a:extLst>
+                        <a:ext uri="{28A0092B-C50C-407E-A947-70E740481C1C}">
+                          <a14:useLocalDpi xmlns:a14="http://schemas.microsoft.com/office/drawing/2010/main" val="0"/>
+                        </a:ext>
+                      </a:extLst>
+                    </a:blip>
+                    <a:srcRect/>
+                    <a:stretch>
+                      <a:fillRect/>
+                    </a:stretch>
+                  </pic:blipFill>
+                  <pic:spPr bwMode="auto">
+                    <a:xfrm>
+                      <a:off x="0" y="0"/>
+                      <a:ext cx="2922474" cy="1500730"/>
+                    </a:xfrm>
+                    <a:prstGeom prst="rect">
+                      <a:avLst/>
+                    </a:prstGeom>
+                    <a:noFill/>
+                  </pic:spPr>
+                </pic:pic>
+              </a:graphicData>
+            </a:graphic>
+          </wp:inline>
+        </w:drawing>
+      </w:r>
+    </w:p>
+    <w:p>
+      <w:pPr>
+        <w:ind w:left="720"/>
+        <w:jc w:val="center"/>
+        <w:rPr>
+          <w:rFonts w:cs="Times New Roman"/>
+        </w:rPr>
+      </w:pPr>
+    </w:p>
+    <w:p>
+      <w:pPr>
+        <w:ind w:left="720"/>
+        <w:jc w:val="left"/>
+        <w:rPr>
+          <w:rFonts w:cs="Times New Roman"/>
+        </w:rPr>
+      </w:pPr>
+      <w:r>
+        <w:rPr>
+          <w:rFonts w:cs="Times New Roman"/>
+          <w:b/>
+          <w:bCs/>
+        </w:rPr>
+        <w:t xml:space="preserve">   </w:t>
+      </w:r>
+      <w:r>
+        <w:rPr>
+          <w:rFonts w:cs="Times New Roman"/>
+          <w:b/>
+          <w:bCs/>
+        </w:rPr>
+        <w:t xml:space="preserve">Teste </w:t>
+      </w:r>
+      <w:r>
+        <w:rPr>
+          <w:rFonts w:cs="Times New Roman"/>
+          <w:b/>
+          <w:bCs/>
+        </w:rPr>
+        <w:t>2</w:t>
+      </w:r>
+      <w:r>
+        <w:rPr>
+          <w:rFonts w:cs="Times New Roman"/>
+          <w:b/>
+          <w:bCs/>
+        </w:rPr>
+        <w:t xml:space="preserve"> – </w:t>
+      </w:r>
+      <w:r>
+        <w:rPr>
+          <w:rFonts w:cs="Times New Roman"/>
+        </w:rPr>
+        <w:t>Listagem de produtos na tela mobile</w:t>
+      </w:r>
+      <w:r>
+        <w:rPr>
+          <w:rFonts w:cs="Times New Roman"/>
+        </w:rPr>
+        <w:t>:</w:t>
+      </w:r>
+    </w:p>
+    <w:p>
+      <w:pPr>
+        <w:ind w:left="720"/>
+        <w:jc w:val="left"/>
+        <w:rPr>
+          <w:rFonts w:cs="Times New Roman"/>
+        </w:rPr>
+      </w:pPr>
+    </w:p>
+    <w:p>
+      <w:pPr>
+        <w:ind w:left="720"/>
+        <w:jc w:val="center"/>
+        <w:rPr>
+          <w:rFonts w:cs="Times New Roman"/>
+        </w:rPr>
+      </w:pPr>
+      <w:r>
+        <w:rPr>
+          <w:rFonts w:cs="Times New Roman"/>
+          <w:noProof/>
+        </w:rPr>
+        <w:drawing>
+          <wp:inline distT="0" distB="0" distL="0" distR="0" wp14:anchorId="0786B1D3" wp14:editId="10EA9A3C">
+            <wp:extent cx="2781300" cy="4021156"/>
+            <wp:effectExtent l="0" t="0" r="0" b="0"/>
+            <wp:docPr id="359863488" name="Imagem 50"/>
+            <wp:cNvGraphicFramePr>
+              <a:graphicFrameLocks xmlns:a="http://schemas.openxmlformats.org/drawingml/2006/main" noChangeAspect="1"/>
+            </wp:cNvGraphicFramePr>
+            <a:graphic xmlns:a="http://schemas.openxmlformats.org/drawingml/2006/main">
+              <a:graphicData uri="http://schemas.openxmlformats.org/drawingml/2006/picture">
+                <pic:pic xmlns:pic="http://schemas.openxmlformats.org/drawingml/2006/picture">
+                  <pic:nvPicPr>
+                    <pic:cNvPr id="0" name="Picture 25"/>
+                    <pic:cNvPicPr>
+                      <a:picLocks noChangeAspect="1" noChangeArrowheads="1"/>
+                    </pic:cNvPicPr>
+                  </pic:nvPicPr>
+                  <pic:blipFill>
+                    <a:blip r:embed="rId44">
+                      <a:extLst>
+                        <a:ext uri="{28A0092B-C50C-407E-A947-70E740481C1C}">
+                          <a14:useLocalDpi xmlns:a14="http://schemas.microsoft.com/office/drawing/2010/main" val="0"/>
+                        </a:ext>
+                      </a:extLst>
+                    </a:blip>
+                    <a:srcRect/>
+                    <a:stretch>
+                      <a:fillRect/>
+                    </a:stretch>
+                  </pic:blipFill>
+                  <pic:spPr bwMode="auto">
+                    <a:xfrm>
+                      <a:off x="0" y="0"/>
+                      <a:ext cx="2787053" cy="4029474"/>
+                    </a:xfrm>
+                    <a:prstGeom prst="rect">
+                      <a:avLst/>
+                    </a:prstGeom>
+                    <a:noFill/>
+                  </pic:spPr>
+                </pic:pic>
+              </a:graphicData>
+            </a:graphic>
+          </wp:inline>
+        </w:drawing>
+      </w:r>
+    </w:p>
+    <w:p>
+      <w:pPr>
+        <w:ind w:left="720"/>
+        <w:jc w:val="left"/>
+        <w:rPr>
+          <w:rFonts w:cs="Times New Roman"/>
+        </w:rPr>
+      </w:pPr>
+      <w:r>
+        <w:rPr>
+          <w:rFonts w:cs="Times New Roman"/>
+        </w:rPr>
+        <w:lastRenderedPageBreak/>
+        <w:t xml:space="preserve">   </w:t>
+      </w:r>
+      <w:r>
+        <w:rPr>
+          <w:rFonts w:cs="Times New Roman"/>
+          <w:b/>
+          <w:bCs/>
+        </w:rPr>
+        <w:t xml:space="preserve">Teste </w:t>
+      </w:r>
+      <w:r>
+        <w:rPr>
+          <w:rFonts w:cs="Times New Roman"/>
+          <w:b/>
+          <w:bCs/>
+        </w:rPr>
+        <w:t xml:space="preserve">1 – </w:t>
+      </w:r>
+      <w:r>
+        <w:rPr>
+          <w:rFonts w:cs="Times New Roman"/>
+        </w:rPr>
+        <w:t>Pesquisar produtos por nome:</w:t>
+      </w:r>
+    </w:p>
+    <w:p>
+      <w:pPr>
+        <w:ind w:left="720"/>
+        <w:jc w:val="center"/>
+        <w:rPr>
+          <w:rFonts w:cs="Times New Roman"/>
+          <w:b/>
+          <w:bCs/>
+        </w:rPr>
+      </w:pPr>
+    </w:p>
+    <w:p>
+      <w:pPr>
+        <w:ind w:left="720"/>
+        <w:jc w:val="center"/>
+        <w:rPr>
+          <w:rFonts w:cs="Times New Roman"/>
+        </w:rPr>
+      </w:pPr>
+      <w:r>
+        <w:rPr>
+          <w:rFonts w:cs="Times New Roman"/>
+          <w:noProof/>
+        </w:rPr>
+        <w:drawing>
+          <wp:inline distT="0" distB="0" distL="0" distR="0" wp14:anchorId="75495CC6" wp14:editId="49033B89">
+            <wp:extent cx="3307080" cy="3135112"/>
+            <wp:effectExtent l="0" t="0" r="7620" b="8255"/>
+            <wp:docPr id="1646411044" name="Imagem 52"/>
+            <wp:cNvGraphicFramePr>
+              <a:graphicFrameLocks xmlns:a="http://schemas.openxmlformats.org/drawingml/2006/main" noChangeAspect="1"/>
+            </wp:cNvGraphicFramePr>
+            <a:graphic xmlns:a="http://schemas.openxmlformats.org/drawingml/2006/main">
+              <a:graphicData uri="http://schemas.openxmlformats.org/drawingml/2006/picture">
+                <pic:pic xmlns:pic="http://schemas.openxmlformats.org/drawingml/2006/picture">
+                  <pic:nvPicPr>
+                    <pic:cNvPr id="0" name="Picture 26"/>
+                    <pic:cNvPicPr>
+                      <a:picLocks noChangeAspect="1" noChangeArrowheads="1"/>
+                    </pic:cNvPicPr>
+                  </pic:nvPicPr>
+                  <pic:blipFill>
+                    <a:blip r:embed="rId45">
+                      <a:extLst>
+                        <a:ext uri="{28A0092B-C50C-407E-A947-70E740481C1C}">
+                          <a14:useLocalDpi xmlns:a14="http://schemas.microsoft.com/office/drawing/2010/main" val="0"/>
+                        </a:ext>
+                      </a:extLst>
+                    </a:blip>
+                    <a:srcRect/>
+                    <a:stretch>
+                      <a:fillRect/>
+                    </a:stretch>
+                  </pic:blipFill>
+                  <pic:spPr bwMode="auto">
+                    <a:xfrm>
+                      <a:off x="0" y="0"/>
+                      <a:ext cx="3316135" cy="3143696"/>
+                    </a:xfrm>
+                    <a:prstGeom prst="rect">
+                      <a:avLst/>
+                    </a:prstGeom>
+                    <a:noFill/>
+                  </pic:spPr>
+                </pic:pic>
+              </a:graphicData>
+            </a:graphic>
+          </wp:inline>
+        </w:drawing>
+      </w:r>
+    </w:p>
+    <w:p>
+      <w:pPr>
+        <w:ind w:left="720"/>
+        <w:jc w:val="center"/>
+        <w:rPr>
+          <w:rFonts w:cs="Times New Roman"/>
+        </w:rPr>
+      </w:pPr>
+    </w:p>
+    <w:p>
+      <w:pPr>
+        <w:ind w:left="720"/>
+        <w:jc w:val="center"/>
+        <w:rPr>
+          <w:rFonts w:cs="Times New Roman"/>
+        </w:rPr>
+      </w:pPr>
+      <w:r>
+        <w:rPr>
+          <w:rFonts w:cs="Times New Roman"/>
+          <w:noProof/>
+        </w:rPr>
+        <w:drawing>
+          <wp:inline distT="0" distB="0" distL="0" distR="0" wp14:anchorId="5E6FD3D8" wp14:editId="032200AB">
+            <wp:extent cx="3299460" cy="3245591"/>
+            <wp:effectExtent l="0" t="0" r="0" b="0"/>
+            <wp:docPr id="1905157675" name="Imagem 54"/>
+            <wp:cNvGraphicFramePr>
+              <a:graphicFrameLocks xmlns:a="http://schemas.openxmlformats.org/drawingml/2006/main" noChangeAspect="1"/>
+            </wp:cNvGraphicFramePr>
+            <a:graphic xmlns:a="http://schemas.openxmlformats.org/drawingml/2006/main">
+              <a:graphicData uri="http://schemas.openxmlformats.org/drawingml/2006/picture">
+                <pic:pic xmlns:pic="http://schemas.openxmlformats.org/drawingml/2006/picture">
+                  <pic:nvPicPr>
+                    <pic:cNvPr id="0" name="Picture 27"/>
+                    <pic:cNvPicPr>
+                      <a:picLocks noChangeAspect="1" noChangeArrowheads="1"/>
+                    </pic:cNvPicPr>
+                  </pic:nvPicPr>
+                  <pic:blipFill>
+                    <a:blip r:embed="rId46">
+                      <a:extLst>
+                        <a:ext uri="{28A0092B-C50C-407E-A947-70E740481C1C}">
+                          <a14:useLocalDpi xmlns:a14="http://schemas.microsoft.com/office/drawing/2010/main" val="0"/>
+                        </a:ext>
+                      </a:extLst>
+                    </a:blip>
+                    <a:srcRect/>
+                    <a:stretch>
+                      <a:fillRect/>
+                    </a:stretch>
+                  </pic:blipFill>
+                  <pic:spPr bwMode="auto">
+                    <a:xfrm>
+                      <a:off x="0" y="0"/>
+                      <a:ext cx="3307823" cy="3253817"/>
+                    </a:xfrm>
+                    <a:prstGeom prst="rect">
+                      <a:avLst/>
+                    </a:prstGeom>
+                    <a:noFill/>
+                  </pic:spPr>
+                </pic:pic>
+              </a:graphicData>
+            </a:graphic>
+          </wp:inline>
+        </w:drawing>
+      </w:r>
+    </w:p>
+    <w:p>
+      <w:pPr>
+        <w:ind w:left="720"/>
+        <w:jc w:val="center"/>
+        <w:rPr>
+          <w:rFonts w:cs="Times New Roman"/>
+        </w:rPr>
+      </w:pPr>
+    </w:p>
+    <w:p>
+      <w:pPr>
+        <w:ind w:left="720"/>
+        <w:jc w:val="center"/>
+        <w:rPr>
+          <w:rFonts w:cs="Times New Roman"/>
+          <w:sz w:val="28"/>
+          <w:szCs w:val="28"/>
+        </w:rPr>
+      </w:pPr>
+    </w:p>
+    <w:p>
+      <w:pPr>
+        <w:ind w:left="720"/>
+        <w:rPr>
+          <w:rFonts w:cs="Times New Roman"/>
+          <w:b/>
+          <w:bCs/>
+          <w:sz w:val="28"/>
+          <w:szCs w:val="28"/>
+        </w:rPr>
+      </w:pPr>
+      <w:r>
+        <w:rPr>
+          <w:rFonts w:cs="Times New Roman"/>
+          <w:b/>
+          <w:bCs/>
+          <w:sz w:val="28"/>
+          <w:szCs w:val="28"/>
+        </w:rPr>
+        <w:t>6.</w:t>
+      </w:r>
+      <w:r>
+        <w:rPr>
+          <w:rFonts w:cs="Times New Roman"/>
+          <w:b/>
+          <w:bCs/>
+          <w:sz w:val="28"/>
+          <w:szCs w:val="28"/>
+        </w:rPr>
+        <w:t>6</w:t>
+      </w:r>
+      <w:r>
+        <w:rPr>
+          <w:rFonts w:cs="Times New Roman"/>
+          <w:b/>
+          <w:bCs/>
+          <w:sz w:val="28"/>
+          <w:szCs w:val="28"/>
+        </w:rPr>
+        <w:t xml:space="preserve"> – </w:t>
+      </w:r>
+      <w:r>
+        <w:rPr>
+          <w:rFonts w:cs="Times New Roman"/>
+          <w:b/>
+          <w:bCs/>
+          <w:sz w:val="28"/>
+          <w:szCs w:val="28"/>
+        </w:rPr>
+        <w:t>Histórico</w:t>
+      </w:r>
+    </w:p>
+    <w:p>
+      <w:pPr>
+        <w:ind w:left="720"/>
+        <w:jc w:val="left"/>
+        <w:rPr>
+          <w:rFonts w:cs="Times New Roman"/>
+        </w:rPr>
+      </w:pPr>
+      <w:r>
+        <w:rPr>
+          <w:rFonts w:cs="Times New Roman"/>
+        </w:rPr>
+        <w:t xml:space="preserve"> </w:t>
+      </w:r>
+    </w:p>
+    <w:p>
+      <w:pPr>
+        <w:jc w:val="left"/>
+        <w:rPr>
+          <w:rFonts w:cs="Times New Roman"/>
+        </w:rPr>
+      </w:pPr>
+      <w:r>
+        <w:rPr>
+          <w:rFonts w:cs="Times New Roman"/>
+        </w:rPr>
+        <w:tab/>
+        <w:t>A tela lista as atividades e conta a quantidade de entradas e saídas.</w:t>
+      </w:r>
+    </w:p>
+    <w:p>
+      <w:pPr>
+        <w:jc w:val="left"/>
+        <w:rPr>
+          <w:rFonts w:cs="Times New Roman"/>
+        </w:rPr>
+      </w:pPr>
+      <w:r>
+        <w:rPr>
+          <w:rFonts w:cs="Times New Roman"/>
+        </w:rPr>
+        <w:tab/>
+      </w:r>
+    </w:p>
+    <w:p>
+      <w:pPr>
+        <w:jc w:val="left"/>
+        <w:rPr>
+          <w:rFonts w:cs="Times New Roman"/>
+        </w:rPr>
+      </w:pPr>
+      <w:r>
+        <w:rPr>
+          <w:rFonts w:cs="Times New Roman"/>
+        </w:rPr>
+        <w:tab/>
+        <w:t xml:space="preserve">   </w:t>
+      </w:r>
+      <w:r>
+        <w:rPr>
+          <w:rFonts w:cs="Times New Roman"/>
+          <w:b/>
+          <w:bCs/>
+        </w:rPr>
+        <w:t xml:space="preserve">Teste 1 </w:t>
+      </w:r>
+      <w:r>
+        <w:rPr>
+          <w:rFonts w:cs="Times New Roman"/>
+        </w:rPr>
+        <w:t>– Listagem de movimentações:</w:t>
+      </w:r>
+    </w:p>
+    <w:p>
+      <w:pPr>
+        <w:jc w:val="center"/>
+        <w:rPr>
+          <w:rFonts w:cs="Times New Roman"/>
+        </w:rPr>
+      </w:pPr>
+    </w:p>
+    <w:p>
+      <w:pPr>
+        <w:jc w:val="center"/>
+        <w:rPr>
+          <w:rFonts w:cs="Times New Roman"/>
+        </w:rPr>
+      </w:pPr>
+      <w:r>
+        <w:rPr>
+          <w:rFonts w:cs="Times New Roman"/>
+          <w:noProof/>
+        </w:rPr>
+        <w:lastRenderedPageBreak/>
+        <w:drawing>
+          <wp:inline distT="0" distB="0" distL="0" distR="0" wp14:anchorId="6CBA5657" wp14:editId="3B39B6A4">
+            <wp:extent cx="2042160" cy="3628238"/>
+            <wp:effectExtent l="0" t="0" r="0" b="0"/>
+            <wp:docPr id="399585185" name="Imagem 56"/>
+            <wp:cNvGraphicFramePr>
+              <a:graphicFrameLocks xmlns:a="http://schemas.openxmlformats.org/drawingml/2006/main" noChangeAspect="1"/>
+            </wp:cNvGraphicFramePr>
+            <a:graphic xmlns:a="http://schemas.openxmlformats.org/drawingml/2006/main">
+              <a:graphicData uri="http://schemas.openxmlformats.org/drawingml/2006/picture">
+                <pic:pic xmlns:pic="http://schemas.openxmlformats.org/drawingml/2006/picture">
+                  <pic:nvPicPr>
+                    <pic:cNvPr id="0" name="Picture 28"/>
+                    <pic:cNvPicPr>
+                      <a:picLocks noChangeAspect="1" noChangeArrowheads="1"/>
+                    </pic:cNvPicPr>
+                  </pic:nvPicPr>
+                  <pic:blipFill>
+                    <a:blip r:embed="rId47">
+                      <a:extLst>
+                        <a:ext uri="{28A0092B-C50C-407E-A947-70E740481C1C}">
+                          <a14:useLocalDpi xmlns:a14="http://schemas.microsoft.com/office/drawing/2010/main" val="0"/>
+                        </a:ext>
+                      </a:extLst>
+                    </a:blip>
+                    <a:srcRect/>
+                    <a:stretch>
+                      <a:fillRect/>
+                    </a:stretch>
+                  </pic:blipFill>
+                  <pic:spPr bwMode="auto">
+                    <a:xfrm>
+                      <a:off x="0" y="0"/>
+                      <a:ext cx="2048835" cy="3640097"/>
+                    </a:xfrm>
+                    <a:prstGeom prst="rect">
+                      <a:avLst/>
+                    </a:prstGeom>
+                    <a:noFill/>
+                  </pic:spPr>
+                </pic:pic>
+              </a:graphicData>
+            </a:graphic>
+          </wp:inline>
+        </w:drawing>
+      </w:r>
+    </w:p>
+    <w:p>
+      <w:pPr>
+        <w:jc w:val="center"/>
+        <w:rPr>
+          <w:rFonts w:cs="Times New Roman"/>
+        </w:rPr>
+      </w:pPr>
+    </w:p>
+    <w:p>
+      <w:pPr>
+        <w:jc w:val="center"/>
+        <w:rPr>
+          <w:rFonts w:cs="Times New Roman"/>
+        </w:rPr>
+      </w:pPr>
+    </w:p>
+    <w:p>
+      <w:pPr>
+        <w:jc w:val="center"/>
+        <w:rPr>
+          <w:rFonts w:cs="Times New Roman"/>
+        </w:rPr>
+      </w:pPr>
+    </w:p>
+    <w:p>
+      <w:pPr>
+        <w:jc w:val="left"/>
+        <w:rPr>
+          <w:rFonts w:cs="Times New Roman"/>
+        </w:rPr>
+      </w:pPr>
+      <w:r>
+        <w:rPr>
+          <w:rFonts w:cs="Times New Roman"/>
+        </w:rPr>
+        <w:t xml:space="preserve">   </w:t>
+      </w:r>
+      <w:r>
+        <w:rPr>
+          <w:rFonts w:cs="Times New Roman"/>
+        </w:rPr>
+        <w:tab/>
+      </w:r>
+      <w:r>
+        <w:rPr>
+          <w:rFonts w:cs="Times New Roman"/>
+          <w:b/>
+          <w:bCs/>
+        </w:rPr>
+        <w:t>Teste 2</w:t>
+      </w:r>
+      <w:r>
+        <w:rPr>
+          <w:rFonts w:cs="Times New Roman"/>
+          <w:b/>
+          <w:bCs/>
+        </w:rPr>
+        <w:t xml:space="preserve"> – </w:t>
+      </w:r>
+      <w:r>
+        <w:rPr>
+          <w:rFonts w:cs="Times New Roman"/>
+        </w:rPr>
+        <w:t>Pesquisar movimentações:</w:t>
+      </w:r>
+    </w:p>
+    <w:p>
+      <w:pPr>
+        <w:jc w:val="center"/>
+        <w:rPr>
+          <w:rFonts w:cs="Times New Roman"/>
+        </w:rPr>
+      </w:pPr>
+    </w:p>
+    <w:p>
+      <w:pPr>
+        <w:jc w:val="center"/>
+      </w:pPr>
+      <w:r>
+        <w:rPr>
+          <w:rFonts w:cs="Times New Roman"/>
+          <w:noProof/>
+        </w:rPr>
+        <w:drawing>
+          <wp:inline distT="0" distB="0" distL="0" distR="0" wp14:anchorId="47AEA965" wp14:editId="727991BA">
+            <wp:extent cx="2026920" cy="3587650"/>
+            <wp:effectExtent l="0" t="0" r="0" b="0"/>
+            <wp:docPr id="510987517" name="Imagem 58"/>
+            <wp:cNvGraphicFramePr>
+              <a:graphicFrameLocks xmlns:a="http://schemas.openxmlformats.org/drawingml/2006/main" noChangeAspect="1"/>
+            </wp:cNvGraphicFramePr>
+            <a:graphic xmlns:a="http://schemas.openxmlformats.org/drawingml/2006/main">
+              <a:graphicData uri="http://schemas.openxmlformats.org/drawingml/2006/picture">
+                <pic:pic xmlns:pic="http://schemas.openxmlformats.org/drawingml/2006/picture">
+                  <pic:nvPicPr>
+                    <pic:cNvPr id="0" name="Picture 29"/>
+                    <pic:cNvPicPr>
+                      <a:picLocks noChangeAspect="1" noChangeArrowheads="1"/>
+                    </pic:cNvPicPr>
+                  </pic:nvPicPr>
+                  <pic:blipFill>
+                    <a:blip r:embed="rId48">
+                      <a:extLst>
+                        <a:ext uri="{28A0092B-C50C-407E-A947-70E740481C1C}">
+                          <a14:useLocalDpi xmlns:a14="http://schemas.microsoft.com/office/drawing/2010/main" val="0"/>
+                        </a:ext>
+                      </a:extLst>
+                    </a:blip>
+                    <a:srcRect/>
+                    <a:stretch>
+                      <a:fillRect/>
+                    </a:stretch>
+                  </pic:blipFill>
+                  <pic:spPr bwMode="auto">
+                    <a:xfrm>
+                      <a:off x="0" y="0"/>
+                      <a:ext cx="2036570" cy="3604731"/>
+                    </a:xfrm>
+                    <a:prstGeom prst="rect">
+                      <a:avLst/>
+                    </a:prstGeom>
+                    <a:noFill/>
+                  </pic:spPr>
+                </pic:pic>
+              </a:graphicData>
+            </a:graphic>
+          </wp:inline>
+        </w:drawing>
+      </w:r>
     </w:p>
     <w:sectPr>
       <w:pgSz w:w="11906" w:h="16838"/>
@@ -1407,13 +7173,13 @@
     </w:lvl>
   </w:abstractNum>
   <w:abstractNum w:abstractNumId="2" w15:restartNumberingAfterBreak="0">
-    <w:nsid w:val="27D1380A"/>
+    <w:nsid w:val="24AB685A"/>
     <w:multiLevelType w:val="hybridMultilevel"/>
-    <w:tmpl w:val="CD8C267E"/>
-    <w:lvl w:ilvl="0" w:tplc="0416000F">
-      <w:start w:val="1"/>
+    <w:tmpl w:val="50B0F6C0"/>
+    <w:lvl w:ilvl="0" w:tplc="EC96C19E">
+      <w:start w:val="6"/>
       <w:numFmt w:val="decimal"/>
-      <w:lvlText w:val="%1."/>
+      <w:lvlText w:val="%1"/>
       <w:lvlJc w:val="left"/>
       <w:pPr>
         <w:ind w:left="720" w:hanging="360"/>
@@ -1496,9 +7262,9 @@
     </w:lvl>
   </w:abstractNum>
   <w:abstractNum w:abstractNumId="3" w15:restartNumberingAfterBreak="0">
-    <w:nsid w:val="3D117C50"/>
+    <w:nsid w:val="27D1380A"/>
     <w:multiLevelType w:val="hybridMultilevel"/>
-    <w:tmpl w:val="C8F60A00"/>
+    <w:tmpl w:val="CD8C267E"/>
     <w:lvl w:ilvl="0" w:tplc="0416000F">
       <w:start w:val="1"/>
       <w:numFmt w:val="decimal"/>
@@ -1584,17 +7350,509 @@
       </w:pPr>
     </w:lvl>
   </w:abstractNum>
+  <w:abstractNum w:abstractNumId="4" w15:restartNumberingAfterBreak="0">
+    <w:nsid w:val="3D117C50"/>
+    <w:multiLevelType w:val="hybridMultilevel"/>
+    <w:tmpl w:val="C8F60A00"/>
+    <w:lvl w:ilvl="0" w:tplc="0416000F">
+      <w:start w:val="1"/>
+      <w:numFmt w:val="decimal"/>
+      <w:lvlText w:val="%1."/>
+      <w:lvlJc w:val="left"/>
+      <w:pPr>
+        <w:ind w:left="720" w:hanging="360"/>
+      </w:pPr>
+      <w:rPr>
+        <w:rFonts w:hint="default"/>
+      </w:rPr>
+    </w:lvl>
+    <w:lvl w:ilvl="1" w:tplc="04160019" w:tentative="1">
+      <w:start w:val="1"/>
+      <w:numFmt w:val="lowerLetter"/>
+      <w:lvlText w:val="%2."/>
+      <w:lvlJc w:val="left"/>
+      <w:pPr>
+        <w:ind w:left="1440" w:hanging="360"/>
+      </w:pPr>
+    </w:lvl>
+    <w:lvl w:ilvl="2" w:tplc="0416001B" w:tentative="1">
+      <w:start w:val="1"/>
+      <w:numFmt w:val="lowerRoman"/>
+      <w:lvlText w:val="%3."/>
+      <w:lvlJc w:val="right"/>
+      <w:pPr>
+        <w:ind w:left="2160" w:hanging="180"/>
+      </w:pPr>
+    </w:lvl>
+    <w:lvl w:ilvl="3" w:tplc="0416000F" w:tentative="1">
+      <w:start w:val="1"/>
+      <w:numFmt w:val="decimal"/>
+      <w:lvlText w:val="%4."/>
+      <w:lvlJc w:val="left"/>
+      <w:pPr>
+        <w:ind w:left="2880" w:hanging="360"/>
+      </w:pPr>
+    </w:lvl>
+    <w:lvl w:ilvl="4" w:tplc="04160019" w:tentative="1">
+      <w:start w:val="1"/>
+      <w:numFmt w:val="lowerLetter"/>
+      <w:lvlText w:val="%5."/>
+      <w:lvlJc w:val="left"/>
+      <w:pPr>
+        <w:ind w:left="3600" w:hanging="360"/>
+      </w:pPr>
+    </w:lvl>
+    <w:lvl w:ilvl="5" w:tplc="0416001B" w:tentative="1">
+      <w:start w:val="1"/>
+      <w:numFmt w:val="lowerRoman"/>
+      <w:lvlText w:val="%6."/>
+      <w:lvlJc w:val="right"/>
+      <w:pPr>
+        <w:ind w:left="4320" w:hanging="180"/>
+      </w:pPr>
+    </w:lvl>
+    <w:lvl w:ilvl="6" w:tplc="0416000F" w:tentative="1">
+      <w:start w:val="1"/>
+      <w:numFmt w:val="decimal"/>
+      <w:lvlText w:val="%7."/>
+      <w:lvlJc w:val="left"/>
+      <w:pPr>
+        <w:ind w:left="5040" w:hanging="360"/>
+      </w:pPr>
+    </w:lvl>
+    <w:lvl w:ilvl="7" w:tplc="04160019" w:tentative="1">
+      <w:start w:val="1"/>
+      <w:numFmt w:val="lowerLetter"/>
+      <w:lvlText w:val="%8."/>
+      <w:lvlJc w:val="left"/>
+      <w:pPr>
+        <w:ind w:left="5760" w:hanging="360"/>
+      </w:pPr>
+    </w:lvl>
+    <w:lvl w:ilvl="8" w:tplc="0416001B" w:tentative="1">
+      <w:start w:val="1"/>
+      <w:numFmt w:val="lowerRoman"/>
+      <w:lvlText w:val="%9."/>
+      <w:lvlJc w:val="right"/>
+      <w:pPr>
+        <w:ind w:left="6480" w:hanging="180"/>
+      </w:pPr>
+    </w:lvl>
+  </w:abstractNum>
+  <w:abstractNum w:abstractNumId="5" w15:restartNumberingAfterBreak="0">
+    <w:nsid w:val="418546BE"/>
+    <w:multiLevelType w:val="hybridMultilevel"/>
+    <w:tmpl w:val="8050ECA8"/>
+    <w:lvl w:ilvl="0" w:tplc="0416000F">
+      <w:start w:val="5"/>
+      <w:numFmt w:val="decimal"/>
+      <w:lvlText w:val="%1."/>
+      <w:lvlJc w:val="left"/>
+      <w:pPr>
+        <w:ind w:left="720" w:hanging="360"/>
+      </w:pPr>
+      <w:rPr>
+        <w:rFonts w:hint="default"/>
+      </w:rPr>
+    </w:lvl>
+    <w:lvl w:ilvl="1" w:tplc="04160019" w:tentative="1">
+      <w:start w:val="1"/>
+      <w:numFmt w:val="lowerLetter"/>
+      <w:lvlText w:val="%2."/>
+      <w:lvlJc w:val="left"/>
+      <w:pPr>
+        <w:ind w:left="1440" w:hanging="360"/>
+      </w:pPr>
+    </w:lvl>
+    <w:lvl w:ilvl="2" w:tplc="0416001B" w:tentative="1">
+      <w:start w:val="1"/>
+      <w:numFmt w:val="lowerRoman"/>
+      <w:lvlText w:val="%3."/>
+      <w:lvlJc w:val="right"/>
+      <w:pPr>
+        <w:ind w:left="2160" w:hanging="180"/>
+      </w:pPr>
+    </w:lvl>
+    <w:lvl w:ilvl="3" w:tplc="0416000F" w:tentative="1">
+      <w:start w:val="1"/>
+      <w:numFmt w:val="decimal"/>
+      <w:lvlText w:val="%4."/>
+      <w:lvlJc w:val="left"/>
+      <w:pPr>
+        <w:ind w:left="2880" w:hanging="360"/>
+      </w:pPr>
+    </w:lvl>
+    <w:lvl w:ilvl="4" w:tplc="04160019" w:tentative="1">
+      <w:start w:val="1"/>
+      <w:numFmt w:val="lowerLetter"/>
+      <w:lvlText w:val="%5."/>
+      <w:lvlJc w:val="left"/>
+      <w:pPr>
+        <w:ind w:left="3600" w:hanging="360"/>
+      </w:pPr>
+    </w:lvl>
+    <w:lvl w:ilvl="5" w:tplc="0416001B" w:tentative="1">
+      <w:start w:val="1"/>
+      <w:numFmt w:val="lowerRoman"/>
+      <w:lvlText w:val="%6."/>
+      <w:lvlJc w:val="right"/>
+      <w:pPr>
+        <w:ind w:left="4320" w:hanging="180"/>
+      </w:pPr>
+    </w:lvl>
+    <w:lvl w:ilvl="6" w:tplc="0416000F" w:tentative="1">
+      <w:start w:val="1"/>
+      <w:numFmt w:val="decimal"/>
+      <w:lvlText w:val="%7."/>
+      <w:lvlJc w:val="left"/>
+      <w:pPr>
+        <w:ind w:left="5040" w:hanging="360"/>
+      </w:pPr>
+    </w:lvl>
+    <w:lvl w:ilvl="7" w:tplc="04160019" w:tentative="1">
+      <w:start w:val="1"/>
+      <w:numFmt w:val="lowerLetter"/>
+      <w:lvlText w:val="%8."/>
+      <w:lvlJc w:val="left"/>
+      <w:pPr>
+        <w:ind w:left="5760" w:hanging="360"/>
+      </w:pPr>
+    </w:lvl>
+    <w:lvl w:ilvl="8" w:tplc="0416001B" w:tentative="1">
+      <w:start w:val="1"/>
+      <w:numFmt w:val="lowerRoman"/>
+      <w:lvlText w:val="%9."/>
+      <w:lvlJc w:val="right"/>
+      <w:pPr>
+        <w:ind w:left="6480" w:hanging="180"/>
+      </w:pPr>
+    </w:lvl>
+  </w:abstractNum>
+  <w:abstractNum w:abstractNumId="6" w15:restartNumberingAfterBreak="0">
+    <w:nsid w:val="51991BC7"/>
+    <w:multiLevelType w:val="hybridMultilevel"/>
+    <w:tmpl w:val="07B4F5E6"/>
+    <w:lvl w:ilvl="0" w:tplc="513CFD4C">
+      <w:start w:val="6"/>
+      <w:numFmt w:val="decimal"/>
+      <w:lvlText w:val="%1"/>
+      <w:lvlJc w:val="left"/>
+      <w:pPr>
+        <w:ind w:left="720" w:hanging="360"/>
+      </w:pPr>
+      <w:rPr>
+        <w:rFonts w:hint="default"/>
+      </w:rPr>
+    </w:lvl>
+    <w:lvl w:ilvl="1" w:tplc="04160019" w:tentative="1">
+      <w:start w:val="1"/>
+      <w:numFmt w:val="lowerLetter"/>
+      <w:lvlText w:val="%2."/>
+      <w:lvlJc w:val="left"/>
+      <w:pPr>
+        <w:ind w:left="1440" w:hanging="360"/>
+      </w:pPr>
+    </w:lvl>
+    <w:lvl w:ilvl="2" w:tplc="0416001B" w:tentative="1">
+      <w:start w:val="1"/>
+      <w:numFmt w:val="lowerRoman"/>
+      <w:lvlText w:val="%3."/>
+      <w:lvlJc w:val="right"/>
+      <w:pPr>
+        <w:ind w:left="2160" w:hanging="180"/>
+      </w:pPr>
+    </w:lvl>
+    <w:lvl w:ilvl="3" w:tplc="0416000F" w:tentative="1">
+      <w:start w:val="1"/>
+      <w:numFmt w:val="decimal"/>
+      <w:lvlText w:val="%4."/>
+      <w:lvlJc w:val="left"/>
+      <w:pPr>
+        <w:ind w:left="2880" w:hanging="360"/>
+      </w:pPr>
+    </w:lvl>
+    <w:lvl w:ilvl="4" w:tplc="04160019" w:tentative="1">
+      <w:start w:val="1"/>
+      <w:numFmt w:val="lowerLetter"/>
+      <w:lvlText w:val="%5."/>
+      <w:lvlJc w:val="left"/>
+      <w:pPr>
+        <w:ind w:left="3600" w:hanging="360"/>
+      </w:pPr>
+    </w:lvl>
+    <w:lvl w:ilvl="5" w:tplc="0416001B" w:tentative="1">
+      <w:start w:val="1"/>
+      <w:numFmt w:val="lowerRoman"/>
+      <w:lvlText w:val="%6."/>
+      <w:lvlJc w:val="right"/>
+      <w:pPr>
+        <w:ind w:left="4320" w:hanging="180"/>
+      </w:pPr>
+    </w:lvl>
+    <w:lvl w:ilvl="6" w:tplc="0416000F" w:tentative="1">
+      <w:start w:val="1"/>
+      <w:numFmt w:val="decimal"/>
+      <w:lvlText w:val="%7."/>
+      <w:lvlJc w:val="left"/>
+      <w:pPr>
+        <w:ind w:left="5040" w:hanging="360"/>
+      </w:pPr>
+    </w:lvl>
+    <w:lvl w:ilvl="7" w:tplc="04160019" w:tentative="1">
+      <w:start w:val="1"/>
+      <w:numFmt w:val="lowerLetter"/>
+      <w:lvlText w:val="%8."/>
+      <w:lvlJc w:val="left"/>
+      <w:pPr>
+        <w:ind w:left="5760" w:hanging="360"/>
+      </w:pPr>
+    </w:lvl>
+    <w:lvl w:ilvl="8" w:tplc="0416001B" w:tentative="1">
+      <w:start w:val="1"/>
+      <w:numFmt w:val="lowerRoman"/>
+      <w:lvlText w:val="%9."/>
+      <w:lvlJc w:val="right"/>
+      <w:pPr>
+        <w:ind w:left="6480" w:hanging="180"/>
+      </w:pPr>
+    </w:lvl>
+  </w:abstractNum>
+  <w:abstractNum w:abstractNumId="7" w15:restartNumberingAfterBreak="0">
+    <w:nsid w:val="555C701A"/>
+    <w:multiLevelType w:val="multilevel"/>
+    <w:tmpl w:val="3C6E9A5E"/>
+    <w:lvl w:ilvl="0">
+      <w:start w:val="6"/>
+      <w:numFmt w:val="decimal"/>
+      <w:lvlText w:val="%1."/>
+      <w:lvlJc w:val="left"/>
+      <w:pPr>
+        <w:ind w:left="720" w:hanging="360"/>
+      </w:pPr>
+      <w:rPr>
+        <w:rFonts w:hint="default"/>
+      </w:rPr>
+    </w:lvl>
+    <w:lvl w:ilvl="1">
+      <w:start w:val="1"/>
+      <w:numFmt w:val="decimal"/>
+      <w:isLgl/>
+      <w:lvlText w:val="%1.%2"/>
+      <w:lvlJc w:val="left"/>
+      <w:pPr>
+        <w:ind w:left="1080" w:hanging="360"/>
+      </w:pPr>
+      <w:rPr>
+        <w:rFonts w:hint="default"/>
+      </w:rPr>
+    </w:lvl>
+    <w:lvl w:ilvl="2">
+      <w:start w:val="1"/>
+      <w:numFmt w:val="decimal"/>
+      <w:isLgl/>
+      <w:lvlText w:val="%1.%2.%3"/>
+      <w:lvlJc w:val="left"/>
+      <w:pPr>
+        <w:ind w:left="1800" w:hanging="720"/>
+      </w:pPr>
+      <w:rPr>
+        <w:rFonts w:hint="default"/>
+      </w:rPr>
+    </w:lvl>
+    <w:lvl w:ilvl="3">
+      <w:start w:val="1"/>
+      <w:numFmt w:val="decimal"/>
+      <w:isLgl/>
+      <w:lvlText w:val="%1.%2.%3.%4"/>
+      <w:lvlJc w:val="left"/>
+      <w:pPr>
+        <w:ind w:left="2160" w:hanging="720"/>
+      </w:pPr>
+      <w:rPr>
+        <w:rFonts w:hint="default"/>
+      </w:rPr>
+    </w:lvl>
+    <w:lvl w:ilvl="4">
+      <w:start w:val="1"/>
+      <w:numFmt w:val="decimal"/>
+      <w:isLgl/>
+      <w:lvlText w:val="%1.%2.%3.%4.%5"/>
+      <w:lvlJc w:val="left"/>
+      <w:pPr>
+        <w:ind w:left="2880" w:hanging="1080"/>
+      </w:pPr>
+      <w:rPr>
+        <w:rFonts w:hint="default"/>
+      </w:rPr>
+    </w:lvl>
+    <w:lvl w:ilvl="5">
+      <w:start w:val="1"/>
+      <w:numFmt w:val="decimal"/>
+      <w:isLgl/>
+      <w:lvlText w:val="%1.%2.%3.%4.%5.%6"/>
+      <w:lvlJc w:val="left"/>
+      <w:pPr>
+        <w:ind w:left="3240" w:hanging="1080"/>
+      </w:pPr>
+      <w:rPr>
+        <w:rFonts w:hint="default"/>
+      </w:rPr>
+    </w:lvl>
+    <w:lvl w:ilvl="6">
+      <w:start w:val="1"/>
+      <w:numFmt w:val="decimal"/>
+      <w:isLgl/>
+      <w:lvlText w:val="%1.%2.%3.%4.%5.%6.%7"/>
+      <w:lvlJc w:val="left"/>
+      <w:pPr>
+        <w:ind w:left="3960" w:hanging="1440"/>
+      </w:pPr>
+      <w:rPr>
+        <w:rFonts w:hint="default"/>
+      </w:rPr>
+    </w:lvl>
+    <w:lvl w:ilvl="7">
+      <w:start w:val="1"/>
+      <w:numFmt w:val="decimal"/>
+      <w:isLgl/>
+      <w:lvlText w:val="%1.%2.%3.%4.%5.%6.%7.%8"/>
+      <w:lvlJc w:val="left"/>
+      <w:pPr>
+        <w:ind w:left="4320" w:hanging="1440"/>
+      </w:pPr>
+      <w:rPr>
+        <w:rFonts w:hint="default"/>
+      </w:rPr>
+    </w:lvl>
+    <w:lvl w:ilvl="8">
+      <w:start w:val="1"/>
+      <w:numFmt w:val="decimal"/>
+      <w:isLgl/>
+      <w:lvlText w:val="%1.%2.%3.%4.%5.%6.%7.%8.%9"/>
+      <w:lvlJc w:val="left"/>
+      <w:pPr>
+        <w:ind w:left="5040" w:hanging="1800"/>
+      </w:pPr>
+      <w:rPr>
+        <w:rFonts w:hint="default"/>
+      </w:rPr>
+    </w:lvl>
+  </w:abstractNum>
+  <w:abstractNum w:abstractNumId="8" w15:restartNumberingAfterBreak="0">
+    <w:nsid w:val="63394D63"/>
+    <w:multiLevelType w:val="hybridMultilevel"/>
+    <w:tmpl w:val="7A326E78"/>
+    <w:lvl w:ilvl="0" w:tplc="0416000F">
+      <w:start w:val="6"/>
+      <w:numFmt w:val="decimal"/>
+      <w:lvlText w:val="%1."/>
+      <w:lvlJc w:val="left"/>
+      <w:pPr>
+        <w:ind w:left="720" w:hanging="360"/>
+      </w:pPr>
+      <w:rPr>
+        <w:rFonts w:hint="default"/>
+      </w:rPr>
+    </w:lvl>
+    <w:lvl w:ilvl="1" w:tplc="04160019" w:tentative="1">
+      <w:start w:val="1"/>
+      <w:numFmt w:val="lowerLetter"/>
+      <w:lvlText w:val="%2."/>
+      <w:lvlJc w:val="left"/>
+      <w:pPr>
+        <w:ind w:left="1440" w:hanging="360"/>
+      </w:pPr>
+    </w:lvl>
+    <w:lvl w:ilvl="2" w:tplc="0416001B" w:tentative="1">
+      <w:start w:val="1"/>
+      <w:numFmt w:val="lowerRoman"/>
+      <w:lvlText w:val="%3."/>
+      <w:lvlJc w:val="right"/>
+      <w:pPr>
+        <w:ind w:left="2160" w:hanging="180"/>
+      </w:pPr>
+    </w:lvl>
+    <w:lvl w:ilvl="3" w:tplc="0416000F" w:tentative="1">
+      <w:start w:val="1"/>
+      <w:numFmt w:val="decimal"/>
+      <w:lvlText w:val="%4."/>
+      <w:lvlJc w:val="left"/>
+      <w:pPr>
+        <w:ind w:left="2880" w:hanging="360"/>
+      </w:pPr>
+    </w:lvl>
+    <w:lvl w:ilvl="4" w:tplc="04160019" w:tentative="1">
+      <w:start w:val="1"/>
+      <w:numFmt w:val="lowerLetter"/>
+      <w:lvlText w:val="%5."/>
+      <w:lvlJc w:val="left"/>
+      <w:pPr>
+        <w:ind w:left="3600" w:hanging="360"/>
+      </w:pPr>
+    </w:lvl>
+    <w:lvl w:ilvl="5" w:tplc="0416001B" w:tentative="1">
+      <w:start w:val="1"/>
+      <w:numFmt w:val="lowerRoman"/>
+      <w:lvlText w:val="%6."/>
+      <w:lvlJc w:val="right"/>
+      <w:pPr>
+        <w:ind w:left="4320" w:hanging="180"/>
+      </w:pPr>
+    </w:lvl>
+    <w:lvl w:ilvl="6" w:tplc="0416000F" w:tentative="1">
+      <w:start w:val="1"/>
+      <w:numFmt w:val="decimal"/>
+      <w:lvlText w:val="%7."/>
+      <w:lvlJc w:val="left"/>
+      <w:pPr>
+        <w:ind w:left="5040" w:hanging="360"/>
+      </w:pPr>
+    </w:lvl>
+    <w:lvl w:ilvl="7" w:tplc="04160019" w:tentative="1">
+      <w:start w:val="1"/>
+      <w:numFmt w:val="lowerLetter"/>
+      <w:lvlText w:val="%8."/>
+      <w:lvlJc w:val="left"/>
+      <w:pPr>
+        <w:ind w:left="5760" w:hanging="360"/>
+      </w:pPr>
+    </w:lvl>
+    <w:lvl w:ilvl="8" w:tplc="0416001B" w:tentative="1">
+      <w:start w:val="1"/>
+      <w:numFmt w:val="lowerRoman"/>
+      <w:lvlText w:val="%9."/>
+      <w:lvlJc w:val="right"/>
+      <w:pPr>
+        <w:ind w:left="6480" w:hanging="180"/>
+      </w:pPr>
+    </w:lvl>
+  </w:abstractNum>
   <w:num w:numId="1" w16cid:durableId="471480663">
     <w:abstractNumId w:val="0"/>
   </w:num>
   <w:num w:numId="2" w16cid:durableId="1991250593">
-    <w:abstractNumId w:val="3"/>
+    <w:abstractNumId w:val="4"/>
   </w:num>
   <w:num w:numId="3" w16cid:durableId="1452280542">
     <w:abstractNumId w:val="1"/>
   </w:num>
   <w:num w:numId="4" w16cid:durableId="1303150049">
+    <w:abstractNumId w:val="3"/>
+  </w:num>
+  <w:num w:numId="5" w16cid:durableId="20664540">
+    <w:abstractNumId w:val="5"/>
+  </w:num>
+  <w:num w:numId="6" w16cid:durableId="348066519">
     <w:abstractNumId w:val="2"/>
+  </w:num>
+  <w:num w:numId="7" w16cid:durableId="1591503613">
+    <w:abstractNumId w:val="6"/>
+  </w:num>
+  <w:num w:numId="8" w16cid:durableId="935282296">
+    <w:abstractNumId w:val="8"/>
+  </w:num>
+  <w:num w:numId="9" w16cid:durableId="1431969756">
+    <w:abstractNumId w:val="7"/>
   </w:num>
 </w:numbering>
 </file>
@@ -1999,7 +8257,7 @@
   <w:style w:type="paragraph" w:default="1" w:styleId="Normal">
     <w:name w:val="Normal"/>
     <w:qFormat/>
-    <w:rsid w:val="00181F88"/>
+    <w:rsid w:val="00BB58A0"/>
     <w:pPr>
       <w:widowControl w:val="0"/>
       <w:autoSpaceDE w:val="0"/>
